--- a/rappport1.docx
+++ b/rappport1.docx
@@ -11,7 +11,7 @@
           <w:noProof/>
         </w:rPr>
         <w:drawing>
-          <wp:anchor distT="0" distB="0" distL="114300" distR="114300" simplePos="0" relativeHeight="251659264" behindDoc="0" locked="0" layoutInCell="1" allowOverlap="1">
+          <wp:anchor distT="0" distB="0" distL="114300" distR="114300" simplePos="0" relativeHeight="251659776" behindDoc="0" locked="0" layoutInCell="1" allowOverlap="1">
             <wp:simplePos x="0" y="0"/>
             <wp:positionH relativeFrom="column">
               <wp:posOffset>-406400</wp:posOffset>
@@ -77,7 +77,7 @@
         <mc:AlternateContent>
           <mc:Choice Requires="wpg">
             <w:drawing>
-              <wp:anchor distT="0" distB="0" distL="114300" distR="114300" simplePos="0" relativeHeight="251658240" behindDoc="0" locked="0" layoutInCell="1" allowOverlap="1">
+              <wp:anchor distT="0" distB="0" distL="114300" distR="114300" simplePos="0" relativeHeight="251655680" behindDoc="0" locked="0" layoutInCell="1" allowOverlap="1">
                 <wp:simplePos x="0" y="0"/>
                 <wp:positionH relativeFrom="page">
                   <wp:align>right</wp:align>
@@ -193,7 +193,7 @@
         <mc:AlternateContent>
           <mc:Choice Requires="wps">
             <w:drawing>
-              <wp:anchor distT="0" distB="0" distL="114300" distR="114300" simplePos="0" relativeHeight="251658240" behindDoc="0" locked="0" layoutInCell="1" allowOverlap="1">
+              <wp:anchor distT="0" distB="0" distL="114300" distR="114300" simplePos="0" relativeHeight="251656704" behindDoc="0" locked="0" layoutInCell="1" allowOverlap="1">
                 <wp:simplePos x="0" y="0"/>
                 <wp:positionH relativeFrom="margin">
                   <wp:posOffset>-165100</wp:posOffset>
@@ -259,39 +259,8 @@
                                 <w:sz w:val="40"/>
                                 <w:szCs w:val="20"/>
                               </w:rPr>
-                              <w:t xml:space="preserve">Modélisation et gestion d’une base </w:t>
+                              <w:t>Modélisation et gestion d’une base MongoDB pour LearnHub</w:t>
                             </w:r>
-                            <w:proofErr w:type="spellStart"/>
-                            <w:r>
-                              <w:rPr>
-                                <w:rFonts w:ascii="Calibri" w:eastAsia="Calibri" w:hAnsi="Calibri" w:cs="Calibri"/>
-                                <w:b/>
-                                <w:sz w:val="40"/>
-                                <w:szCs w:val="20"/>
-                              </w:rPr>
-                              <w:t>MongoDB</w:t>
-                            </w:r>
-                            <w:proofErr w:type="spellEnd"/>
-                            <w:r>
-                              <w:rPr>
-                                <w:rFonts w:ascii="Calibri" w:eastAsia="Calibri" w:hAnsi="Calibri" w:cs="Calibri"/>
-                                <w:b/>
-                                <w:sz w:val="40"/>
-                                <w:szCs w:val="20"/>
-                              </w:rPr>
-                              <w:t xml:space="preserve"> pour </w:t>
-                            </w:r>
-                            <w:proofErr w:type="spellStart"/>
-                            <w:r>
-                              <w:rPr>
-                                <w:rFonts w:ascii="Calibri" w:eastAsia="Calibri" w:hAnsi="Calibri" w:cs="Calibri"/>
-                                <w:b/>
-                                <w:sz w:val="40"/>
-                                <w:szCs w:val="20"/>
-                              </w:rPr>
-                              <w:t>LearnHub</w:t>
-                            </w:r>
-                            <w:proofErr w:type="spellEnd"/>
                           </w:p>
                           <w:p>
                             <w:pPr>
@@ -327,7 +296,7 @@
                 <v:stroke joinstyle="miter"/>
                 <v:path gradientshapeok="t" o:connecttype="rect"/>
               </v:shapetype>
-              <v:shape id="Zone de texte 26" o:spid="_x0000_s1026" type="#_x0000_t202" style="position:absolute;margin-left:-13pt;margin-top:17.55pt;width:526.7pt;height:51.05pt;z-index:251658240;visibility:visible;mso-wrap-style:square;mso-width-percent:0;mso-height-percent:0;mso-wrap-distance-left:9pt;mso-wrap-distance-top:0;mso-wrap-distance-right:9pt;mso-wrap-distance-bottom:0;mso-position-horizontal:absolute;mso-position-horizontal-relative:margin;mso-position-vertical:absolute;mso-position-vertical-relative:text;mso-width-percent:0;mso-height-percent:0;mso-width-relative:margin;mso-height-relative:margin;v-text-anchor:top" o:gfxdata="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" fillcolor="white [3201]" strokecolor="white [3212]" strokeweight=".5pt">
+              <v:shape id="Zone de texte 26" o:spid="_x0000_s1026" type="#_x0000_t202" style="position:absolute;margin-left:-13pt;margin-top:17.55pt;width:526.7pt;height:51.05pt;z-index:251656704;visibility:visible;mso-wrap-style:square;mso-width-percent:0;mso-height-percent:0;mso-wrap-distance-left:9pt;mso-wrap-distance-top:0;mso-wrap-distance-right:9pt;mso-wrap-distance-bottom:0;mso-position-horizontal:absolute;mso-position-horizontal-relative:margin;mso-position-vertical:absolute;mso-position-vertical-relative:text;mso-width-percent:0;mso-height-percent:0;mso-width-relative:margin;mso-height-relative:margin;v-text-anchor:top" o:gfxdata="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" fillcolor="white [3201]" strokecolor="white [3212]" strokeweight=".5pt">
                 <v:textbox>
                   <w:txbxContent>
                     <w:p>
@@ -414,7 +383,6 @@
           <w:szCs w:val="24"/>
         </w:rPr>
       </w:pPr>
-      <w:proofErr w:type="gramStart"/>
       <w:r>
         <w:rPr>
           <w:rFonts w:ascii="Calibri" w:eastAsia="Calibri" w:hAnsi="Calibri" w:cs="Calibri"/>
@@ -422,17 +390,7 @@
           <w:sz w:val="40"/>
           <w:szCs w:val="24"/>
         </w:rPr>
-        <w:t>sujet</w:t>
-      </w:r>
-      <w:proofErr w:type="gramEnd"/>
-      <w:r>
-        <w:rPr>
-          <w:rFonts w:ascii="Calibri" w:eastAsia="Calibri" w:hAnsi="Calibri" w:cs="Calibri"/>
-          <w:b/>
-          <w:sz w:val="40"/>
-          <w:szCs w:val="24"/>
-        </w:rPr>
-        <w:t xml:space="preserve"> </w:t>
+        <w:t xml:space="preserve">sujet </w:t>
       </w:r>
       <w:r>
         <w:rPr>
@@ -455,7 +413,25 @@
           <w:color w:val="21211A"/>
           <w:sz w:val="42"/>
         </w:rPr>
-        <w:t xml:space="preserve">                  Réalise par : </w:t>
+        <w:t xml:space="preserve">                  </w:t>
+      </w:r>
+      <w:r>
+        <w:rPr>
+          <w:rFonts w:ascii="Calibri" w:eastAsia="Calibri" w:hAnsi="Calibri" w:cs="Calibri"/>
+          <w:b/>
+          <w:color w:val="21211A"/>
+          <w:sz w:val="42"/>
+        </w:rPr>
+        <w:t>Réalisé</w:t>
+      </w:r>
+      <w:r>
+        <w:rPr>
+          <w:rFonts w:ascii="Calibri" w:eastAsia="Calibri" w:hAnsi="Calibri" w:cs="Calibri"/>
+          <w:b/>
+          <w:color w:val="21211A"/>
+          <w:sz w:val="42"/>
+        </w:rPr>
+        <w:t xml:space="preserve"> par : </w:t>
       </w:r>
       <w:r>
         <w:rPr>
@@ -485,76 +461,38 @@
           <w:color w:val="21211A"/>
           <w:sz w:val="42"/>
         </w:rPr>
-        <w:t xml:space="preserve"> B3 </w:t>
-      </w:r>
-      <w:proofErr w:type="spellStart"/>
-      <w:proofErr w:type="gramStart"/>
+        <w:t xml:space="preserve"> B3 cybersécurité , 2025-2026</w:t>
+      </w:r>
+    </w:p>
+    <w:p>
+      <w:pPr>
+        <w:spacing w:after="192"/>
+        <w:ind w:right="-15"/>
+      </w:pPr>
+      <w:r>
+        <w:rPr>
+          <w:rFonts w:ascii="Calibri" w:eastAsia="Calibri" w:hAnsi="Calibri" w:cs="Calibri"/>
+          <w:b/>
+          <w:color w:val="21211A"/>
+          <w:sz w:val="42"/>
+        </w:rPr>
+        <w:t xml:space="preserve">                  Date</w:t>
+      </w:r>
       <w:r>
         <w:rPr>
           <w:rFonts w:ascii="Calibri" w:eastAsia="Calibri" w:hAnsi="Calibri" w:cs="Calibri"/>
           <w:color w:val="21211A"/>
           <w:sz w:val="42"/>
         </w:rPr>
-        <w:t>cybersécurité</w:t>
-      </w:r>
-      <w:proofErr w:type="spellEnd"/>
+        <w:t xml:space="preserve"> : </w:t>
+      </w:r>
       <w:r>
         <w:rPr>
           <w:rFonts w:ascii="Calibri" w:eastAsia="Calibri" w:hAnsi="Calibri" w:cs="Calibri"/>
           <w:color w:val="21211A"/>
           <w:sz w:val="42"/>
         </w:rPr>
-        <w:t xml:space="preserve"> ,</w:t>
-      </w:r>
-      <w:proofErr w:type="gramEnd"/>
-      <w:r>
-        <w:rPr>
-          <w:rFonts w:ascii="Calibri" w:eastAsia="Calibri" w:hAnsi="Calibri" w:cs="Calibri"/>
-          <w:color w:val="21211A"/>
-          <w:sz w:val="42"/>
-        </w:rPr>
-        <w:t xml:space="preserve"> 2025-2026</w:t>
-      </w:r>
-    </w:p>
-    <w:p>
-      <w:pPr>
-        <w:spacing w:after="192"/>
-        <w:ind w:right="-15"/>
-      </w:pPr>
-      <w:r>
-        <w:rPr>
-          <w:rFonts w:ascii="Calibri" w:eastAsia="Calibri" w:hAnsi="Calibri" w:cs="Calibri"/>
-          <w:b/>
-          <w:color w:val="21211A"/>
-          <w:sz w:val="42"/>
-        </w:rPr>
-        <w:t xml:space="preserve">                  Date</w:t>
-      </w:r>
-      <w:r>
-        <w:rPr>
-          <w:rFonts w:ascii="Calibri" w:eastAsia="Calibri" w:hAnsi="Calibri" w:cs="Calibri"/>
-          <w:color w:val="21211A"/>
-          <w:sz w:val="42"/>
-        </w:rPr>
-        <w:t xml:space="preserve"> </w:t>
-      </w:r>
-      <w:proofErr w:type="gramStart"/>
-      <w:r>
-        <w:rPr>
-          <w:rFonts w:ascii="Calibri" w:eastAsia="Calibri" w:hAnsi="Calibri" w:cs="Calibri"/>
-          <w:color w:val="21211A"/>
-          <w:sz w:val="42"/>
-        </w:rPr>
-        <w:t>:  Le</w:t>
-      </w:r>
-      <w:proofErr w:type="gramEnd"/>
-      <w:r>
-        <w:rPr>
-          <w:rFonts w:ascii="Calibri" w:eastAsia="Calibri" w:hAnsi="Calibri" w:cs="Calibri"/>
-          <w:color w:val="21211A"/>
-          <w:sz w:val="42"/>
-        </w:rPr>
-        <w:t xml:space="preserve"> 03/01/2026</w:t>
+        <w:t>Le 03/01/2026</w:t>
       </w:r>
     </w:p>
     <w:p>
@@ -579,7 +517,7 @@
         <mc:AlternateContent>
           <mc:Choice Requires="wps">
             <w:drawing>
-              <wp:anchor distT="0" distB="0" distL="114300" distR="114300" simplePos="0" relativeHeight="251658240" behindDoc="0" locked="0" layoutInCell="1" allowOverlap="1">
+              <wp:anchor distT="0" distB="0" distL="114300" distR="114300" simplePos="0" relativeHeight="251657728" behindDoc="0" locked="0" layoutInCell="1" allowOverlap="1">
                 <wp:simplePos x="0" y="0"/>
                 <wp:positionH relativeFrom="page">
                   <wp:align>right</wp:align>
@@ -675,7 +613,7 @@
         <mc:AlternateContent>
           <mc:Choice Requires="wpg">
             <w:drawing>
-              <wp:anchor distT="0" distB="0" distL="114300" distR="114300" simplePos="0" relativeHeight="251658240" behindDoc="0" locked="0" layoutInCell="1" allowOverlap="1">
+              <wp:anchor distT="0" distB="0" distL="114300" distR="114300" simplePos="0" relativeHeight="251658752" behindDoc="0" locked="0" layoutInCell="1" allowOverlap="1">
                 <wp:simplePos x="0" y="0"/>
                 <wp:positionH relativeFrom="page">
                   <wp:align>left</wp:align>
@@ -826,39 +764,7 @@
         <w:jc w:val="both"/>
       </w:pPr>
       <w:r>
-        <w:t xml:space="preserve">Le projet </w:t>
-      </w:r>
-      <w:proofErr w:type="spellStart"/>
-      <w:r>
-        <w:t>LearnHub</w:t>
-      </w:r>
-      <w:proofErr w:type="spellEnd"/>
-      <w:r>
-        <w:t xml:space="preserve"> consiste à concevoir une base de données </w:t>
-      </w:r>
-      <w:proofErr w:type="spellStart"/>
-      <w:r>
-        <w:t>MongoDB</w:t>
-      </w:r>
-      <w:proofErr w:type="spellEnd"/>
-      <w:r>
-        <w:t xml:space="preserve"> pour une plateforme de gestion de cours en ligne, à l'exposer via une API REST en Python </w:t>
-      </w:r>
-      <w:proofErr w:type="spellStart"/>
-      <w:r>
-        <w:t>Flask</w:t>
-      </w:r>
-      <w:proofErr w:type="spellEnd"/>
-      <w:r>
-        <w:t xml:space="preserve">, et à créer une </w:t>
-      </w:r>
-      <w:proofErr w:type="gramStart"/>
-      <w:r>
-        <w:t>interface</w:t>
-      </w:r>
-      <w:proofErr w:type="gramEnd"/>
-      <w:r>
-        <w:t xml:space="preserve"> web en HTML, CSS et JavaScript.</w:t>
+        <w:t>Le projet LearnHub consiste à concevoir une base de données MongoDB pour une plateforme de gestion de cours en ligne, à l'exposer via une API REST en Python Flask, et à créer une interface web en HTML, CSS et JavaScript.</w:t>
       </w:r>
     </w:p>
     <w:p>
@@ -893,15 +799,7 @@
         <w:spacing w:before="50" w:after="50"/>
       </w:pPr>
       <w:r>
-        <w:t xml:space="preserve">Partie 2 — Démonstration de la maîtrise des opérations </w:t>
-      </w:r>
-      <w:proofErr w:type="spellStart"/>
-      <w:r>
-        <w:t>MongoDB</w:t>
-      </w:r>
-      <w:proofErr w:type="spellEnd"/>
-      <w:r>
-        <w:t xml:space="preserve"> via 30 requêtes (queries.mongosh.js).</w:t>
+        <w:t>Partie 2 — Démonstration de la maîtrise des opérations MongoDB via 30 requêtes (queries.mongosh.js).</w:t>
       </w:r>
     </w:p>
     <w:p>
@@ -914,31 +812,7 @@
         <w:spacing w:before="50" w:after="50"/>
       </w:pPr>
       <w:r>
-        <w:t xml:space="preserve">Partie 3 — Exposition des données via 7 </w:t>
-      </w:r>
-      <w:proofErr w:type="spellStart"/>
-      <w:r>
-        <w:t>endpoints</w:t>
-      </w:r>
-      <w:proofErr w:type="spellEnd"/>
-      <w:r>
-        <w:t xml:space="preserve"> d'une API REST Python </w:t>
-      </w:r>
-      <w:proofErr w:type="spellStart"/>
-      <w:r>
-        <w:t>Flask</w:t>
-      </w:r>
-      <w:proofErr w:type="spellEnd"/>
-      <w:r>
-        <w:t xml:space="preserve"> testés avec </w:t>
-      </w:r>
-      <w:proofErr w:type="spellStart"/>
-      <w:r>
-        <w:t>Postman</w:t>
-      </w:r>
-      <w:proofErr w:type="spellEnd"/>
-      <w:r>
-        <w:t>.</w:t>
+        <w:t>Partie 3 — Exposition des données via 7 endpoints d'une API REST Python Flask testés avec Postman.</w:t>
       </w:r>
     </w:p>
     <w:p>
@@ -951,15 +825,7 @@
         <w:spacing w:before="50" w:after="50"/>
       </w:pPr>
       <w:r>
-        <w:t xml:space="preserve">Partie 4 — Implémentation de 5 </w:t>
-      </w:r>
-      <w:proofErr w:type="spellStart"/>
-      <w:r>
-        <w:t>endpoints</w:t>
-      </w:r>
-      <w:proofErr w:type="spellEnd"/>
-      <w:r>
-        <w:t xml:space="preserve"> de logique métier complexe avec opérations enchaînées.</w:t>
+        <w:t>Partie 4 — Implémentation de 5 endpoints de logique métier complexe avec opérations enchaînées.</w:t>
       </w:r>
     </w:p>
     <w:p>
@@ -975,6 +841,96 @@
         <w:t>Partie 5 — Fonctionnalités bonus : recherche textuelle, statistiques, export JSON et interface HTML.</w:t>
       </w:r>
     </w:p>
+    <w:p>
+      <w:pPr>
+        <w:spacing w:before="50" w:after="50"/>
+      </w:pPr>
+    </w:p>
+    <w:p>
+      <w:pPr>
+        <w:spacing w:before="50" w:after="50"/>
+      </w:pPr>
+    </w:p>
+    <w:p>
+      <w:pPr>
+        <w:spacing w:before="50" w:after="50"/>
+      </w:pPr>
+    </w:p>
+    <w:p>
+      <w:pPr>
+        <w:spacing w:before="50" w:after="50"/>
+      </w:pPr>
+    </w:p>
+    <w:p>
+      <w:pPr>
+        <w:spacing w:before="50" w:after="50"/>
+      </w:pPr>
+    </w:p>
+    <w:p>
+      <w:pPr>
+        <w:spacing w:before="50" w:after="50"/>
+      </w:pPr>
+    </w:p>
+    <w:p>
+      <w:pPr>
+        <w:spacing w:before="50" w:after="50"/>
+      </w:pPr>
+    </w:p>
+    <w:p>
+      <w:pPr>
+        <w:spacing w:before="50" w:after="50"/>
+      </w:pPr>
+    </w:p>
+    <w:p>
+      <w:pPr>
+        <w:spacing w:before="50" w:after="50"/>
+      </w:pPr>
+    </w:p>
+    <w:p>
+      <w:pPr>
+        <w:spacing w:before="50" w:after="50"/>
+      </w:pPr>
+    </w:p>
+    <w:p>
+      <w:pPr>
+        <w:spacing w:before="50" w:after="50"/>
+      </w:pPr>
+    </w:p>
+    <w:p>
+      <w:pPr>
+        <w:spacing w:before="50" w:after="50"/>
+      </w:pPr>
+    </w:p>
+    <w:p>
+      <w:pPr>
+        <w:spacing w:before="50" w:after="50"/>
+      </w:pPr>
+    </w:p>
+    <w:p>
+      <w:pPr>
+        <w:spacing w:before="50" w:after="50"/>
+      </w:pPr>
+    </w:p>
+    <w:p>
+      <w:pPr>
+        <w:spacing w:before="50" w:after="50"/>
+      </w:pPr>
+    </w:p>
+    <w:p>
+      <w:pPr>
+        <w:spacing w:before="50" w:after="50"/>
+      </w:pPr>
+    </w:p>
+    <w:p>
+      <w:pPr>
+        <w:spacing w:before="50" w:after="50"/>
+      </w:pPr>
+    </w:p>
+    <w:p>
+      <w:pPr>
+        <w:spacing w:before="50" w:after="50"/>
+      </w:pPr>
+    </w:p>
     <w:p/>
     <w:p>
       <w:pPr>
@@ -991,6 +947,7 @@
           <w:sz w:val="36"/>
           <w:szCs w:val="36"/>
         </w:rPr>
+        <w:lastRenderedPageBreak/>
         <w:t>PARTIE 1 — CRÉATION DE LA BASE DE DONNÉES</w:t>
       </w:r>
     </w:p>
@@ -1000,23 +957,7 @@
         <w:jc w:val="both"/>
       </w:pPr>
       <w:r>
-        <w:t xml:space="preserve">Cette partie consiste à créer la base de données </w:t>
-      </w:r>
-      <w:proofErr w:type="spellStart"/>
-      <w:r>
-        <w:t>learnhub</w:t>
-      </w:r>
-      <w:proofErr w:type="spellEnd"/>
-      <w:r>
-        <w:t xml:space="preserve"> dans </w:t>
-      </w:r>
-      <w:proofErr w:type="spellStart"/>
-      <w:r>
-        <w:t>MongoDB</w:t>
-      </w:r>
-      <w:proofErr w:type="spellEnd"/>
-      <w:r>
-        <w:t xml:space="preserve"> et à la peupler via le fichier seed.mongosh.js. Ces données servent de fondation pour toutes les phases suivantes du projet.</w:t>
+        <w:t>Cette partie consiste à créer la base de données learnhub dans MongoDB et à la peupler via le fichier seed.mongosh.js. Ces données servent de fondation pour toutes les phases suivantes du projet.</w:t>
       </w:r>
     </w:p>
     <w:p>
@@ -1043,13 +984,8 @@
         </w:numPr>
         <w:spacing w:before="50" w:after="50"/>
       </w:pPr>
-      <w:proofErr w:type="spellStart"/>
-      <w:r>
-        <w:t>users</w:t>
-      </w:r>
-      <w:proofErr w:type="spellEnd"/>
-      <w:r>
-        <w:t xml:space="preserve"> — 20 utilisateurs (étudiants et instructeurs) avec profil, compétences et statistiques.</w:t>
+      <w:r>
+        <w:t>users — 20 utilisateurs (étudiants et instructeurs) avec profil, compétences et statistiques.</w:t>
       </w:r>
     </w:p>
     <w:p>
@@ -1074,13 +1010,8 @@
         </w:numPr>
         <w:spacing w:before="50" w:after="50"/>
       </w:pPr>
-      <w:proofErr w:type="spellStart"/>
-      <w:r>
-        <w:t>lessons</w:t>
-      </w:r>
-      <w:proofErr w:type="spellEnd"/>
-      <w:r>
-        <w:t xml:space="preserve"> — 30 leçons rattachées aux cours avec type (vidéo/texte) et durée.</w:t>
+      <w:r>
+        <w:t>lessons — 30 leçons rattachées aux cours avec type (vidéo/texte) et durée.</w:t>
       </w:r>
     </w:p>
     <w:p>
@@ -1092,13 +1023,8 @@
         </w:numPr>
         <w:spacing w:before="50" w:after="50"/>
       </w:pPr>
-      <w:proofErr w:type="spellStart"/>
-      <w:r>
-        <w:t>enrollments</w:t>
-      </w:r>
-      <w:proofErr w:type="spellEnd"/>
-      <w:r>
-        <w:t xml:space="preserve"> — 25 inscriptions avec progression, statut et informations de paiement.</w:t>
+      <w:r>
+        <w:t>enrollments — 25 inscriptions avec progression, statut et informations de paiement.</w:t>
       </w:r>
     </w:p>
     <w:p>
@@ -1110,13 +1036,8 @@
         </w:numPr>
         <w:spacing w:before="50" w:after="50"/>
       </w:pPr>
-      <w:proofErr w:type="spellStart"/>
-      <w:r>
-        <w:t>reviews</w:t>
-      </w:r>
-      <w:proofErr w:type="spellEnd"/>
-      <w:r>
-        <w:t xml:space="preserve"> — 20 avis avec note et commentaire liés à un cours et un utilisateur.</w:t>
+      <w:r>
+        <w:t>reviews — 20 avis avec note et commentaire liés à un cours et un utilisateur.</w:t>
       </w:r>
     </w:p>
     <w:p>
@@ -1160,7 +1081,6 @@
           <w:sz w:val="26"/>
           <w:szCs w:val="26"/>
         </w:rPr>
-        <w:lastRenderedPageBreak/>
         <w:t>Fichier seed.mongosh.js</w:t>
       </w:r>
     </w:p>
@@ -1170,47 +1090,7 @@
         <w:jc w:val="both"/>
       </w:pPr>
       <w:r>
-        <w:t xml:space="preserve">Le script utilise </w:t>
-      </w:r>
-      <w:proofErr w:type="spellStart"/>
-      <w:r>
-        <w:t>insertOne</w:t>
-      </w:r>
-      <w:proofErr w:type="spellEnd"/>
-      <w:r>
-        <w:t xml:space="preserve"> et </w:t>
-      </w:r>
-      <w:proofErr w:type="spellStart"/>
-      <w:r>
-        <w:t>insertMany</w:t>
-      </w:r>
-      <w:proofErr w:type="spellEnd"/>
-      <w:r>
-        <w:t xml:space="preserve"> pour insérer les documents dans chaque collection après avoir sélectionné la base </w:t>
-      </w:r>
-      <w:proofErr w:type="spellStart"/>
-      <w:r>
-        <w:t>learnhub</w:t>
-      </w:r>
-      <w:proofErr w:type="spellEnd"/>
-      <w:r>
-        <w:t xml:space="preserve"> avec </w:t>
-      </w:r>
-      <w:proofErr w:type="gramStart"/>
-      <w:r>
-        <w:t>use(</w:t>
-      </w:r>
-      <w:proofErr w:type="gramEnd"/>
-      <w:r>
-        <w:t>'</w:t>
-      </w:r>
-      <w:proofErr w:type="spellStart"/>
-      <w:r>
-        <w:t>learnhub</w:t>
-      </w:r>
-      <w:proofErr w:type="spellEnd"/>
-      <w:r>
-        <w:t>').</w:t>
+        <w:t>Le script utilise insertOne et insertMany pour insérer les documents dans chaque collection après avoir sélectionné la base learnhub avec use('learnhub').</w:t>
       </w:r>
     </w:p>
     <w:p>
@@ -1299,71 +1179,17 @@
           <w:sz w:val="26"/>
           <w:szCs w:val="26"/>
         </w:rPr>
-        <w:t xml:space="preserve">Visualisation dans </w:t>
-      </w:r>
-      <w:proofErr w:type="spellStart"/>
-      <w:r>
-        <w:rPr>
-          <w:b/>
-          <w:bCs/>
-          <w:color w:val="1B2A4A"/>
-          <w:sz w:val="26"/>
-          <w:szCs w:val="26"/>
-        </w:rPr>
-        <w:t>MongoDB</w:t>
-      </w:r>
-      <w:proofErr w:type="spellEnd"/>
-      <w:r>
-        <w:rPr>
-          <w:b/>
-          <w:bCs/>
-          <w:color w:val="1B2A4A"/>
-          <w:sz w:val="26"/>
-          <w:szCs w:val="26"/>
-        </w:rPr>
-        <w:t xml:space="preserve"> </w:t>
-      </w:r>
-      <w:proofErr w:type="spellStart"/>
-      <w:r>
-        <w:rPr>
-          <w:b/>
-          <w:bCs/>
-          <w:color w:val="1B2A4A"/>
-          <w:sz w:val="26"/>
-          <w:szCs w:val="26"/>
-        </w:rPr>
-        <w:t>Compass</w:t>
-      </w:r>
-      <w:proofErr w:type="spellEnd"/>
+        <w:t>Visualisation dans MongoDB Compass</w:t>
+      </w:r>
     </w:p>
     <w:p>
       <w:pPr>
         <w:spacing w:before="60" w:after="120"/>
         <w:jc w:val="both"/>
       </w:pPr>
-      <w:proofErr w:type="spellStart"/>
-      <w:r>
-        <w:t>MongoDB</w:t>
-      </w:r>
-      <w:proofErr w:type="spellEnd"/>
-      <w:r>
-        <w:t xml:space="preserve"> </w:t>
-      </w:r>
-      <w:proofErr w:type="spellStart"/>
-      <w:r>
-        <w:t>Compass</w:t>
-      </w:r>
-      <w:proofErr w:type="spellEnd"/>
-      <w:r>
-        <w:t xml:space="preserve"> confirme l'insertion réussie des données dans les 5 collections de la base </w:t>
-      </w:r>
-      <w:proofErr w:type="spellStart"/>
-      <w:r>
-        <w:t>learnhub</w:t>
-      </w:r>
-      <w:proofErr w:type="spellEnd"/>
-      <w:r>
-        <w:t>.</w:t>
+      <w:r>
+        <w:lastRenderedPageBreak/>
+        <w:t>MongoDB Compass confirme l'insertion réussie des données dans les 5 collections de la base learnhub.</w:t>
       </w:r>
     </w:p>
     <w:p>
@@ -1459,7 +1285,17 @@
           <w:szCs w:val="36"/>
         </w:rPr>
         <w:lastRenderedPageBreak/>
-        <w:t>PARTIE 2 — REQUÊTES MONGODB OBLIGATOIRES</w:t>
+        <w:t>PARTIE 2</w:t>
+      </w:r>
+      <w:r>
+        <w:rPr>
+          <w:b/>
+          <w:bCs/>
+          <w:color w:val="1B2A4A"/>
+          <w:sz w:val="36"/>
+          <w:szCs w:val="36"/>
+        </w:rPr>
+        <w:t xml:space="preserve"> — REQUÊTES MONGODB </w:t>
       </w:r>
     </w:p>
     <w:p>
@@ -1468,28 +1304,15 @@
         <w:jc w:val="both"/>
       </w:pPr>
       <w:r>
-        <w:t xml:space="preserve">Le fichier queries.mongosh.js contient 30 requêtes </w:t>
-      </w:r>
-      <w:proofErr w:type="spellStart"/>
-      <w:r>
-        <w:t>MongoDB</w:t>
-      </w:r>
-      <w:proofErr w:type="spellEnd"/>
-      <w:r>
-        <w:t xml:space="preserve"> qui démontrent la maîtrise des opérations CRUD et des opérateurs avancés sur toutes les collections de </w:t>
-      </w:r>
-      <w:proofErr w:type="spellStart"/>
-      <w:r>
-        <w:t>learnhub</w:t>
-      </w:r>
-      <w:proofErr w:type="spellEnd"/>
-      <w:r>
-        <w:t>.</w:t>
+        <w:t>Le fichier queries.mongosh.js contient 30 requêtes MongoDB qui démontrent la maîtrise des opérations CRUD et des opérateurs avancés sur toutes les collections de learnhub.</w:t>
       </w:r>
     </w:p>
     <w:p>
       <w:pPr>
         <w:spacing w:before="300" w:after="120"/>
+        <w:rPr>
+          <w:lang w:val="en-US"/>
+        </w:rPr>
       </w:pPr>
       <w:r>
         <w:rPr>
@@ -1498,18 +1321,14 @@
           <w:color w:val="1B2A4A"/>
           <w:sz w:val="26"/>
           <w:szCs w:val="26"/>
+          <w:lang w:val="en-US"/>
         </w:rPr>
         <w:t>Opérations couvertes</w:t>
       </w:r>
     </w:p>
     <w:p>
       <w:pPr>
-        <w:pStyle w:val="Paragraphedeliste"/>
-        <w:numPr>
-          <w:ilvl w:val="0"/>
-          <w:numId w:val="1"/>
-        </w:numPr>
-        <w:spacing w:before="50" w:after="50"/>
+        <w:spacing w:before="160"/>
         <w:rPr>
           <w:lang w:val="en-US"/>
         </w:rPr>
@@ -1518,243 +1337,104 @@
         <w:rPr>
           <w:lang w:val="en-US"/>
         </w:rPr>
-        <w:t xml:space="preserve">CRUD de </w:t>
-      </w:r>
-      <w:proofErr w:type="gramStart"/>
-      <w:r>
-        <w:rPr>
+        <w:t xml:space="preserve">• </w:t>
+      </w:r>
+      <w:r>
+        <w:rPr>
+          <w:b/>
+          <w:bCs/>
           <w:lang w:val="en-US"/>
         </w:rPr>
-        <w:t>base :</w:t>
-      </w:r>
-      <w:proofErr w:type="gramEnd"/>
+        <w:t>CRUD de base</w:t>
+      </w:r>
       <w:r>
         <w:rPr>
           <w:lang w:val="en-US"/>
         </w:rPr>
-        <w:t xml:space="preserve"> </w:t>
-      </w:r>
-      <w:proofErr w:type="spellStart"/>
-      <w:r>
-        <w:rPr>
-          <w:lang w:val="en-US"/>
-        </w:rPr>
-        <w:t>insertOne</w:t>
-      </w:r>
-      <w:proofErr w:type="spellEnd"/>
-      <w:r>
-        <w:rPr>
-          <w:lang w:val="en-US"/>
-        </w:rPr>
-        <w:t xml:space="preserve">, </w:t>
-      </w:r>
-      <w:proofErr w:type="spellStart"/>
-      <w:r>
-        <w:rPr>
-          <w:lang w:val="en-US"/>
-        </w:rPr>
-        <w:t>insertMany</w:t>
-      </w:r>
-      <w:proofErr w:type="spellEnd"/>
-      <w:r>
-        <w:rPr>
-          <w:lang w:val="en-US"/>
-        </w:rPr>
-        <w:t xml:space="preserve">, find, </w:t>
-      </w:r>
-      <w:proofErr w:type="spellStart"/>
-      <w:r>
-        <w:rPr>
-          <w:lang w:val="en-US"/>
-        </w:rPr>
-        <w:t>findOne</w:t>
-      </w:r>
-      <w:proofErr w:type="spellEnd"/>
-      <w:r>
-        <w:rPr>
-          <w:lang w:val="en-US"/>
-        </w:rPr>
-        <w:t xml:space="preserve">, </w:t>
-      </w:r>
-      <w:proofErr w:type="spellStart"/>
-      <w:r>
-        <w:rPr>
-          <w:lang w:val="en-US"/>
-        </w:rPr>
-        <w:t>updateOne</w:t>
-      </w:r>
-      <w:proofErr w:type="spellEnd"/>
-      <w:r>
-        <w:rPr>
-          <w:lang w:val="en-US"/>
-        </w:rPr>
-        <w:t xml:space="preserve">, </w:t>
-      </w:r>
-      <w:proofErr w:type="spellStart"/>
-      <w:r>
-        <w:rPr>
-          <w:lang w:val="en-US"/>
-        </w:rPr>
-        <w:t>deleteOne</w:t>
-      </w:r>
-      <w:proofErr w:type="spellEnd"/>
-      <w:r>
-        <w:rPr>
-          <w:lang w:val="en-US"/>
-        </w:rPr>
-        <w:t xml:space="preserve">, </w:t>
-      </w:r>
-      <w:proofErr w:type="spellStart"/>
-      <w:r>
-        <w:rPr>
-          <w:lang w:val="en-US"/>
-        </w:rPr>
-        <w:t>deleteMany</w:t>
-      </w:r>
-      <w:proofErr w:type="spellEnd"/>
-      <w:r>
-        <w:rPr>
-          <w:lang w:val="en-US"/>
-        </w:rPr>
-        <w:t>.</w:t>
-      </w:r>
-    </w:p>
-    <w:p>
-      <w:pPr>
-        <w:pStyle w:val="Paragraphedeliste"/>
-        <w:numPr>
-          <w:ilvl w:val="0"/>
-          <w:numId w:val="1"/>
-        </w:numPr>
-        <w:spacing w:before="50" w:after="50"/>
-      </w:pPr>
-      <w:r>
-        <w:t>Opérateurs de mise à jour : $set, $push, $pull, $</w:t>
-      </w:r>
-      <w:proofErr w:type="spellStart"/>
-      <w:r>
-        <w:t>inc</w:t>
-      </w:r>
-      <w:proofErr w:type="spellEnd"/>
-      <w:r>
-        <w:t>, $</w:t>
-      </w:r>
-      <w:proofErr w:type="spellStart"/>
-      <w:r>
-        <w:t>unset</w:t>
-      </w:r>
-      <w:proofErr w:type="spellEnd"/>
-      <w:r>
-        <w:t xml:space="preserve"> avec notation pointée.</w:t>
-      </w:r>
-    </w:p>
-    <w:p>
-      <w:pPr>
-        <w:pStyle w:val="Paragraphedeliste"/>
-        <w:numPr>
-          <w:ilvl w:val="0"/>
-          <w:numId w:val="1"/>
-        </w:numPr>
-        <w:spacing w:before="50" w:after="50"/>
-      </w:pPr>
-      <w:r>
-        <w:t>Opérateurs de requête : $or, $and, $in, $</w:t>
-      </w:r>
-      <w:proofErr w:type="spellStart"/>
-      <w:r>
-        <w:t>exists</w:t>
-      </w:r>
-      <w:proofErr w:type="spellEnd"/>
-      <w:r>
-        <w:t>, $</w:t>
-      </w:r>
-      <w:proofErr w:type="spellStart"/>
-      <w:r>
-        <w:t>regex</w:t>
-      </w:r>
-      <w:proofErr w:type="spellEnd"/>
-      <w:r>
-        <w:t>, $</w:t>
-      </w:r>
-      <w:proofErr w:type="spellStart"/>
-      <w:r>
-        <w:t>gte</w:t>
-      </w:r>
-      <w:proofErr w:type="spellEnd"/>
-      <w:r>
-        <w:t>, $</w:t>
-      </w:r>
-      <w:proofErr w:type="spellStart"/>
-      <w:r>
-        <w:t>lte</w:t>
-      </w:r>
-      <w:proofErr w:type="spellEnd"/>
-      <w:r>
-        <w:t>, $ne.</w:t>
-      </w:r>
-    </w:p>
-    <w:p>
-      <w:pPr>
-        <w:pStyle w:val="Paragraphedeliste"/>
-        <w:numPr>
-          <w:ilvl w:val="0"/>
-          <w:numId w:val="1"/>
-        </w:numPr>
-        <w:spacing w:before="50" w:after="50"/>
-      </w:pPr>
-      <w:r>
-        <w:t xml:space="preserve">Requêtes avancées : tri, limite, pagination, projection, </w:t>
-      </w:r>
-      <w:proofErr w:type="spellStart"/>
-      <w:r>
-        <w:t>countDocuments</w:t>
-      </w:r>
-      <w:proofErr w:type="spellEnd"/>
-      <w:r>
-        <w:t>.</w:t>
-      </w:r>
-    </w:p>
-    <w:p>
-      <w:pPr>
-        <w:pStyle w:val="Paragraphedeliste"/>
-        <w:numPr>
-          <w:ilvl w:val="0"/>
-          <w:numId w:val="1"/>
-        </w:numPr>
-        <w:spacing w:before="50" w:after="50"/>
-        <w:rPr>
-          <w:lang w:val="en-US"/>
-        </w:rPr>
-      </w:pPr>
-      <w:proofErr w:type="spellStart"/>
-      <w:proofErr w:type="gramStart"/>
-      <w:r>
-        <w:rPr>
-          <w:lang w:val="en-US"/>
-        </w:rPr>
-        <w:t>Agrégations</w:t>
-      </w:r>
-      <w:proofErr w:type="spellEnd"/>
-      <w:r>
-        <w:rPr>
-          <w:lang w:val="en-US"/>
-        </w:rPr>
-        <w:t xml:space="preserve"> :</w:t>
-      </w:r>
-      <w:proofErr w:type="gramEnd"/>
-      <w:r>
-        <w:rPr>
-          <w:lang w:val="en-US"/>
-        </w:rPr>
-        <w:t xml:space="preserve"> $match, $group, $sort, $lookup, $project, $unwind.</w:t>
+        <w:t xml:space="preserve"> : , insertMany, find, findOne, updateOne, updateMany, deleteOne, deleteMany, countDocuments.</w:t>
       </w:r>
     </w:p>
     <w:p>
       <w:pPr>
         <w:spacing w:before="160"/>
-        <w:rPr>
-          <w:lang w:val="en-US"/>
-        </w:rPr>
+      </w:pPr>
+      <w:r>
+        <w:t xml:space="preserve">• </w:t>
+      </w:r>
+      <w:r>
+        <w:rPr>
+          <w:b/>
+          <w:bCs/>
+        </w:rPr>
+        <w:t>Opérateurs de mise à jour</w:t>
+      </w:r>
+      <w:r>
+        <w:t xml:space="preserve"> : $set (avec notation pointée), $push, $pull, $inc, upsert: true.</w:t>
+      </w:r>
+    </w:p>
+    <w:p>
+      <w:pPr>
+        <w:spacing w:before="160"/>
+      </w:pPr>
+      <w:r>
+        <w:t xml:space="preserve">• </w:t>
+      </w:r>
+      <w:r>
+        <w:rPr>
+          <w:b/>
+          <w:bCs/>
+        </w:rPr>
+        <w:t>Opérateurs de requête</w:t>
+      </w:r>
+      <w:r>
+        <w:t xml:space="preserve"> : $and, $or, $in</w:t>
+      </w:r>
+      <w:r>
+        <w:t>,</w:t>
+      </w:r>
+      <w:r>
+        <w:t>, $gte, $lte, $lt, $ne, .</w:t>
+      </w:r>
+    </w:p>
+    <w:p>
+      <w:pPr>
+        <w:spacing w:before="160"/>
+      </w:pPr>
+      <w:r>
+        <w:t xml:space="preserve">• </w:t>
+      </w:r>
+      <w:r>
+        <w:rPr>
+          <w:b/>
+          <w:bCs/>
+        </w:rPr>
+        <w:t>Requêtes avancées</w:t>
+      </w:r>
+      <w:r>
+        <w:t xml:space="preserve"> : tri (sort), limitation (limit), pagination (skip + limit), projection (inclusion/exclusion de champs).</w:t>
+      </w:r>
+    </w:p>
+    <w:p>
+      <w:pPr>
+        <w:spacing w:before="160"/>
+      </w:pPr>
+      <w:r>
+        <w:t xml:space="preserve">• </w:t>
+      </w:r>
+      <w:r>
+        <w:rPr>
+          <w:b/>
+          <w:bCs/>
+        </w:rPr>
+        <w:t>Requêtes métier implémentées</w:t>
+      </w:r>
+      <w:r>
+        <w:t xml:space="preserve"> : inscription avec vérification et mise à jour des compteurs, catalogue filtré et paginé, gestion de progression avec recalcul automatique, suppression en cascade des données liées, dashboard utilisateur structuré.</w:t>
+      </w:r>
+    </w:p>
+    <w:p>
+      <w:pPr>
+        <w:spacing w:before="160"/>
       </w:pPr>
     </w:p>
     <w:p>
@@ -1854,47 +1534,7 @@
         <w:jc w:val="both"/>
       </w:pPr>
       <w:r>
-        <w:t xml:space="preserve">L'API REST a été développée en Python </w:t>
-      </w:r>
-      <w:proofErr w:type="spellStart"/>
-      <w:r>
-        <w:t>Flask</w:t>
-      </w:r>
-      <w:proofErr w:type="spellEnd"/>
-      <w:r>
-        <w:t xml:space="preserve"> avec </w:t>
-      </w:r>
-      <w:proofErr w:type="spellStart"/>
-      <w:r>
-        <w:t>PyMongo</w:t>
-      </w:r>
-      <w:proofErr w:type="spellEnd"/>
-      <w:r>
-        <w:t xml:space="preserve">. Le fichier server.py définit tous les </w:t>
-      </w:r>
-      <w:proofErr w:type="spellStart"/>
-      <w:r>
-        <w:t>endpoints</w:t>
-      </w:r>
-      <w:proofErr w:type="spellEnd"/>
-      <w:r>
-        <w:t xml:space="preserve"> HTTP. </w:t>
-      </w:r>
-      <w:proofErr w:type="spellStart"/>
-      <w:r>
-        <w:t>Flask</w:t>
-      </w:r>
-      <w:proofErr w:type="spellEnd"/>
-      <w:r>
-        <w:t xml:space="preserve">-CORS est activé pour autoriser les requêtes depuis le </w:t>
-      </w:r>
-      <w:proofErr w:type="spellStart"/>
-      <w:r>
-        <w:t>frontend</w:t>
-      </w:r>
-      <w:proofErr w:type="spellEnd"/>
-      <w:r>
-        <w:t xml:space="preserve"> HTML.</w:t>
+        <w:t>L'API REST a été développée en Python Flask avec PyMongo. Le fichier server.py définit tous les endpoints HTTP. Flask-CORS est activé pour autoriser les requêtes depuis le frontend HTML.</w:t>
       </w:r>
     </w:p>
     <w:p>
@@ -1970,7 +1610,6 @@
       <w:pPr>
         <w:spacing w:before="220" w:after="80"/>
       </w:pPr>
-      <w:proofErr w:type="spellStart"/>
       <w:r>
         <w:rPr>
           <w:b/>
@@ -1979,18 +1618,7 @@
           <w:sz w:val="23"/>
           <w:szCs w:val="23"/>
         </w:rPr>
-        <w:t>Endpoint</w:t>
-      </w:r>
-      <w:proofErr w:type="spellEnd"/>
-      <w:r>
-        <w:rPr>
-          <w:b/>
-          <w:bCs/>
-          <w:color w:val="2E5FA3"/>
-          <w:sz w:val="23"/>
-          <w:szCs w:val="23"/>
-        </w:rPr>
-        <w:t xml:space="preserve"> 1 — Création d'un utilisateur</w:t>
+        <w:t>Endpoint 1 — Création d'un utilisateur</w:t>
       </w:r>
     </w:p>
     <w:p>
@@ -1999,39 +1627,7 @@
         <w:jc w:val="both"/>
       </w:pPr>
       <w:r>
-        <w:t xml:space="preserve">Crée un nouvel utilisateur dans la collection </w:t>
-      </w:r>
-      <w:proofErr w:type="spellStart"/>
-      <w:r>
-        <w:t>users</w:t>
-      </w:r>
-      <w:proofErr w:type="spellEnd"/>
-      <w:r>
-        <w:t xml:space="preserve"> via </w:t>
-      </w:r>
-      <w:proofErr w:type="spellStart"/>
-      <w:r>
-        <w:t>insertOne</w:t>
-      </w:r>
-      <w:proofErr w:type="spellEnd"/>
-      <w:r>
-        <w:t xml:space="preserve">. La réponse retourne l'identifiant </w:t>
-      </w:r>
-      <w:proofErr w:type="spellStart"/>
-      <w:r>
-        <w:t>MongoDB</w:t>
-      </w:r>
-      <w:proofErr w:type="spellEnd"/>
-      <w:r>
-        <w:t xml:space="preserve"> généré automatiquement (</w:t>
-      </w:r>
-      <w:proofErr w:type="spellStart"/>
-      <w:r>
-        <w:t>insertedId</w:t>
-      </w:r>
-      <w:proofErr w:type="spellEnd"/>
-      <w:r>
-        <w:t>). Statut : 201 CREATED.</w:t>
+        <w:t>Crée un nouvel utilisateur dans la collection users via insertOne. La réponse retourne l'identifiant MongoDB généré automatiquement (insertedId). Statut : 201 CREATED.</w:t>
       </w:r>
     </w:p>
     <w:p>
@@ -2053,17 +1649,8 @@
           <w:rFonts w:ascii="Courier New" w:eastAsia="Courier New" w:hAnsi="Courier New" w:cs="Courier New"/>
           <w:color w:val="333333"/>
         </w:rPr>
-        <w:t>/api/</w:t>
-      </w:r>
-      <w:proofErr w:type="spellStart"/>
-      <w:r>
-        <w:rPr>
-          <w:rFonts w:ascii="Courier New" w:eastAsia="Courier New" w:hAnsi="Courier New" w:cs="Courier New"/>
-          <w:color w:val="333333"/>
-        </w:rPr>
-        <w:t>users</w:t>
-      </w:r>
-      <w:proofErr w:type="spellEnd"/>
+        <w:t>/api/users</w:t>
+      </w:r>
     </w:p>
     <w:p>
       <w:pPr>
@@ -2075,10 +1662,10 @@
           <w:noProof/>
         </w:rPr>
         <w:drawing>
-          <wp:inline distT="0" distB="0" distL="0" distR="0">
-            <wp:extent cx="5327650" cy="2783205"/>
-            <wp:effectExtent l="0" t="0" r="6350" b="0"/>
-            <wp:docPr id="17" name="Image 17"/>
+          <wp:inline distT="0" distB="0" distL="0" distR="0" wp14:anchorId="1AD89564" wp14:editId="01E7DE25">
+            <wp:extent cx="5760720" cy="3033345"/>
+            <wp:effectExtent l="0" t="0" r="0" b="0"/>
+            <wp:docPr id="28" name="Image 28" descr="C:\Users\simo\Pictures\Screenshots\Capture d'écran 2026-02-28 023515.png"/>
             <wp:cNvGraphicFramePr>
               <a:graphicFrameLocks xmlns:a="http://schemas.openxmlformats.org/drawingml/2006/main" noChangeAspect="1"/>
             </wp:cNvGraphicFramePr>
@@ -2086,7 +1673,7 @@
               <a:graphicData uri="http://schemas.openxmlformats.org/drawingml/2006/picture">
                 <pic:pic xmlns:pic="http://schemas.openxmlformats.org/drawingml/2006/picture">
                   <pic:nvPicPr>
-                    <pic:cNvPr id="0" name="Image 4"/>
+                    <pic:cNvPr id="0" name="Picture 6" descr="C:\Users\simo\Pictures\Screenshots\Capture d'écran 2026-02-28 023515.png"/>
                     <pic:cNvPicPr>
                       <a:picLocks noChangeAspect="1" noChangeArrowheads="1"/>
                     </pic:cNvPicPr>
@@ -2107,7 +1694,7 @@
                   <pic:spPr bwMode="auto">
                     <a:xfrm>
                       <a:off x="0" y="0"/>
-                      <a:ext cx="5327650" cy="2783205"/>
+                      <a:ext cx="5760720" cy="3033345"/>
                     </a:xfrm>
                     <a:prstGeom prst="rect">
                       <a:avLst/>
@@ -2128,7 +1715,6 @@
       <w:pPr>
         <w:spacing w:before="220" w:after="80"/>
       </w:pPr>
-      <w:proofErr w:type="spellStart"/>
       <w:r>
         <w:rPr>
           <w:b/>
@@ -2137,18 +1723,8 @@
           <w:sz w:val="23"/>
           <w:szCs w:val="23"/>
         </w:rPr>
-        <w:t>Endpoint</w:t>
-      </w:r>
-      <w:proofErr w:type="spellEnd"/>
-      <w:r>
-        <w:rPr>
-          <w:b/>
-          <w:bCs/>
-          <w:color w:val="2E5FA3"/>
-          <w:sz w:val="23"/>
-          <w:szCs w:val="23"/>
-        </w:rPr>
-        <w:t xml:space="preserve"> 2 — Insertion de cours en masse</w:t>
+        <w:lastRenderedPageBreak/>
+        <w:t>Endpoint 2 — Insertion de cours en masse</w:t>
       </w:r>
     </w:p>
     <w:p>
@@ -2157,29 +1733,7 @@
         <w:jc w:val="both"/>
       </w:pPr>
       <w:r>
-        <w:lastRenderedPageBreak/>
-        <w:t xml:space="preserve">Insère plusieurs cours simultanément via </w:t>
-      </w:r>
-      <w:proofErr w:type="spellStart"/>
-      <w:r>
-        <w:t>insertMany</w:t>
-      </w:r>
-      <w:proofErr w:type="spellEnd"/>
-      <w:r>
-        <w:t>. La réponse confirme le nombre de documents insérés (</w:t>
-      </w:r>
-      <w:proofErr w:type="spellStart"/>
-      <w:proofErr w:type="gramStart"/>
-      <w:r>
-        <w:t>insertedCount</w:t>
-      </w:r>
-      <w:proofErr w:type="spellEnd"/>
-      <w:r>
-        <w:t>:</w:t>
-      </w:r>
-      <w:proofErr w:type="gramEnd"/>
-      <w:r>
-        <w:t xml:space="preserve"> 3). Statut : 201 CREATED.</w:t>
+        <w:t>Insère plusieurs cours simultanément via insertMany. La réponse confirme le nombre de documents insérés (insertedCount: 3). Statut : 201 CREATED.</w:t>
       </w:r>
     </w:p>
     <w:p>
@@ -2201,32 +1755,22 @@
           <w:rFonts w:ascii="Courier New" w:eastAsia="Courier New" w:hAnsi="Courier New" w:cs="Courier New"/>
           <w:color w:val="333333"/>
         </w:rPr>
-        <w:t>/api/courses/</w:t>
-      </w:r>
-      <w:proofErr w:type="spellStart"/>
-      <w:r>
-        <w:rPr>
-          <w:rFonts w:ascii="Courier New" w:eastAsia="Courier New" w:hAnsi="Courier New" w:cs="Courier New"/>
-          <w:color w:val="333333"/>
-        </w:rPr>
-        <w:t>bulk</w:t>
-      </w:r>
-      <w:proofErr w:type="spellEnd"/>
-    </w:p>
-    <w:p>
-      <w:pPr>
-        <w:spacing w:before="120" w:after="240"/>
-        <w:jc w:val="center"/>
+        <w:t>/api/courses/bulk</w:t>
+      </w:r>
+    </w:p>
+    <w:p>
+      <w:pPr>
+        <w:spacing w:before="220" w:after="80"/>
       </w:pPr>
       <w:r>
         <w:rPr>
           <w:noProof/>
         </w:rPr>
         <w:drawing>
-          <wp:inline distT="0" distB="0" distL="0" distR="0">
-            <wp:extent cx="5327650" cy="2814955"/>
-            <wp:effectExtent l="0" t="0" r="6350" b="4445"/>
-            <wp:docPr id="16" name="Image 16"/>
+          <wp:inline distT="0" distB="0" distL="0" distR="0" wp14:anchorId="1778B31B" wp14:editId="0C7BC1A4">
+            <wp:extent cx="5760720" cy="3033462"/>
+            <wp:effectExtent l="0" t="0" r="0" b="0"/>
+            <wp:docPr id="31" name="Image 31" descr="C:\Users\simo\Pictures\Screenshots\Capture d'écran 2026-02-28 023954.png"/>
             <wp:cNvGraphicFramePr>
               <a:graphicFrameLocks xmlns:a="http://schemas.openxmlformats.org/drawingml/2006/main" noChangeAspect="1"/>
             </wp:cNvGraphicFramePr>
@@ -2234,7 +1778,7 @@
               <a:graphicData uri="http://schemas.openxmlformats.org/drawingml/2006/picture">
                 <pic:pic xmlns:pic="http://schemas.openxmlformats.org/drawingml/2006/picture">
                   <pic:nvPicPr>
-                    <pic:cNvPr id="0" name="Image 5"/>
+                    <pic:cNvPr id="0" name="Picture 5" descr="C:\Users\simo\Pictures\Screenshots\Capture d'écran 2026-02-28 023954.png"/>
                     <pic:cNvPicPr>
                       <a:picLocks noChangeAspect="1" noChangeArrowheads="1"/>
                     </pic:cNvPicPr>
@@ -2255,7 +1799,7 @@
                   <pic:spPr bwMode="auto">
                     <a:xfrm>
                       <a:off x="0" y="0"/>
-                      <a:ext cx="5327650" cy="2814955"/>
+                      <a:ext cx="5760720" cy="3033462"/>
                     </a:xfrm>
                     <a:prstGeom prst="rect">
                       <a:avLst/>
@@ -2271,12 +1815,6 @@
           </wp:inline>
         </w:drawing>
       </w:r>
-    </w:p>
-    <w:p>
-      <w:pPr>
-        <w:spacing w:before="220" w:after="80"/>
-      </w:pPr>
-      <w:proofErr w:type="spellStart"/>
       <w:r>
         <w:rPr>
           <w:b/>
@@ -2285,18 +1823,7 @@
           <w:sz w:val="23"/>
           <w:szCs w:val="23"/>
         </w:rPr>
-        <w:t>Endpoint</w:t>
-      </w:r>
-      <w:proofErr w:type="spellEnd"/>
-      <w:r>
-        <w:rPr>
-          <w:b/>
-          <w:bCs/>
-          <w:color w:val="2E5FA3"/>
-          <w:sz w:val="23"/>
-          <w:szCs w:val="23"/>
-        </w:rPr>
-        <w:t xml:space="preserve"> 3 — Liste des cours avec filtres</w:t>
+        <w:t>Endpoint 3 — Liste des cours avec filtres</w:t>
       </w:r>
     </w:p>
     <w:p>
@@ -2308,50 +1835,13 @@
         </w:rPr>
       </w:pPr>
       <w:r>
-        <w:t xml:space="preserve">Récupère les cours avec filtrage par catégorie, tri par prix et pagination via </w:t>
-      </w:r>
-      <w:proofErr w:type="spellStart"/>
-      <w:proofErr w:type="gramStart"/>
-      <w:r>
-        <w:t>find</w:t>
-      </w:r>
-      <w:proofErr w:type="spellEnd"/>
-      <w:r>
-        <w:t>(</w:t>
-      </w:r>
-      <w:proofErr w:type="gramEnd"/>
-      <w:r>
-        <w:t>).sort().skip().</w:t>
-      </w:r>
-      <w:proofErr w:type="spellStart"/>
-      <w:r>
-        <w:t>limit</w:t>
-      </w:r>
-      <w:proofErr w:type="spellEnd"/>
-      <w:r>
-        <w:t xml:space="preserve">(). </w:t>
-      </w:r>
-      <w:proofErr w:type="spellStart"/>
-      <w:proofErr w:type="gramStart"/>
+        <w:t xml:space="preserve">Récupère les cours avec filtrage par catégorie, tri par prix et pagination via find().sort().skip().limit(). </w:t>
+      </w:r>
       <w:r>
         <w:rPr>
           <w:lang w:val="en-US"/>
         </w:rPr>
-        <w:t>Statut</w:t>
-      </w:r>
-      <w:proofErr w:type="spellEnd"/>
-      <w:r>
-        <w:rPr>
-          <w:lang w:val="en-US"/>
-        </w:rPr>
-        <w:t xml:space="preserve"> :</w:t>
-      </w:r>
-      <w:proofErr w:type="gramEnd"/>
-      <w:r>
-        <w:rPr>
-          <w:lang w:val="en-US"/>
-        </w:rPr>
-        <w:t xml:space="preserve"> 200 OK.</w:t>
+        <w:t>Statut : 200 OK.</w:t>
       </w:r>
     </w:p>
     <w:p>
@@ -2378,89 +1868,7 @@
           <w:color w:val="333333"/>
           <w:lang w:val="en-US"/>
         </w:rPr>
-        <w:t>/</w:t>
-      </w:r>
-      <w:proofErr w:type="spellStart"/>
-      <w:r>
-        <w:rPr>
-          <w:rFonts w:ascii="Courier New" w:eastAsia="Courier New" w:hAnsi="Courier New" w:cs="Courier New"/>
-          <w:color w:val="333333"/>
-          <w:lang w:val="en-US"/>
-        </w:rPr>
-        <w:t>api</w:t>
-      </w:r>
-      <w:proofErr w:type="spellEnd"/>
-      <w:r>
-        <w:rPr>
-          <w:rFonts w:ascii="Courier New" w:eastAsia="Courier New" w:hAnsi="Courier New" w:cs="Courier New"/>
-          <w:color w:val="333333"/>
-          <w:lang w:val="en-US"/>
-        </w:rPr>
-        <w:t>/</w:t>
-      </w:r>
-      <w:proofErr w:type="spellStart"/>
-      <w:r>
-        <w:rPr>
-          <w:rFonts w:ascii="Courier New" w:eastAsia="Courier New" w:hAnsi="Courier New" w:cs="Courier New"/>
-          <w:color w:val="333333"/>
-          <w:lang w:val="en-US"/>
-        </w:rPr>
-        <w:t>courses</w:t>
-      </w:r>
-      <w:proofErr w:type="gramStart"/>
-      <w:r>
-        <w:rPr>
-          <w:rFonts w:ascii="Courier New" w:eastAsia="Courier New" w:hAnsi="Courier New" w:cs="Courier New"/>
-          <w:color w:val="333333"/>
-          <w:lang w:val="en-US"/>
-        </w:rPr>
-        <w:t>?category</w:t>
-      </w:r>
-      <w:proofErr w:type="spellEnd"/>
-      <w:proofErr w:type="gramEnd"/>
-      <w:r>
-        <w:rPr>
-          <w:rFonts w:ascii="Courier New" w:eastAsia="Courier New" w:hAnsi="Courier New" w:cs="Courier New"/>
-          <w:color w:val="333333"/>
-          <w:lang w:val="en-US"/>
-        </w:rPr>
-        <w:t>=</w:t>
-      </w:r>
-      <w:proofErr w:type="spellStart"/>
-      <w:r>
-        <w:rPr>
-          <w:rFonts w:ascii="Courier New" w:eastAsia="Courier New" w:hAnsi="Courier New" w:cs="Courier New"/>
-          <w:color w:val="333333"/>
-          <w:lang w:val="en-US"/>
-        </w:rPr>
-        <w:t>Web&amp;sort</w:t>
-      </w:r>
-      <w:proofErr w:type="spellEnd"/>
-      <w:r>
-        <w:rPr>
-          <w:rFonts w:ascii="Courier New" w:eastAsia="Courier New" w:hAnsi="Courier New" w:cs="Courier New"/>
-          <w:color w:val="333333"/>
-          <w:lang w:val="en-US"/>
-        </w:rPr>
-        <w:t>=</w:t>
-      </w:r>
-      <w:proofErr w:type="spellStart"/>
-      <w:r>
-        <w:rPr>
-          <w:rFonts w:ascii="Courier New" w:eastAsia="Courier New" w:hAnsi="Courier New" w:cs="Courier New"/>
-          <w:color w:val="333333"/>
-          <w:lang w:val="en-US"/>
-        </w:rPr>
-        <w:t>price&amp;page</w:t>
-      </w:r>
-      <w:proofErr w:type="spellEnd"/>
-      <w:r>
-        <w:rPr>
-          <w:rFonts w:ascii="Courier New" w:eastAsia="Courier New" w:hAnsi="Courier New" w:cs="Courier New"/>
-          <w:color w:val="333333"/>
-          <w:lang w:val="en-US"/>
-        </w:rPr>
-        <w:t>=1&amp;limit=5</w:t>
+        <w:t>/api/courses?category=Web&amp;sort=price&amp;page=1&amp;limit=5</w:t>
       </w:r>
     </w:p>
     <w:p>
@@ -2473,10 +1881,10 @@
           <w:noProof/>
         </w:rPr>
         <w:drawing>
-          <wp:inline distT="0" distB="0" distL="0" distR="0">
-            <wp:extent cx="5327650" cy="2790825"/>
-            <wp:effectExtent l="0" t="0" r="6350" b="9525"/>
-            <wp:docPr id="15" name="Image 15"/>
+          <wp:inline distT="0" distB="0" distL="0" distR="0" wp14:anchorId="5530B675" wp14:editId="48D47D6C">
+            <wp:extent cx="5760720" cy="3010331"/>
+            <wp:effectExtent l="0" t="0" r="0" b="0"/>
+            <wp:docPr id="32" name="Image 32" descr="C:\Users\simo\Pictures\Screenshots\Capture d'écran 2026-02-28 024430.png"/>
             <wp:cNvGraphicFramePr>
               <a:graphicFrameLocks xmlns:a="http://schemas.openxmlformats.org/drawingml/2006/main" noChangeAspect="1"/>
             </wp:cNvGraphicFramePr>
@@ -2484,7 +1892,7 @@
               <a:graphicData uri="http://schemas.openxmlformats.org/drawingml/2006/picture">
                 <pic:pic xmlns:pic="http://schemas.openxmlformats.org/drawingml/2006/picture">
                   <pic:nvPicPr>
-                    <pic:cNvPr id="0" name="Image 6"/>
+                    <pic:cNvPr id="0" name="Picture 4" descr="C:\Users\simo\Pictures\Screenshots\Capture d'écran 2026-02-28 024430.png"/>
                     <pic:cNvPicPr>
                       <a:picLocks noChangeAspect="1" noChangeArrowheads="1"/>
                     </pic:cNvPicPr>
@@ -2505,7 +1913,7 @@
                   <pic:spPr bwMode="auto">
                     <a:xfrm>
                       <a:off x="0" y="0"/>
-                      <a:ext cx="5327650" cy="2790825"/>
+                      <a:ext cx="5760720" cy="3010331"/>
                     </a:xfrm>
                     <a:prstGeom prst="rect">
                       <a:avLst/>
@@ -2526,7 +1934,6 @@
       <w:pPr>
         <w:spacing w:before="220" w:after="80"/>
       </w:pPr>
-      <w:proofErr w:type="spellStart"/>
       <w:r>
         <w:rPr>
           <w:b/>
@@ -2535,18 +1942,7 @@
           <w:sz w:val="23"/>
           <w:szCs w:val="23"/>
         </w:rPr>
-        <w:t>Endpoint</w:t>
-      </w:r>
-      <w:proofErr w:type="spellEnd"/>
-      <w:r>
-        <w:rPr>
-          <w:b/>
-          <w:bCs/>
-          <w:color w:val="2E5FA3"/>
-          <w:sz w:val="23"/>
-          <w:szCs w:val="23"/>
-        </w:rPr>
-        <w:t xml:space="preserve"> 4 — Récupération d'un utilisateur</w:t>
+        <w:t>Endpoint 4 — Récupération d'un utilisateur</w:t>
       </w:r>
     </w:p>
     <w:p>
@@ -2555,85 +1951,50 @@
         <w:jc w:val="both"/>
       </w:pPr>
       <w:r>
-        <w:t xml:space="preserve">Récupère le profil complet d'un utilisateur par son identifiant </w:t>
-      </w:r>
-      <w:proofErr w:type="spellStart"/>
-      <w:r>
-        <w:t>MongoDB</w:t>
-      </w:r>
-      <w:proofErr w:type="spellEnd"/>
-      <w:r>
-        <w:t xml:space="preserve"> via </w:t>
-      </w:r>
-      <w:proofErr w:type="spellStart"/>
-      <w:proofErr w:type="gramStart"/>
-      <w:r>
-        <w:t>findOne</w:t>
-      </w:r>
-      <w:proofErr w:type="spellEnd"/>
-      <w:r>
-        <w:t>(</w:t>
-      </w:r>
-      <w:proofErr w:type="gramEnd"/>
-      <w:r>
-        <w:t>). Statut : 200 OK.</w:t>
+        <w:t>Récupère le profil complet d'un utilisateur par son identifiant MongoDB via findOne(). Statut : 200 OK.</w:t>
       </w:r>
     </w:p>
     <w:p>
       <w:pPr>
         <w:spacing w:before="80" w:after="120"/>
         <w:ind w:left="200"/>
-      </w:pPr>
-      <w:r>
-        <w:rPr>
-          <w:rFonts w:ascii="Courier New" w:eastAsia="Courier New" w:hAnsi="Courier New" w:cs="Courier New"/>
-          <w:b/>
-          <w:bCs/>
-          <w:color w:val="2980B9"/>
-        </w:rPr>
-        <w:t xml:space="preserve">GET </w:t>
-      </w:r>
-      <w:r>
         <w:rPr>
           <w:rFonts w:ascii="Courier New" w:eastAsia="Courier New" w:hAnsi="Courier New" w:cs="Courier New"/>
           <w:color w:val="333333"/>
         </w:rPr>
-        <w:t>/api/</w:t>
-      </w:r>
-      <w:proofErr w:type="spellStart"/>
+      </w:pPr>
+      <w:r>
+        <w:rPr>
+          <w:rFonts w:ascii="Courier New" w:eastAsia="Courier New" w:hAnsi="Courier New" w:cs="Courier New"/>
+          <w:b/>
+          <w:bCs/>
+          <w:color w:val="2980B9"/>
+        </w:rPr>
+        <w:lastRenderedPageBreak/>
+        <w:t xml:space="preserve">GET </w:t>
+      </w:r>
       <w:r>
         <w:rPr>
           <w:rFonts w:ascii="Courier New" w:eastAsia="Courier New" w:hAnsi="Courier New" w:cs="Courier New"/>
           <w:color w:val="333333"/>
         </w:rPr>
-        <w:t>users</w:t>
-      </w:r>
-      <w:proofErr w:type="spellEnd"/>
-      <w:proofErr w:type="gramStart"/>
-      <w:r>
-        <w:rPr>
-          <w:rFonts w:ascii="Courier New" w:eastAsia="Courier New" w:hAnsi="Courier New" w:cs="Courier New"/>
-          <w:color w:val="333333"/>
-        </w:rPr>
-        <w:t>/:id</w:t>
-      </w:r>
-      <w:proofErr w:type="gramEnd"/>
-    </w:p>
-    <w:p>
-      <w:pPr>
-        <w:spacing w:before="120" w:after="240"/>
-        <w:jc w:val="center"/>
+        <w:t>/api/users/:id</w:t>
+      </w:r>
+    </w:p>
+    <w:p>
+      <w:pPr>
+        <w:spacing w:before="80" w:after="120"/>
+        <w:ind w:left="200"/>
       </w:pPr>
       <w:r>
         <w:rPr>
           <w:noProof/>
         </w:rPr>
-        <w:lastRenderedPageBreak/>
         <w:drawing>
-          <wp:inline distT="0" distB="0" distL="0" distR="0">
-            <wp:extent cx="5335270" cy="2814955"/>
-            <wp:effectExtent l="0" t="0" r="0" b="4445"/>
-            <wp:docPr id="14" name="Image 14"/>
+          <wp:inline distT="0" distB="0" distL="0" distR="0" wp14:anchorId="28733C47" wp14:editId="67DC2FC8">
+            <wp:extent cx="5760720" cy="3037525"/>
+            <wp:effectExtent l="0" t="0" r="0" b="0"/>
+            <wp:docPr id="41" name="Image 41" descr="C:\Users\simo\AppData\Local\Temp\{3F1F8771-CFFF-446A-89EE-EA08DE3892E8}.tmp"/>
             <wp:cNvGraphicFramePr>
               <a:graphicFrameLocks xmlns:a="http://schemas.openxmlformats.org/drawingml/2006/main" noChangeAspect="1"/>
             </wp:cNvGraphicFramePr>
@@ -2641,7 +2002,7 @@
               <a:graphicData uri="http://schemas.openxmlformats.org/drawingml/2006/picture">
                 <pic:pic xmlns:pic="http://schemas.openxmlformats.org/drawingml/2006/picture">
                   <pic:nvPicPr>
-                    <pic:cNvPr id="0" name="Image 7"/>
+                    <pic:cNvPr id="0" name="Picture 24" descr="C:\Users\simo\AppData\Local\Temp\{3F1F8771-CFFF-446A-89EE-EA08DE3892E8}.tmp"/>
                     <pic:cNvPicPr>
                       <a:picLocks noChangeAspect="1" noChangeArrowheads="1"/>
                     </pic:cNvPicPr>
@@ -2662,7 +2023,7 @@
                   <pic:spPr bwMode="auto">
                     <a:xfrm>
                       <a:off x="0" y="0"/>
-                      <a:ext cx="5335270" cy="2814955"/>
+                      <a:ext cx="5760720" cy="3037525"/>
                     </a:xfrm>
                     <a:prstGeom prst="rect">
                       <a:avLst/>
@@ -2681,9 +2042,14 @@
     </w:p>
     <w:p>
       <w:pPr>
+        <w:spacing w:before="120" w:after="240"/>
+        <w:jc w:val="center"/>
+      </w:pPr>
+    </w:p>
+    <w:p>
+      <w:pPr>
         <w:spacing w:before="220" w:after="80"/>
       </w:pPr>
-      <w:proofErr w:type="spellStart"/>
       <w:r>
         <w:rPr>
           <w:b/>
@@ -2692,18 +2058,7 @@
           <w:sz w:val="23"/>
           <w:szCs w:val="23"/>
         </w:rPr>
-        <w:t>Endpoint</w:t>
-      </w:r>
-      <w:proofErr w:type="spellEnd"/>
-      <w:r>
-        <w:rPr>
-          <w:b/>
-          <w:bCs/>
-          <w:color w:val="2E5FA3"/>
-          <w:sz w:val="23"/>
-          <w:szCs w:val="23"/>
-        </w:rPr>
-        <w:t xml:space="preserve"> 5 — Mise à jour partielle</w:t>
+        <w:t>Endpoint 5 — Mise à jour partielle</w:t>
       </w:r>
     </w:p>
     <w:p>
@@ -2712,15 +2067,7 @@
         <w:jc w:val="both"/>
       </w:pPr>
       <w:r>
-        <w:t>Modifie un champ précis avec l'opérateur $set et la notation pointée (</w:t>
-      </w:r>
-      <w:proofErr w:type="spellStart"/>
-      <w:r>
-        <w:t>profile.city</w:t>
-      </w:r>
-      <w:proofErr w:type="spellEnd"/>
-      <w:r>
-        <w:t>) sans toucher aux autres champs. Statut : 200 OK.</w:t>
+        <w:t>Modifie un champ précis avec l'opérateur $set et la notation pointée (profile.city) sans toucher aux autres champs. Statut : 200 OK.</w:t>
       </w:r>
     </w:p>
     <w:p>
@@ -2742,26 +2089,8 @@
           <w:rFonts w:ascii="Courier New" w:eastAsia="Courier New" w:hAnsi="Courier New" w:cs="Courier New"/>
           <w:color w:val="333333"/>
         </w:rPr>
-        <w:t>/api/</w:t>
-      </w:r>
-      <w:proofErr w:type="spellStart"/>
-      <w:r>
-        <w:rPr>
-          <w:rFonts w:ascii="Courier New" w:eastAsia="Courier New" w:hAnsi="Courier New" w:cs="Courier New"/>
-          <w:color w:val="333333"/>
-        </w:rPr>
-        <w:t>users</w:t>
-      </w:r>
-      <w:proofErr w:type="spellEnd"/>
-      <w:proofErr w:type="gramStart"/>
-      <w:r>
-        <w:rPr>
-          <w:rFonts w:ascii="Courier New" w:eastAsia="Courier New" w:hAnsi="Courier New" w:cs="Courier New"/>
-          <w:color w:val="333333"/>
-        </w:rPr>
-        <w:t>/:id</w:t>
-      </w:r>
-      <w:proofErr w:type="gramEnd"/>
+        <w:t>/api/users/:id</w:t>
+      </w:r>
     </w:p>
     <w:p>
       <w:pPr>
@@ -2826,7 +2155,6 @@
       <w:pPr>
         <w:spacing w:before="220" w:after="80"/>
       </w:pPr>
-      <w:proofErr w:type="spellStart"/>
       <w:r>
         <w:rPr>
           <w:b/>
@@ -2835,40 +2163,7 @@
           <w:sz w:val="23"/>
           <w:szCs w:val="23"/>
         </w:rPr>
-        <w:t>Endpoint</w:t>
-      </w:r>
-      <w:proofErr w:type="spellEnd"/>
-      <w:r>
-        <w:rPr>
-          <w:b/>
-          <w:bCs/>
-          <w:color w:val="2E5FA3"/>
-          <w:sz w:val="23"/>
-          <w:szCs w:val="23"/>
-        </w:rPr>
-        <w:t xml:space="preserve"> 6 — </w:t>
-      </w:r>
-      <w:proofErr w:type="spellStart"/>
-      <w:r>
-        <w:rPr>
-          <w:b/>
-          <w:bCs/>
-          <w:color w:val="2E5FA3"/>
-          <w:sz w:val="23"/>
-          <w:szCs w:val="23"/>
-        </w:rPr>
-        <w:t>Upsert</w:t>
-      </w:r>
-      <w:proofErr w:type="spellEnd"/>
-      <w:r>
-        <w:rPr>
-          <w:b/>
-          <w:bCs/>
-          <w:color w:val="2E5FA3"/>
-          <w:sz w:val="23"/>
-          <w:szCs w:val="23"/>
-        </w:rPr>
-        <w:t xml:space="preserve"> du profil</w:t>
+        <w:t>Endpoint 6 — Upsert du profil</w:t>
       </w:r>
     </w:p>
     <w:p>
@@ -2877,15 +2172,7 @@
         <w:jc w:val="both"/>
       </w:pPr>
       <w:r>
-        <w:t xml:space="preserve">Met à jour le profil avec l'option </w:t>
-      </w:r>
-      <w:proofErr w:type="spellStart"/>
-      <w:r>
-        <w:t>upsert</w:t>
-      </w:r>
-      <w:proofErr w:type="spellEnd"/>
-      <w:r>
-        <w:t xml:space="preserve"> : crée le document s'il n'existe pas, le modifie s'il existe déjà. Statut : 200 OK.</w:t>
+        <w:t>Met à jour le profil avec l'option upsert : crée le document s'il n'existe pas, le modifie s'il existe déjà. Statut : 200 OK.</w:t>
       </w:r>
     </w:p>
     <w:p>
@@ -2907,32 +2194,7 @@
           <w:rFonts w:ascii="Courier New" w:eastAsia="Courier New" w:hAnsi="Courier New" w:cs="Courier New"/>
           <w:color w:val="333333"/>
         </w:rPr>
-        <w:t>/api/</w:t>
-      </w:r>
-      <w:proofErr w:type="spellStart"/>
-      <w:r>
-        <w:rPr>
-          <w:rFonts w:ascii="Courier New" w:eastAsia="Courier New" w:hAnsi="Courier New" w:cs="Courier New"/>
-          <w:color w:val="333333"/>
-        </w:rPr>
-        <w:t>users</w:t>
-      </w:r>
-      <w:proofErr w:type="spellEnd"/>
-      <w:proofErr w:type="gramStart"/>
-      <w:r>
-        <w:rPr>
-          <w:rFonts w:ascii="Courier New" w:eastAsia="Courier New" w:hAnsi="Courier New" w:cs="Courier New"/>
-          <w:color w:val="333333"/>
-        </w:rPr>
-        <w:t>/:id</w:t>
-      </w:r>
-      <w:proofErr w:type="gramEnd"/>
-      <w:r>
-        <w:rPr>
-          <w:rFonts w:ascii="Courier New" w:eastAsia="Courier New" w:hAnsi="Courier New" w:cs="Courier New"/>
-          <w:color w:val="333333"/>
-        </w:rPr>
-        <w:t>/profile</w:t>
+        <w:t>/api/users/:id/profile</w:t>
       </w:r>
     </w:p>
     <w:p>
@@ -2999,7 +2261,6 @@
       <w:pPr>
         <w:spacing w:before="220" w:after="80"/>
       </w:pPr>
-      <w:proofErr w:type="spellStart"/>
       <w:r>
         <w:rPr>
           <w:b/>
@@ -3008,18 +2269,7 @@
           <w:sz w:val="23"/>
           <w:szCs w:val="23"/>
         </w:rPr>
-        <w:t>Endpoint</w:t>
-      </w:r>
-      <w:proofErr w:type="spellEnd"/>
-      <w:r>
-        <w:rPr>
-          <w:b/>
-          <w:bCs/>
-          <w:color w:val="2E5FA3"/>
-          <w:sz w:val="23"/>
-          <w:szCs w:val="23"/>
-        </w:rPr>
-        <w:t xml:space="preserve"> 7 — Suppression en cascade</w:t>
+        <w:t>Endpoint 7 — Suppression en cascade</w:t>
       </w:r>
     </w:p>
     <w:p>
@@ -3033,97 +2283,11 @@
       <w:r>
         <w:t xml:space="preserve">Supprime un cours et toutes ses données associées : leçons, avis et inscriptions annulées. </w:t>
       </w:r>
-      <w:proofErr w:type="spellStart"/>
       <w:r>
         <w:rPr>
           <w:lang w:val="en-US"/>
         </w:rPr>
-        <w:t>Enchaîne</w:t>
-      </w:r>
-      <w:proofErr w:type="spellEnd"/>
-      <w:r>
-        <w:rPr>
-          <w:lang w:val="en-US"/>
-        </w:rPr>
-        <w:t xml:space="preserve"> </w:t>
-      </w:r>
-      <w:proofErr w:type="spellStart"/>
-      <w:r>
-        <w:rPr>
-          <w:lang w:val="en-US"/>
-        </w:rPr>
-        <w:t>deleteOne</w:t>
-      </w:r>
-      <w:proofErr w:type="spellEnd"/>
-      <w:r>
-        <w:rPr>
-          <w:lang w:val="en-US"/>
-        </w:rPr>
-        <w:t xml:space="preserve">, </w:t>
-      </w:r>
-      <w:proofErr w:type="spellStart"/>
-      <w:r>
-        <w:rPr>
-          <w:lang w:val="en-US"/>
-        </w:rPr>
-        <w:t>deleteMany</w:t>
-      </w:r>
-      <w:proofErr w:type="spellEnd"/>
-      <w:r>
-        <w:rPr>
-          <w:lang w:val="en-US"/>
-        </w:rPr>
-        <w:t xml:space="preserve"> </w:t>
-      </w:r>
-      <w:proofErr w:type="gramStart"/>
-      <w:r>
-        <w:rPr>
-          <w:lang w:val="en-US"/>
-        </w:rPr>
-        <w:t>et</w:t>
-      </w:r>
-      <w:proofErr w:type="gramEnd"/>
-      <w:r>
-        <w:rPr>
-          <w:lang w:val="en-US"/>
-        </w:rPr>
-        <w:t xml:space="preserve"> </w:t>
-      </w:r>
-      <w:proofErr w:type="spellStart"/>
-      <w:r>
-        <w:rPr>
-          <w:lang w:val="en-US"/>
-        </w:rPr>
-        <w:t>updateMany</w:t>
-      </w:r>
-      <w:proofErr w:type="spellEnd"/>
-      <w:r>
-        <w:rPr>
-          <w:lang w:val="en-US"/>
-        </w:rPr>
-        <w:t xml:space="preserve">. </w:t>
-      </w:r>
-      <w:proofErr w:type="spellStart"/>
-      <w:proofErr w:type="gramStart"/>
-      <w:r>
-        <w:rPr>
-          <w:lang w:val="en-US"/>
-        </w:rPr>
-        <w:t>Statut</w:t>
-      </w:r>
-      <w:proofErr w:type="spellEnd"/>
-      <w:r>
-        <w:rPr>
-          <w:lang w:val="en-US"/>
-        </w:rPr>
-        <w:t xml:space="preserve"> :</w:t>
-      </w:r>
-      <w:proofErr w:type="gramEnd"/>
-      <w:r>
-        <w:rPr>
-          <w:lang w:val="en-US"/>
-        </w:rPr>
-        <w:t xml:space="preserve"> 200 OK.</w:t>
+        <w:t>Enchaîne deleteOne, deleteMany et updateMany. Statut : 200 OK.</w:t>
       </w:r>
     </w:p>
     <w:p>
@@ -3150,41 +2314,12 @@
           <w:color w:val="333333"/>
           <w:lang w:val="en-US"/>
         </w:rPr>
-        <w:t>/</w:t>
-      </w:r>
-      <w:proofErr w:type="spellStart"/>
-      <w:r>
-        <w:rPr>
-          <w:rFonts w:ascii="Courier New" w:eastAsia="Courier New" w:hAnsi="Courier New" w:cs="Courier New"/>
-          <w:color w:val="333333"/>
-          <w:lang w:val="en-US"/>
-        </w:rPr>
-        <w:t>api</w:t>
-      </w:r>
-      <w:proofErr w:type="spellEnd"/>
-      <w:r>
-        <w:rPr>
-          <w:rFonts w:ascii="Courier New" w:eastAsia="Courier New" w:hAnsi="Courier New" w:cs="Courier New"/>
-          <w:color w:val="333333"/>
-          <w:lang w:val="en-US"/>
-        </w:rPr>
-        <w:t>/courses/</w:t>
-      </w:r>
-      <w:proofErr w:type="gramStart"/>
-      <w:r>
-        <w:rPr>
-          <w:rFonts w:ascii="Courier New" w:eastAsia="Courier New" w:hAnsi="Courier New" w:cs="Courier New"/>
-          <w:color w:val="333333"/>
-          <w:lang w:val="en-US"/>
-        </w:rPr>
-        <w:t>:id</w:t>
-      </w:r>
-      <w:proofErr w:type="gramEnd"/>
-    </w:p>
-    <w:p>
-      <w:pPr>
-        <w:spacing w:before="120" w:after="240"/>
-        <w:jc w:val="center"/>
+        <w:t>/api/courses/:id</w:t>
+      </w:r>
+    </w:p>
+    <w:p>
+      <w:pPr>
+        <w:pStyle w:val="NormalWeb"/>
       </w:pPr>
       <w:r>
         <w:rPr>
@@ -3192,9 +2327,9 @@
         </w:rPr>
         <w:drawing>
           <wp:inline distT="0" distB="0" distL="0" distR="0">
-            <wp:extent cx="5335270" cy="2814955"/>
-            <wp:effectExtent l="0" t="0" r="0" b="4445"/>
-            <wp:docPr id="11" name="Image 11"/>
+            <wp:extent cx="6041950" cy="3153848"/>
+            <wp:effectExtent l="0" t="0" r="0" b="8890"/>
+            <wp:docPr id="42" name="Image 42" descr="C:\Users\simo\OneDrive\Documents\Capture d'écran 2026-02-28 025523.png"/>
             <wp:cNvGraphicFramePr>
               <a:graphicFrameLocks xmlns:a="http://schemas.openxmlformats.org/drawingml/2006/main" noChangeAspect="1"/>
             </wp:cNvGraphicFramePr>
@@ -3202,7 +2337,7 @@
               <a:graphicData uri="http://schemas.openxmlformats.org/drawingml/2006/picture">
                 <pic:pic xmlns:pic="http://schemas.openxmlformats.org/drawingml/2006/picture">
                   <pic:nvPicPr>
-                    <pic:cNvPr id="0" name="Image 10"/>
+                    <pic:cNvPr id="0" name="Picture 8" descr="C:\Users\simo\OneDrive\Documents\Capture d'écran 2026-02-28 025523.png"/>
                     <pic:cNvPicPr>
                       <a:picLocks noChangeAspect="1" noChangeArrowheads="1"/>
                     </pic:cNvPicPr>
@@ -3223,7 +2358,7 @@
                   <pic:spPr bwMode="auto">
                     <a:xfrm>
                       <a:off x="0" y="0"/>
-                      <a:ext cx="5335270" cy="2814955"/>
+                      <a:ext cx="6053638" cy="3159949"/>
                     </a:xfrm>
                     <a:prstGeom prst="rect">
                       <a:avLst/>
@@ -3242,6 +2377,12 @@
     </w:p>
     <w:p>
       <w:pPr>
+        <w:spacing w:before="120" w:after="240"/>
+        <w:jc w:val="center"/>
+      </w:pPr>
+    </w:p>
+    <w:p>
+      <w:pPr>
         <w:pBdr>
           <w:bottom w:val="single" w:sz="2" w:space="6" w:color="DDDDDD"/>
         </w:pBdr>
@@ -3278,30 +2419,13 @@
         <w:jc w:val="both"/>
       </w:pPr>
       <w:r>
-        <w:t xml:space="preserve">Cette partie implémente 5 </w:t>
-      </w:r>
-      <w:proofErr w:type="spellStart"/>
-      <w:r>
-        <w:t>endpoints</w:t>
-      </w:r>
-      <w:proofErr w:type="spellEnd"/>
-      <w:r>
-        <w:t xml:space="preserve"> complexes qui orchestrent plusieurs opérations </w:t>
-      </w:r>
-      <w:proofErr w:type="spellStart"/>
-      <w:r>
-        <w:t>MongoDB</w:t>
-      </w:r>
-      <w:proofErr w:type="spellEnd"/>
-      <w:r>
-        <w:t xml:space="preserve"> en séquence avec des validations croisées entre collections pour garantir la cohérence des données.</w:t>
+        <w:t>Cette partie implémente 5 endpoints complexes qui orchestrent plusieurs opérations MongoDB en séquence avec des validations croisées entre collections pour garantir la cohérence des données.</w:t>
       </w:r>
     </w:p>
     <w:p>
       <w:pPr>
         <w:spacing w:before="220" w:after="80"/>
       </w:pPr>
-      <w:proofErr w:type="spellStart"/>
       <w:r>
         <w:rPr>
           <w:b/>
@@ -3310,18 +2434,7 @@
           <w:sz w:val="23"/>
           <w:szCs w:val="23"/>
         </w:rPr>
-        <w:t>Endpoint</w:t>
-      </w:r>
-      <w:proofErr w:type="spellEnd"/>
-      <w:r>
-        <w:rPr>
-          <w:b/>
-          <w:bCs/>
-          <w:color w:val="2E5FA3"/>
-          <w:sz w:val="23"/>
-          <w:szCs w:val="23"/>
-        </w:rPr>
-        <w:t xml:space="preserve"> 1 — Inscription à un cours</w:t>
+        <w:t>Endpoint 1 — Inscription à un cours</w:t>
       </w:r>
     </w:p>
     <w:p>
@@ -3330,23 +2443,7 @@
         <w:jc w:val="both"/>
       </w:pPr>
       <w:r>
-        <w:t>Vérifie l'existence de l'étudiant et du cours, contrôle l'absence de doublon, crée l'inscription et incrémente les compteurs via $</w:t>
-      </w:r>
-      <w:proofErr w:type="spellStart"/>
-      <w:r>
-        <w:t>inc.</w:t>
-      </w:r>
-      <w:proofErr w:type="spellEnd"/>
-      <w:r>
-        <w:t xml:space="preserve"> Six opérations </w:t>
-      </w:r>
-      <w:proofErr w:type="spellStart"/>
-      <w:r>
-        <w:t>MongoDB</w:t>
-      </w:r>
-      <w:proofErr w:type="spellEnd"/>
-      <w:r>
-        <w:t xml:space="preserve"> enchaînées. Statut : 201 CREATED.</w:t>
+        <w:t>Vérifie l'existence de l'étudiant et du cours, contrôle l'absence de doublon, crée l'inscription et incrémente les compteurs via $inc. Six opérations MongoDB enchaînées. Statut : 201 CREATED.</w:t>
       </w:r>
     </w:p>
     <w:p>
@@ -3368,17 +2465,8 @@
           <w:rFonts w:ascii="Courier New" w:eastAsia="Courier New" w:hAnsi="Courier New" w:cs="Courier New"/>
           <w:color w:val="333333"/>
         </w:rPr>
-        <w:t>/api/</w:t>
-      </w:r>
-      <w:proofErr w:type="spellStart"/>
-      <w:r>
-        <w:rPr>
-          <w:rFonts w:ascii="Courier New" w:eastAsia="Courier New" w:hAnsi="Courier New" w:cs="Courier New"/>
-          <w:color w:val="333333"/>
-        </w:rPr>
-        <w:t>enrollments</w:t>
-      </w:r>
-      <w:proofErr w:type="spellEnd"/>
+        <w:t>/api/enrollments</w:t>
+      </w:r>
     </w:p>
     <w:p>
       <w:pPr>
@@ -3391,9 +2479,9 @@
         </w:rPr>
         <w:drawing>
           <wp:inline distT="0" distB="0" distL="0" distR="0">
-            <wp:extent cx="5327650" cy="2774950"/>
-            <wp:effectExtent l="0" t="0" r="6350" b="6350"/>
-            <wp:docPr id="10" name="Image 10"/>
+            <wp:extent cx="5760720" cy="3029758"/>
+            <wp:effectExtent l="0" t="0" r="0" b="0"/>
+            <wp:docPr id="43" name="Image 43" descr="C:\Users\simo\Pictures\Screenshots\Capture d'écran 2026-02-28 031840.png"/>
             <wp:cNvGraphicFramePr>
               <a:graphicFrameLocks xmlns:a="http://schemas.openxmlformats.org/drawingml/2006/main" noChangeAspect="1"/>
             </wp:cNvGraphicFramePr>
@@ -3401,7 +2489,7 @@
               <a:graphicData uri="http://schemas.openxmlformats.org/drawingml/2006/picture">
                 <pic:pic xmlns:pic="http://schemas.openxmlformats.org/drawingml/2006/picture">
                   <pic:nvPicPr>
-                    <pic:cNvPr id="0" name="Image 11"/>
+                    <pic:cNvPr id="0" name="Picture 10" descr="C:\Users\simo\Pictures\Screenshots\Capture d'écran 2026-02-28 031840.png"/>
                     <pic:cNvPicPr>
                       <a:picLocks noChangeAspect="1" noChangeArrowheads="1"/>
                     </pic:cNvPicPr>
@@ -3422,7 +2510,7 @@
                   <pic:spPr bwMode="auto">
                     <a:xfrm>
                       <a:off x="0" y="0"/>
-                      <a:ext cx="5327650" cy="2774950"/>
+                      <a:ext cx="5760720" cy="3029758"/>
                     </a:xfrm>
                     <a:prstGeom prst="rect">
                       <a:avLst/>
@@ -3443,7 +2531,6 @@
       <w:pPr>
         <w:spacing w:before="220" w:after="80"/>
       </w:pPr>
-      <w:proofErr w:type="spellStart"/>
       <w:r>
         <w:rPr>
           <w:b/>
@@ -3452,18 +2539,7 @@
           <w:sz w:val="23"/>
           <w:szCs w:val="23"/>
         </w:rPr>
-        <w:t>Endpoint</w:t>
-      </w:r>
-      <w:proofErr w:type="spellEnd"/>
-      <w:r>
-        <w:rPr>
-          <w:b/>
-          <w:bCs/>
-          <w:color w:val="2E5FA3"/>
-          <w:sz w:val="23"/>
-          <w:szCs w:val="23"/>
-        </w:rPr>
-        <w:t xml:space="preserve"> 2 — Soumission d'un avis</w:t>
+        <w:t>Endpoint 2 — Soumission d'un avis</w:t>
       </w:r>
     </w:p>
     <w:p>
@@ -3472,15 +2548,7 @@
         <w:jc w:val="both"/>
       </w:pPr>
       <w:r>
-        <w:t>Vérifie que l'étudiant est inscrit, enregistre l'avis, puis recalcule automatiquement la note moyenne du cours. La réponse retourne la nouvelle moyenne (</w:t>
-      </w:r>
-      <w:proofErr w:type="spellStart"/>
-      <w:r>
-        <w:t>newAverage</w:t>
-      </w:r>
-      <w:proofErr w:type="spellEnd"/>
-      <w:r>
-        <w:t>). Statut : 201 CREATED.</w:t>
+        <w:t>Vérifie que l'étudiant est inscrit, enregistre l'avis, puis recalcule automatiquement la note moyenne du cours. La réponse retourne la nouvelle moyenne (newAverage). Statut : 201 CREATED.</w:t>
       </w:r>
     </w:p>
     <w:p>
@@ -3502,22 +2570,12 @@
           <w:rFonts w:ascii="Courier New" w:eastAsia="Courier New" w:hAnsi="Courier New" w:cs="Courier New"/>
           <w:color w:val="333333"/>
         </w:rPr>
-        <w:t>/api/</w:t>
-      </w:r>
-      <w:proofErr w:type="spellStart"/>
-      <w:r>
-        <w:rPr>
-          <w:rFonts w:ascii="Courier New" w:eastAsia="Courier New" w:hAnsi="Courier New" w:cs="Courier New"/>
-          <w:color w:val="333333"/>
-        </w:rPr>
-        <w:t>reviews</w:t>
-      </w:r>
-      <w:proofErr w:type="spellEnd"/>
-    </w:p>
-    <w:p>
-      <w:pPr>
-        <w:spacing w:before="120" w:after="240"/>
-        <w:jc w:val="center"/>
+        <w:t>/api/reviews</w:t>
+      </w:r>
+    </w:p>
+    <w:p>
+      <w:pPr>
+        <w:pStyle w:val="NormalWeb"/>
       </w:pPr>
       <w:r>
         <w:rPr>
@@ -3526,9 +2584,9 @@
         <w:lastRenderedPageBreak/>
         <w:drawing>
           <wp:inline distT="0" distB="0" distL="0" distR="0">
-            <wp:extent cx="5327650" cy="2767330"/>
-            <wp:effectExtent l="0" t="0" r="6350" b="0"/>
-            <wp:docPr id="9" name="Image 9"/>
+            <wp:extent cx="6033334" cy="3132984"/>
+            <wp:effectExtent l="0" t="0" r="5715" b="0"/>
+            <wp:docPr id="46" name="Image 46" descr="C:\Users\simo\Pictures\Screenshots\Capture d'écran 2026-02-28 031942.png"/>
             <wp:cNvGraphicFramePr>
               <a:graphicFrameLocks xmlns:a="http://schemas.openxmlformats.org/drawingml/2006/main" noChangeAspect="1"/>
             </wp:cNvGraphicFramePr>
@@ -3536,7 +2594,7 @@
               <a:graphicData uri="http://schemas.openxmlformats.org/drawingml/2006/picture">
                 <pic:pic xmlns:pic="http://schemas.openxmlformats.org/drawingml/2006/picture">
                   <pic:nvPicPr>
-                    <pic:cNvPr id="0" name="Image 12"/>
+                    <pic:cNvPr id="0" name="Picture 13" descr="C:\Users\simo\Pictures\Screenshots\Capture d'écran 2026-02-28 031942.png"/>
                     <pic:cNvPicPr>
                       <a:picLocks noChangeAspect="1" noChangeArrowheads="1"/>
                     </pic:cNvPicPr>
@@ -3557,7 +2615,7 @@
                   <pic:spPr bwMode="auto">
                     <a:xfrm>
                       <a:off x="0" y="0"/>
-                      <a:ext cx="5327650" cy="2767330"/>
+                      <a:ext cx="6068381" cy="3151183"/>
                     </a:xfrm>
                     <a:prstGeom prst="rect">
                       <a:avLst/>
@@ -3576,9 +2634,14 @@
     </w:p>
     <w:p>
       <w:pPr>
+        <w:spacing w:before="120" w:after="240"/>
+        <w:jc w:val="center"/>
+      </w:pPr>
+    </w:p>
+    <w:p>
+      <w:pPr>
         <w:spacing w:before="220" w:after="80"/>
       </w:pPr>
-      <w:proofErr w:type="spellStart"/>
       <w:r>
         <w:rPr>
           <w:b/>
@@ -3587,18 +2650,7 @@
           <w:sz w:val="23"/>
           <w:szCs w:val="23"/>
         </w:rPr>
-        <w:t>Endpoint</w:t>
-      </w:r>
-      <w:proofErr w:type="spellEnd"/>
-      <w:r>
-        <w:rPr>
-          <w:b/>
-          <w:bCs/>
-          <w:color w:val="2E5FA3"/>
-          <w:sz w:val="23"/>
-          <w:szCs w:val="23"/>
-        </w:rPr>
-        <w:t xml:space="preserve"> 3 — Progression dans un cours</w:t>
+        <w:t>Endpoint 3 — Progression dans un cours</w:t>
       </w:r>
     </w:p>
     <w:p>
@@ -3607,72 +2659,40 @@
         <w:jc w:val="both"/>
       </w:pPr>
       <w:r>
-        <w:t xml:space="preserve">Marque une leçon comme complétée via $push et recalcule le pourcentage de progression via $set. Si 100% est atteint, le statut passe automatiquement à </w:t>
-      </w:r>
-      <w:proofErr w:type="spellStart"/>
-      <w:r>
-        <w:t>completed</w:t>
-      </w:r>
-      <w:proofErr w:type="spellEnd"/>
-      <w:r>
-        <w:t>. Statut : 200 OK.</w:t>
+        <w:t>Marque une leçon comme complétée via $push et recalcule le pourcentage de progression via $set. Si 100% est atteint, le statut passe automatiquement à completed. Statut : 200 OK.</w:t>
       </w:r>
     </w:p>
     <w:p>
       <w:pPr>
         <w:spacing w:before="80" w:after="120"/>
         <w:ind w:left="200"/>
-      </w:pPr>
-      <w:r>
-        <w:rPr>
-          <w:rFonts w:ascii="Courier New" w:eastAsia="Courier New" w:hAnsi="Courier New" w:cs="Courier New"/>
-          <w:b/>
-          <w:bCs/>
-          <w:color w:val="E67E22"/>
-        </w:rPr>
-        <w:t xml:space="preserve">PATCH </w:t>
-      </w:r>
-      <w:r>
         <w:rPr>
           <w:rFonts w:ascii="Courier New" w:eastAsia="Courier New" w:hAnsi="Courier New" w:cs="Courier New"/>
           <w:color w:val="333333"/>
         </w:rPr>
-        <w:t>/api/</w:t>
-      </w:r>
-      <w:proofErr w:type="spellStart"/>
+      </w:pPr>
+      <w:r>
+        <w:rPr>
+          <w:rFonts w:ascii="Courier New" w:eastAsia="Courier New" w:hAnsi="Courier New" w:cs="Courier New"/>
+          <w:b/>
+          <w:bCs/>
+          <w:color w:val="E67E22"/>
+        </w:rPr>
+        <w:t xml:space="preserve">PATCH </w:t>
+      </w:r>
       <w:r>
         <w:rPr>
           <w:rFonts w:ascii="Courier New" w:eastAsia="Courier New" w:hAnsi="Courier New" w:cs="Courier New"/>
           <w:color w:val="333333"/>
         </w:rPr>
-        <w:t>enrollments</w:t>
-      </w:r>
-      <w:proofErr w:type="spellEnd"/>
-      <w:proofErr w:type="gramStart"/>
-      <w:r>
-        <w:rPr>
-          <w:rFonts w:ascii="Courier New" w:eastAsia="Courier New" w:hAnsi="Courier New" w:cs="Courier New"/>
-          <w:color w:val="333333"/>
-        </w:rPr>
-        <w:t>/:id</w:t>
-      </w:r>
-      <w:proofErr w:type="gramEnd"/>
-      <w:r>
-        <w:rPr>
-          <w:rFonts w:ascii="Courier New" w:eastAsia="Courier New" w:hAnsi="Courier New" w:cs="Courier New"/>
-          <w:color w:val="333333"/>
-        </w:rPr>
-        <w:t>/</w:t>
-      </w:r>
-      <w:proofErr w:type="spellStart"/>
-      <w:r>
-        <w:rPr>
-          <w:rFonts w:ascii="Courier New" w:eastAsia="Courier New" w:hAnsi="Courier New" w:cs="Courier New"/>
-          <w:color w:val="333333"/>
-        </w:rPr>
-        <w:t>progress</w:t>
-      </w:r>
-      <w:proofErr w:type="spellEnd"/>
+        <w:t>/api/enrollments/:id/progress</w:t>
+      </w:r>
+    </w:p>
+    <w:p>
+      <w:pPr>
+        <w:spacing w:before="80" w:after="120"/>
+        <w:ind w:left="200"/>
+      </w:pPr>
     </w:p>
     <w:p>
       <w:pPr>
@@ -3685,9 +2705,9 @@
         </w:rPr>
         <w:drawing>
           <wp:inline distT="0" distB="0" distL="0" distR="0">
-            <wp:extent cx="5335270" cy="2774950"/>
-            <wp:effectExtent l="0" t="0" r="0" b="6350"/>
-            <wp:docPr id="8" name="Image 8"/>
+            <wp:extent cx="6175872" cy="3210412"/>
+            <wp:effectExtent l="0" t="0" r="0" b="9525"/>
+            <wp:docPr id="47" name="Image 47" descr="C:\Users\simo\Pictures\Screenshots\Capture d'écran 2026-02-28 033301.png"/>
             <wp:cNvGraphicFramePr>
               <a:graphicFrameLocks xmlns:a="http://schemas.openxmlformats.org/drawingml/2006/main" noChangeAspect="1"/>
             </wp:cNvGraphicFramePr>
@@ -3695,7 +2715,7 @@
               <a:graphicData uri="http://schemas.openxmlformats.org/drawingml/2006/picture">
                 <pic:pic xmlns:pic="http://schemas.openxmlformats.org/drawingml/2006/picture">
                   <pic:nvPicPr>
-                    <pic:cNvPr id="0" name="Image 13"/>
+                    <pic:cNvPr id="0" name="Picture 15" descr="C:\Users\simo\Pictures\Screenshots\Capture d'écran 2026-02-28 033301.png"/>
                     <pic:cNvPicPr>
                       <a:picLocks noChangeAspect="1" noChangeArrowheads="1"/>
                     </pic:cNvPicPr>
@@ -3716,7 +2736,7 @@
                   <pic:spPr bwMode="auto">
                     <a:xfrm>
                       <a:off x="0" y="0"/>
-                      <a:ext cx="5335270" cy="2774950"/>
+                      <a:ext cx="6210798" cy="3228568"/>
                     </a:xfrm>
                     <a:prstGeom prst="rect">
                       <a:avLst/>
@@ -3737,7 +2757,6 @@
       <w:pPr>
         <w:spacing w:before="220" w:after="80"/>
       </w:pPr>
-      <w:proofErr w:type="spellStart"/>
       <w:r>
         <w:rPr>
           <w:b/>
@@ -3746,18 +2765,7 @@
           <w:sz w:val="23"/>
           <w:szCs w:val="23"/>
         </w:rPr>
-        <w:t>Endpoint</w:t>
-      </w:r>
-      <w:proofErr w:type="spellEnd"/>
-      <w:r>
-        <w:rPr>
-          <w:b/>
-          <w:bCs/>
-          <w:color w:val="2E5FA3"/>
-          <w:sz w:val="23"/>
-          <w:szCs w:val="23"/>
-        </w:rPr>
-        <w:t xml:space="preserve"> 4 — Suppression en cascade</w:t>
+        <w:t>Endpoint 4 — Suppression en cascade</w:t>
       </w:r>
     </w:p>
     <w:p>
@@ -3766,31 +2774,7 @@
         <w:jc w:val="both"/>
       </w:pPr>
       <w:r>
-        <w:t xml:space="preserve">Suppression complète d'un cours avec détail du bilan : </w:t>
-      </w:r>
-      <w:proofErr w:type="spellStart"/>
-      <w:r>
-        <w:t>deletedLessons</w:t>
-      </w:r>
-      <w:proofErr w:type="spellEnd"/>
-      <w:r>
-        <w:t xml:space="preserve">, </w:t>
-      </w:r>
-      <w:proofErr w:type="spellStart"/>
-      <w:r>
-        <w:t>deletedReviews</w:t>
-      </w:r>
-      <w:proofErr w:type="spellEnd"/>
-      <w:r>
-        <w:t xml:space="preserve"> et </w:t>
-      </w:r>
-      <w:proofErr w:type="spellStart"/>
-      <w:r>
-        <w:t>cancelledEnrollments</w:t>
-      </w:r>
-      <w:proofErr w:type="spellEnd"/>
-      <w:r>
-        <w:t>. Statut : 200 OK.</w:t>
+        <w:t>Suppression complète d'un cours avec détail du bilan : deletedLessons, deletedReviews et cancelledEnrollments. Statut : 200 OK.</w:t>
       </w:r>
     </w:p>
     <w:p>
@@ -3805,6 +2789,7 @@
           <w:bCs/>
           <w:color w:val="C0392B"/>
         </w:rPr>
+        <w:lastRenderedPageBreak/>
         <w:t xml:space="preserve">DELETE </w:t>
       </w:r>
       <w:r>
@@ -3812,17 +2797,8 @@
           <w:rFonts w:ascii="Courier New" w:eastAsia="Courier New" w:hAnsi="Courier New" w:cs="Courier New"/>
           <w:color w:val="333333"/>
         </w:rPr>
-        <w:t>/api/courses</w:t>
-      </w:r>
-      <w:proofErr w:type="gramStart"/>
-      <w:r>
-        <w:rPr>
-          <w:rFonts w:ascii="Courier New" w:eastAsia="Courier New" w:hAnsi="Courier New" w:cs="Courier New"/>
-          <w:color w:val="333333"/>
-        </w:rPr>
-        <w:t>/:id</w:t>
-      </w:r>
-      <w:proofErr w:type="gramEnd"/>
+        <w:t>/api/courses/:id</w:t>
+      </w:r>
     </w:p>
     <w:p>
       <w:pPr>
@@ -3833,7 +2809,6 @@
         <w:rPr>
           <w:noProof/>
         </w:rPr>
-        <w:lastRenderedPageBreak/>
         <w:drawing>
           <wp:inline distT="0" distB="0" distL="0" distR="0">
             <wp:extent cx="5327650" cy="2822575"/>
@@ -3888,7 +2863,6 @@
       <w:pPr>
         <w:spacing w:before="220" w:after="80"/>
       </w:pPr>
-      <w:proofErr w:type="spellStart"/>
       <w:r>
         <w:rPr>
           <w:b/>
@@ -3897,18 +2871,7 @@
           <w:sz w:val="23"/>
           <w:szCs w:val="23"/>
         </w:rPr>
-        <w:t>Endpoint</w:t>
-      </w:r>
-      <w:proofErr w:type="spellEnd"/>
-      <w:r>
-        <w:rPr>
-          <w:b/>
-          <w:bCs/>
-          <w:color w:val="2E5FA3"/>
-          <w:sz w:val="23"/>
-          <w:szCs w:val="23"/>
-        </w:rPr>
-        <w:t xml:space="preserve"> 5 — Dashboard utilisateur</w:t>
+        <w:t>Endpoint 5 — Dashboard utilisateur</w:t>
       </w:r>
     </w:p>
     <w:p>
@@ -3939,42 +2902,8 @@
           <w:rFonts w:ascii="Courier New" w:eastAsia="Courier New" w:hAnsi="Courier New" w:cs="Courier New"/>
           <w:color w:val="333333"/>
         </w:rPr>
-        <w:t>/api/</w:t>
-      </w:r>
-      <w:proofErr w:type="spellStart"/>
-      <w:r>
-        <w:rPr>
-          <w:rFonts w:ascii="Courier New" w:eastAsia="Courier New" w:hAnsi="Courier New" w:cs="Courier New"/>
-          <w:color w:val="333333"/>
-        </w:rPr>
-        <w:t>users</w:t>
-      </w:r>
-      <w:proofErr w:type="spellEnd"/>
-      <w:proofErr w:type="gramStart"/>
-      <w:r>
-        <w:rPr>
-          <w:rFonts w:ascii="Courier New" w:eastAsia="Courier New" w:hAnsi="Courier New" w:cs="Courier New"/>
-          <w:color w:val="333333"/>
-        </w:rPr>
-        <w:t>/:id</w:t>
-      </w:r>
-      <w:proofErr w:type="gramEnd"/>
-      <w:r>
-        <w:rPr>
-          <w:rFonts w:ascii="Courier New" w:eastAsia="Courier New" w:hAnsi="Courier New" w:cs="Courier New"/>
-          <w:color w:val="333333"/>
-        </w:rPr>
-        <w:t>/</w:t>
-      </w:r>
-      <w:proofErr w:type="spellStart"/>
-      <w:r>
-        <w:rPr>
-          <w:rFonts w:ascii="Courier New" w:eastAsia="Courier New" w:hAnsi="Courier New" w:cs="Courier New"/>
-          <w:color w:val="333333"/>
-        </w:rPr>
-        <w:t>dashboard</w:t>
-      </w:r>
-      <w:proofErr w:type="spellEnd"/>
+        <w:t>/api/users/:id/dashboard</w:t>
+      </w:r>
     </w:p>
     <w:p>
       <w:pPr>
@@ -3986,7 +2915,7 @@
           <w:noProof/>
         </w:rPr>
         <w:drawing>
-          <wp:inline distT="0" distB="0" distL="0" distR="0">
+          <wp:inline distT="0" distB="0" distL="0" distR="0" wp14:anchorId="73B2B557" wp14:editId="29E3B7A1">
             <wp:extent cx="5327650" cy="2814955"/>
             <wp:effectExtent l="0" t="0" r="6350" b="4445"/>
             <wp:docPr id="6" name="Image 6"/>
@@ -4112,23 +3041,7 @@
         <w:jc w:val="both"/>
       </w:pPr>
       <w:r>
-        <w:t>Recherche un mot-clé dans les titres, descriptions et tags des cours via l'opérateur $</w:t>
-      </w:r>
-      <w:proofErr w:type="spellStart"/>
-      <w:r>
-        <w:t>regex</w:t>
-      </w:r>
-      <w:proofErr w:type="spellEnd"/>
-      <w:r>
-        <w:t xml:space="preserve"> combiné avec $or. Insensible à la casse grâce à l'option $</w:t>
-      </w:r>
-      <w:proofErr w:type="gramStart"/>
-      <w:r>
-        <w:t>options:</w:t>
-      </w:r>
-      <w:proofErr w:type="gramEnd"/>
-      <w:r>
-        <w:t xml:space="preserve"> 'i'.</w:t>
+        <w:t>Recherche un mot-clé dans les titres, descriptions et tags des cours via l'opérateur $regex combiné avec $or. Insensible à la casse grâce à l'option $options: 'i'.</w:t>
       </w:r>
     </w:p>
     <w:p>
@@ -4150,42 +3063,8 @@
           <w:rFonts w:ascii="Courier New" w:eastAsia="Courier New" w:hAnsi="Courier New" w:cs="Courier New"/>
           <w:color w:val="333333"/>
         </w:rPr>
-        <w:t>/api/courses/</w:t>
-      </w:r>
-      <w:proofErr w:type="spellStart"/>
-      <w:r>
-        <w:rPr>
-          <w:rFonts w:ascii="Courier New" w:eastAsia="Courier New" w:hAnsi="Courier New" w:cs="Courier New"/>
-          <w:color w:val="333333"/>
-        </w:rPr>
-        <w:t>search</w:t>
-      </w:r>
-      <w:proofErr w:type="gramStart"/>
-      <w:r>
-        <w:rPr>
-          <w:rFonts w:ascii="Courier New" w:eastAsia="Courier New" w:hAnsi="Courier New" w:cs="Courier New"/>
-          <w:color w:val="333333"/>
-        </w:rPr>
-        <w:t>?q</w:t>
-      </w:r>
-      <w:proofErr w:type="spellEnd"/>
-      <w:proofErr w:type="gramEnd"/>
-      <w:r>
-        <w:rPr>
-          <w:rFonts w:ascii="Courier New" w:eastAsia="Courier New" w:hAnsi="Courier New" w:cs="Courier New"/>
-          <w:color w:val="333333"/>
-        </w:rPr>
-        <w:t>=</w:t>
-      </w:r>
-      <w:proofErr w:type="spellStart"/>
-      <w:r>
-        <w:rPr>
-          <w:rFonts w:ascii="Courier New" w:eastAsia="Courier New" w:hAnsi="Courier New" w:cs="Courier New"/>
-          <w:color w:val="333333"/>
-        </w:rPr>
-        <w:t>mongodb</w:t>
-      </w:r>
-      <w:proofErr w:type="spellEnd"/>
+        <w:t>/api/courses/search?q=mongodb</w:t>
+      </w:r>
     </w:p>
     <w:p>
       <w:pPr>
@@ -4197,7 +3076,7 @@
           <w:noProof/>
         </w:rPr>
         <w:drawing>
-          <wp:inline distT="0" distB="0" distL="0" distR="0">
+          <wp:inline distT="0" distB="0" distL="0" distR="0" wp14:anchorId="1CA51FA1" wp14:editId="05BB1C83">
             <wp:extent cx="5327650" cy="2799080"/>
             <wp:effectExtent l="0" t="0" r="6350" b="1270"/>
             <wp:docPr id="5" name="Image 5"/>
@@ -4267,20 +3146,7 @@
         <w:jc w:val="both"/>
       </w:pPr>
       <w:r>
-        <w:t xml:space="preserve">Retourne en temps réel le total des documents de chaque collection via </w:t>
-      </w:r>
-      <w:proofErr w:type="spellStart"/>
-      <w:proofErr w:type="gramStart"/>
-      <w:r>
-        <w:t>countDocuments</w:t>
-      </w:r>
-      <w:proofErr w:type="spellEnd"/>
-      <w:r>
-        <w:t>(</w:t>
-      </w:r>
-      <w:proofErr w:type="gramEnd"/>
-      <w:r>
-        <w:t>). Utile pour un tableau de bord d'administration de la plateforme.</w:t>
+        <w:t>Retourne en temps réel le total des documents de chaque collection via countDocuments(). Utile pour un tableau de bord d'administration de la plateforme.</w:t>
       </w:r>
     </w:p>
     <w:p>
@@ -4302,17 +3168,8 @@
           <w:rFonts w:ascii="Courier New" w:eastAsia="Courier New" w:hAnsi="Courier New" w:cs="Courier New"/>
           <w:color w:val="333333"/>
         </w:rPr>
-        <w:t>/api/</w:t>
-      </w:r>
-      <w:proofErr w:type="spellStart"/>
-      <w:r>
-        <w:rPr>
-          <w:rFonts w:ascii="Courier New" w:eastAsia="Courier New" w:hAnsi="Courier New" w:cs="Courier New"/>
-          <w:color w:val="333333"/>
-        </w:rPr>
-        <w:t>stats</w:t>
-      </w:r>
-      <w:proofErr w:type="spellEnd"/>
+        <w:t>/api/stats</w:t>
+      </w:r>
     </w:p>
     <w:p>
       <w:pPr>
@@ -4395,20 +3252,10 @@
         <w:jc w:val="both"/>
       </w:pPr>
       <w:r>
-        <w:t xml:space="preserve">Exporte l'intégralité de la base de données en JSON via </w:t>
-      </w:r>
-      <w:proofErr w:type="spellStart"/>
-      <w:proofErr w:type="gramStart"/>
-      <w:r>
-        <w:t>find</w:t>
-      </w:r>
-      <w:proofErr w:type="spellEnd"/>
-      <w:r>
-        <w:t>(</w:t>
-      </w:r>
-      <w:proofErr w:type="gramEnd"/>
-      <w:r>
-        <w:t>) sans filtre sur les 5 collections. La réponse de 59 KB contient tous les documents.</w:t>
+        <w:t xml:space="preserve">Exporte l'intégralité de la base de données en JSON via find() sans filtre sur les 5 collections. </w:t>
+      </w:r>
+      <w:r>
+        <w:t>La réponse contient l’ensemble des documents de la base au format JSON.</w:t>
       </w:r>
     </w:p>
     <w:p>
@@ -4504,29 +3351,7 @@
           <w:sz w:val="26"/>
           <w:szCs w:val="26"/>
         </w:rPr>
-        <w:t xml:space="preserve">Bonus </w:t>
-      </w:r>
-      <w:proofErr w:type="spellStart"/>
-      <w:r>
-        <w:rPr>
-          <w:b/>
-          <w:bCs/>
-          <w:color w:val="1B2A4A"/>
-          <w:sz w:val="26"/>
-          <w:szCs w:val="26"/>
-        </w:rPr>
-        <w:t>Frontend</w:t>
-      </w:r>
-      <w:proofErr w:type="spellEnd"/>
-      <w:r>
-        <w:rPr>
-          <w:b/>
-          <w:bCs/>
-          <w:color w:val="1B2A4A"/>
-          <w:sz w:val="26"/>
-          <w:szCs w:val="26"/>
-        </w:rPr>
-        <w:t xml:space="preserve"> HTML</w:t>
+        <w:t>Bonus Frontend HTML</w:t>
       </w:r>
     </w:p>
     <w:p>
@@ -4535,28 +3360,7 @@
         <w:jc w:val="both"/>
       </w:pPr>
       <w:r>
-        <w:t xml:space="preserve">Interface web développée en HTML5, CSS3 et JavaScript </w:t>
-      </w:r>
-      <w:proofErr w:type="spellStart"/>
-      <w:r>
-        <w:t>Vanilla</w:t>
-      </w:r>
-      <w:proofErr w:type="spellEnd"/>
-      <w:r>
-        <w:t xml:space="preserve">. Le CSS est intégré directement dans les fichiers HTML. Le JavaScript utilise </w:t>
-      </w:r>
-      <w:proofErr w:type="spellStart"/>
-      <w:proofErr w:type="gramStart"/>
-      <w:r>
-        <w:t>fetch</w:t>
-      </w:r>
-      <w:proofErr w:type="spellEnd"/>
-      <w:r>
-        <w:t>(</w:t>
-      </w:r>
-      <w:proofErr w:type="gramEnd"/>
-      <w:r>
-        <w:t>) pour appeler l'API et met à jour le DOM dynamiquement.</w:t>
+        <w:t>Interface web développée en HTML5, CSS3 et JavaScript Vanilla. Le CSS est intégré directement dans les fichiers HTML. Le JavaScript utilise fetch() pour appeler l'API et met à jour le DOM dynamiquement.</w:t>
       </w:r>
     </w:p>
     <w:p>
@@ -4726,23 +3530,7 @@
         <w:jc w:val="both"/>
       </w:pPr>
       <w:r>
-        <w:t xml:space="preserve">Le projet </w:t>
-      </w:r>
-      <w:proofErr w:type="spellStart"/>
-      <w:r>
-        <w:t>LearnHub</w:t>
-      </w:r>
-      <w:proofErr w:type="spellEnd"/>
-      <w:r>
-        <w:t xml:space="preserve"> a été réalisé avec succès en couvrant l'ensemble des cinq parties demandées. La base de données </w:t>
-      </w:r>
-      <w:proofErr w:type="spellStart"/>
-      <w:r>
-        <w:t>MongoDB</w:t>
-      </w:r>
-      <w:proofErr w:type="spellEnd"/>
-      <w:r>
-        <w:t xml:space="preserve"> a été modélisée avec 5 collections et peuplée de données réalistes via seed.mongosh.js.</w:t>
+        <w:t>Le projet LearnHub a été réalisé avec succès en couvrant l'ensemble des cinq parties demandées. La base de données MongoDB a été modélisée avec 5 collections et peuplée de données réalistes via seed.mongosh.js.</w:t>
       </w:r>
     </w:p>
     <w:p>
@@ -4751,39 +3539,7 @@
         <w:jc w:val="both"/>
       </w:pPr>
       <w:r>
-        <w:t xml:space="preserve">Les 30 requêtes </w:t>
-      </w:r>
-      <w:proofErr w:type="spellStart"/>
-      <w:r>
-        <w:t>MongoDB</w:t>
-      </w:r>
-      <w:proofErr w:type="spellEnd"/>
-      <w:r>
-        <w:t xml:space="preserve"> de queries.mongosh.js démontrent la maîtrise des opérateurs CRUD et avancés. L'API REST expose plus de 20 </w:t>
-      </w:r>
-      <w:proofErr w:type="spellStart"/>
-      <w:r>
-        <w:t>endpoints</w:t>
-      </w:r>
-      <w:proofErr w:type="spellEnd"/>
-      <w:r>
-        <w:t xml:space="preserve"> fonctionnels testés dans </w:t>
-      </w:r>
-      <w:proofErr w:type="spellStart"/>
-      <w:r>
-        <w:t>Postman</w:t>
-      </w:r>
-      <w:proofErr w:type="spellEnd"/>
-      <w:r>
-        <w:t xml:space="preserve">, et </w:t>
-      </w:r>
-      <w:proofErr w:type="gramStart"/>
-      <w:r>
-        <w:t>la</w:t>
-      </w:r>
-      <w:proofErr w:type="gramEnd"/>
-      <w:r>
-        <w:t xml:space="preserve"> logique métier garantit l'intégrité des données grâce aux validations croisées et aux opérations en cascade.</w:t>
+        <w:t>Les 30 requêtes MongoDB de queries.mongosh.js démontrent la maîtrise des opérateurs CRUD et avancés. L'API REST expose plus de 20 endpoints fonctionnels testés dans Postman, et la logique métier garantit l'intégrité des données grâce aux validations croisées et aux opérations en cascade.</w:t>
       </w:r>
     </w:p>
     <w:p>
@@ -4792,31 +3548,7 @@
         <w:jc w:val="both"/>
       </w:pPr>
       <w:r>
-        <w:t xml:space="preserve">Les fonctionnalités bonus et le </w:t>
-      </w:r>
-      <w:proofErr w:type="spellStart"/>
-      <w:r>
-        <w:t>frontend</w:t>
-      </w:r>
-      <w:proofErr w:type="spellEnd"/>
-      <w:r>
-        <w:t xml:space="preserve"> HTML connecté à l'API complètent le projet et démontrent une maîtrise solide de </w:t>
-      </w:r>
-      <w:proofErr w:type="spellStart"/>
-      <w:r>
-        <w:t>MongoDB</w:t>
-      </w:r>
-      <w:proofErr w:type="spellEnd"/>
-      <w:r>
-        <w:t xml:space="preserve"> et de Python </w:t>
-      </w:r>
-      <w:proofErr w:type="spellStart"/>
-      <w:r>
-        <w:t>Flask</w:t>
-      </w:r>
-      <w:proofErr w:type="spellEnd"/>
-      <w:r>
-        <w:t>.</w:t>
+        <w:t>Les fonctionnalités bonus et le frontend HTML connecté à l'API complètent le projet et démontrent une maîtrise solide de MongoDB et de Python Flask.</w:t>
       </w:r>
     </w:p>
     <w:p>
@@ -4929,15 +3661,6 @@
   </w:abstractNum>
   <w:num w:numId="1">
     <w:abstractNumId w:val="0"/>
-    <w:lvlOverride w:ilvl="0"/>
-    <w:lvlOverride w:ilvl="1"/>
-    <w:lvlOverride w:ilvl="2"/>
-    <w:lvlOverride w:ilvl="3"/>
-    <w:lvlOverride w:ilvl="4"/>
-    <w:lvlOverride w:ilvl="5"/>
-    <w:lvlOverride w:ilvl="6"/>
-    <w:lvlOverride w:ilvl="7"/>
-    <w:lvlOverride w:ilvl="8"/>
   </w:num>
 </w:numbering>
 </file>
@@ -5378,6 +4101,23 @@
     <w:qFormat/>
     <w:rsid w:val="00062F6C"/>
   </w:style>
+  <w:style w:type="paragraph" w:styleId="NormalWeb">
+    <w:name w:val="Normal (Web)"/>
+    <w:basedOn w:val="Normal"/>
+    <w:uiPriority w:val="99"/>
+    <w:semiHidden/>
+    <w:unhideWhenUsed/>
+    <w:rsid w:val="00A37B88"/>
+    <w:pPr>
+      <w:spacing w:before="100" w:beforeAutospacing="1" w:after="100" w:afterAutospacing="1" w:line="240" w:lineRule="auto"/>
+    </w:pPr>
+    <w:rPr>
+      <w:rFonts w:ascii="Times New Roman" w:eastAsia="Times New Roman" w:hAnsi="Times New Roman" w:cs="Times New Roman"/>
+      <w:color w:val="auto"/>
+      <w:sz w:val="24"/>
+      <w:szCs w:val="24"/>
+    </w:rPr>
+  </w:style>
 </w:styles>
 </file>
 

--- a/rappport1.docx
+++ b/rappport1.docx
@@ -259,8 +259,39 @@
                                 <w:sz w:val="40"/>
                                 <w:szCs w:val="20"/>
                               </w:rPr>
-                              <w:t>Modélisation et gestion d’une base MongoDB pour LearnHub</w:t>
+                              <w:t xml:space="preserve">Modélisation et gestion d’une base </w:t>
                             </w:r>
+                            <w:proofErr w:type="spellStart"/>
+                            <w:r>
+                              <w:rPr>
+                                <w:rFonts w:ascii="Calibri" w:eastAsia="Calibri" w:hAnsi="Calibri" w:cs="Calibri"/>
+                                <w:b/>
+                                <w:sz w:val="40"/>
+                                <w:szCs w:val="20"/>
+                              </w:rPr>
+                              <w:t>MongoDB</w:t>
+                            </w:r>
+                            <w:proofErr w:type="spellEnd"/>
+                            <w:r>
+                              <w:rPr>
+                                <w:rFonts w:ascii="Calibri" w:eastAsia="Calibri" w:hAnsi="Calibri" w:cs="Calibri"/>
+                                <w:b/>
+                                <w:sz w:val="40"/>
+                                <w:szCs w:val="20"/>
+                              </w:rPr>
+                              <w:t xml:space="preserve"> pour </w:t>
+                            </w:r>
+                            <w:proofErr w:type="spellStart"/>
+                            <w:r>
+                              <w:rPr>
+                                <w:rFonts w:ascii="Calibri" w:eastAsia="Calibri" w:hAnsi="Calibri" w:cs="Calibri"/>
+                                <w:b/>
+                                <w:sz w:val="40"/>
+                                <w:szCs w:val="20"/>
+                              </w:rPr>
+                              <w:t>LearnHub</w:t>
+                            </w:r>
+                            <w:proofErr w:type="spellEnd"/>
                           </w:p>
                           <w:p>
                             <w:pPr>
@@ -383,6 +414,7 @@
           <w:szCs w:val="24"/>
         </w:rPr>
       </w:pPr>
+      <w:proofErr w:type="gramStart"/>
       <w:r>
         <w:rPr>
           <w:rFonts w:ascii="Calibri" w:eastAsia="Calibri" w:hAnsi="Calibri" w:cs="Calibri"/>
@@ -390,7 +422,17 @@
           <w:sz w:val="40"/>
           <w:szCs w:val="24"/>
         </w:rPr>
-        <w:t xml:space="preserve">sujet </w:t>
+        <w:t>sujet</w:t>
+      </w:r>
+      <w:proofErr w:type="gramEnd"/>
+      <w:r>
+        <w:rPr>
+          <w:rFonts w:ascii="Calibri" w:eastAsia="Calibri" w:hAnsi="Calibri" w:cs="Calibri"/>
+          <w:b/>
+          <w:sz w:val="40"/>
+          <w:szCs w:val="24"/>
+        </w:rPr>
+        <w:t xml:space="preserve"> </w:t>
       </w:r>
       <w:r>
         <w:rPr>
@@ -461,7 +503,35 @@
           <w:color w:val="21211A"/>
           <w:sz w:val="42"/>
         </w:rPr>
-        <w:t xml:space="preserve"> B3 cybersécurité , 2025-2026</w:t>
+        <w:t xml:space="preserve"> B3 </w:t>
+      </w:r>
+      <w:proofErr w:type="spellStart"/>
+      <w:proofErr w:type="gramStart"/>
+      <w:r>
+        <w:rPr>
+          <w:rFonts w:ascii="Calibri" w:eastAsia="Calibri" w:hAnsi="Calibri" w:cs="Calibri"/>
+          <w:color w:val="21211A"/>
+          <w:sz w:val="42"/>
+        </w:rPr>
+        <w:t>cybersécurité</w:t>
+      </w:r>
+      <w:proofErr w:type="spellEnd"/>
+      <w:r>
+        <w:rPr>
+          <w:rFonts w:ascii="Calibri" w:eastAsia="Calibri" w:hAnsi="Calibri" w:cs="Calibri"/>
+          <w:color w:val="21211A"/>
+          <w:sz w:val="42"/>
+        </w:rPr>
+        <w:t xml:space="preserve"> ,</w:t>
+      </w:r>
+      <w:proofErr w:type="gramEnd"/>
+      <w:r>
+        <w:rPr>
+          <w:rFonts w:ascii="Calibri" w:eastAsia="Calibri" w:hAnsi="Calibri" w:cs="Calibri"/>
+          <w:color w:val="21211A"/>
+          <w:sz w:val="42"/>
+        </w:rPr>
+        <w:t xml:space="preserve"> 2025-2026</w:t>
       </w:r>
     </w:p>
     <w:p>
@@ -764,7 +834,31 @@
         <w:jc w:val="both"/>
       </w:pPr>
       <w:r>
-        <w:t>Le projet LearnHub consiste à concevoir une base de données MongoDB pour une plateforme de gestion de cours en ligne, à l'exposer via une API REST en Python Flask, et à créer une interface web en HTML, CSS et JavaScript.</w:t>
+        <w:t xml:space="preserve">Le projet </w:t>
+      </w:r>
+      <w:proofErr w:type="spellStart"/>
+      <w:r>
+        <w:t>LearnHub</w:t>
+      </w:r>
+      <w:proofErr w:type="spellEnd"/>
+      <w:r>
+        <w:t xml:space="preserve"> consiste à concevoir une base de données </w:t>
+      </w:r>
+      <w:proofErr w:type="spellStart"/>
+      <w:r>
+        <w:t>MongoDB</w:t>
+      </w:r>
+      <w:proofErr w:type="spellEnd"/>
+      <w:r>
+        <w:t xml:space="preserve"> pour une plateforme de gestion de cours en ligne, à l'exposer via une API REST en Python </w:t>
+      </w:r>
+      <w:proofErr w:type="spellStart"/>
+      <w:r>
+        <w:t>Flask</w:t>
+      </w:r>
+      <w:proofErr w:type="spellEnd"/>
+      <w:r>
+        <w:t>, et à créer une interface web en HTML, CSS et JavaScript.</w:t>
       </w:r>
     </w:p>
     <w:p>
@@ -799,7 +893,15 @@
         <w:spacing w:before="50" w:after="50"/>
       </w:pPr>
       <w:r>
-        <w:t>Partie 2 — Démonstration de la maîtrise des opérations MongoDB via 30 requêtes (queries.mongosh.js).</w:t>
+        <w:t xml:space="preserve">Partie 2 — Démonstration de la maîtrise des opérations </w:t>
+      </w:r>
+      <w:proofErr w:type="spellStart"/>
+      <w:r>
+        <w:t>MongoDB</w:t>
+      </w:r>
+      <w:proofErr w:type="spellEnd"/>
+      <w:r>
+        <w:t xml:space="preserve"> via 30 requêtes (queries.mongosh.js).</w:t>
       </w:r>
     </w:p>
     <w:p>
@@ -812,7 +914,31 @@
         <w:spacing w:before="50" w:after="50"/>
       </w:pPr>
       <w:r>
-        <w:t>Partie 3 — Exposition des données via 7 endpoints d'une API REST Python Flask testés avec Postman.</w:t>
+        <w:t xml:space="preserve">Partie 3 — Exposition des données via 7 </w:t>
+      </w:r>
+      <w:proofErr w:type="spellStart"/>
+      <w:r>
+        <w:t>endpoints</w:t>
+      </w:r>
+      <w:proofErr w:type="spellEnd"/>
+      <w:r>
+        <w:t xml:space="preserve"> d'une API REST Python </w:t>
+      </w:r>
+      <w:proofErr w:type="spellStart"/>
+      <w:r>
+        <w:t>Flask</w:t>
+      </w:r>
+      <w:proofErr w:type="spellEnd"/>
+      <w:r>
+        <w:t xml:space="preserve"> testés avec </w:t>
+      </w:r>
+      <w:proofErr w:type="spellStart"/>
+      <w:r>
+        <w:t>Postman</w:t>
+      </w:r>
+      <w:proofErr w:type="spellEnd"/>
+      <w:r>
+        <w:t>.</w:t>
       </w:r>
     </w:p>
     <w:p>
@@ -825,7 +951,15 @@
         <w:spacing w:before="50" w:after="50"/>
       </w:pPr>
       <w:r>
-        <w:t>Partie 4 — Implémentation de 5 endpoints de logique métier complexe avec opérations enchaînées.</w:t>
+        <w:t xml:space="preserve">Partie 4 — Implémentation de 5 </w:t>
+      </w:r>
+      <w:proofErr w:type="spellStart"/>
+      <w:r>
+        <w:t>endpoints</w:t>
+      </w:r>
+      <w:proofErr w:type="spellEnd"/>
+      <w:r>
+        <w:t xml:space="preserve"> de logique métier complexe avec opérations enchaînées.</w:t>
       </w:r>
     </w:p>
     <w:p>
@@ -957,7 +1091,23 @@
         <w:jc w:val="both"/>
       </w:pPr>
       <w:r>
-        <w:t>Cette partie consiste à créer la base de données learnhub dans MongoDB et à la peupler via le fichier seed.mongosh.js. Ces données servent de fondation pour toutes les phases suivantes du projet.</w:t>
+        <w:t xml:space="preserve">Cette partie consiste à créer la base de données </w:t>
+      </w:r>
+      <w:proofErr w:type="spellStart"/>
+      <w:r>
+        <w:t>learnhub</w:t>
+      </w:r>
+      <w:proofErr w:type="spellEnd"/>
+      <w:r>
+        <w:t xml:space="preserve"> dans </w:t>
+      </w:r>
+      <w:proofErr w:type="spellStart"/>
+      <w:r>
+        <w:t>MongoDB</w:t>
+      </w:r>
+      <w:proofErr w:type="spellEnd"/>
+      <w:r>
+        <w:t xml:space="preserve"> et à la peupler via le fichier seed.mongosh.js. Ces données servent de fondation pour toutes les phases suivantes du projet.</w:t>
       </w:r>
     </w:p>
     <w:p>
@@ -984,8 +1134,13 @@
         </w:numPr>
         <w:spacing w:before="50" w:after="50"/>
       </w:pPr>
-      <w:r>
-        <w:t>users — 20 utilisateurs (étudiants et instructeurs) avec profil, compétences et statistiques.</w:t>
+      <w:proofErr w:type="spellStart"/>
+      <w:r>
+        <w:t>users</w:t>
+      </w:r>
+      <w:proofErr w:type="spellEnd"/>
+      <w:r>
+        <w:t xml:space="preserve"> — 20 utilisateurs (étudiants et instructeurs) avec profil, compétences et statistiques.</w:t>
       </w:r>
     </w:p>
     <w:p>
@@ -1010,8 +1165,13 @@
         </w:numPr>
         <w:spacing w:before="50" w:after="50"/>
       </w:pPr>
-      <w:r>
-        <w:t>lessons — 30 leçons rattachées aux cours avec type (vidéo/texte) et durée.</w:t>
+      <w:proofErr w:type="spellStart"/>
+      <w:r>
+        <w:t>lessons</w:t>
+      </w:r>
+      <w:proofErr w:type="spellEnd"/>
+      <w:r>
+        <w:t xml:space="preserve"> — 30 leçons rattachées aux cours avec type (vidéo/texte) et durée.</w:t>
       </w:r>
     </w:p>
     <w:p>
@@ -1023,8 +1183,13 @@
         </w:numPr>
         <w:spacing w:before="50" w:after="50"/>
       </w:pPr>
-      <w:r>
-        <w:t>enrollments — 25 inscriptions avec progression, statut et informations de paiement.</w:t>
+      <w:proofErr w:type="spellStart"/>
+      <w:r>
+        <w:t>enrollments</w:t>
+      </w:r>
+      <w:proofErr w:type="spellEnd"/>
+      <w:r>
+        <w:t xml:space="preserve"> — 25 inscriptions avec progression, statut et informations de paiement.</w:t>
       </w:r>
     </w:p>
     <w:p>
@@ -1036,8 +1201,13 @@
         </w:numPr>
         <w:spacing w:before="50" w:after="50"/>
       </w:pPr>
-      <w:r>
-        <w:t>reviews — 20 avis avec note et commentaire liés à un cours et un utilisateur.</w:t>
+      <w:proofErr w:type="spellStart"/>
+      <w:r>
+        <w:t>reviews</w:t>
+      </w:r>
+      <w:proofErr w:type="spellEnd"/>
+      <w:r>
+        <w:t xml:space="preserve"> — 20 avis avec note et commentaire liés à un cours et un utilisateur.</w:t>
       </w:r>
     </w:p>
     <w:p>
@@ -1090,7 +1260,47 @@
         <w:jc w:val="both"/>
       </w:pPr>
       <w:r>
-        <w:t>Le script utilise insertOne et insertMany pour insérer les documents dans chaque collection après avoir sélectionné la base learnhub avec use('learnhub').</w:t>
+        <w:t xml:space="preserve">Le script utilise </w:t>
+      </w:r>
+      <w:proofErr w:type="spellStart"/>
+      <w:r>
+        <w:t>insertOne</w:t>
+      </w:r>
+      <w:proofErr w:type="spellEnd"/>
+      <w:r>
+        <w:t xml:space="preserve"> et </w:t>
+      </w:r>
+      <w:proofErr w:type="spellStart"/>
+      <w:r>
+        <w:t>insertMany</w:t>
+      </w:r>
+      <w:proofErr w:type="spellEnd"/>
+      <w:r>
+        <w:t xml:space="preserve"> pour insérer les documents dans chaque collection après avoir sélectionné la base </w:t>
+      </w:r>
+      <w:proofErr w:type="spellStart"/>
+      <w:r>
+        <w:t>learnhub</w:t>
+      </w:r>
+      <w:proofErr w:type="spellEnd"/>
+      <w:r>
+        <w:t xml:space="preserve"> avec </w:t>
+      </w:r>
+      <w:proofErr w:type="gramStart"/>
+      <w:r>
+        <w:t>use(</w:t>
+      </w:r>
+      <w:proofErr w:type="gramEnd"/>
+      <w:r>
+        <w:t>'</w:t>
+      </w:r>
+      <w:proofErr w:type="spellStart"/>
+      <w:r>
+        <w:t>learnhub</w:t>
+      </w:r>
+      <w:proofErr w:type="spellEnd"/>
+      <w:r>
+        <w:t>').</w:t>
       </w:r>
     </w:p>
     <w:p>
@@ -1179,17 +1389,72 @@
           <w:sz w:val="26"/>
           <w:szCs w:val="26"/>
         </w:rPr>
-        <w:t>Visualisation dans MongoDB Compass</w:t>
-      </w:r>
+        <w:t xml:space="preserve">Visualisation dans </w:t>
+      </w:r>
+      <w:proofErr w:type="spellStart"/>
+      <w:r>
+        <w:rPr>
+          <w:b/>
+          <w:bCs/>
+          <w:color w:val="1B2A4A"/>
+          <w:sz w:val="26"/>
+          <w:szCs w:val="26"/>
+        </w:rPr>
+        <w:t>MongoDB</w:t>
+      </w:r>
+      <w:proofErr w:type="spellEnd"/>
+      <w:r>
+        <w:rPr>
+          <w:b/>
+          <w:bCs/>
+          <w:color w:val="1B2A4A"/>
+          <w:sz w:val="26"/>
+          <w:szCs w:val="26"/>
+        </w:rPr>
+        <w:t xml:space="preserve"> </w:t>
+      </w:r>
+      <w:proofErr w:type="spellStart"/>
+      <w:r>
+        <w:rPr>
+          <w:b/>
+          <w:bCs/>
+          <w:color w:val="1B2A4A"/>
+          <w:sz w:val="26"/>
+          <w:szCs w:val="26"/>
+        </w:rPr>
+        <w:t>Compass</w:t>
+      </w:r>
+      <w:proofErr w:type="spellEnd"/>
     </w:p>
     <w:p>
       <w:pPr>
         <w:spacing w:before="60" w:after="120"/>
         <w:jc w:val="both"/>
       </w:pPr>
+      <w:proofErr w:type="spellStart"/>
       <w:r>
         <w:lastRenderedPageBreak/>
-        <w:t>MongoDB Compass confirme l'insertion réussie des données dans les 5 collections de la base learnhub.</w:t>
+        <w:t>MongoDB</w:t>
+      </w:r>
+      <w:proofErr w:type="spellEnd"/>
+      <w:r>
+        <w:t xml:space="preserve"> </w:t>
+      </w:r>
+      <w:proofErr w:type="spellStart"/>
+      <w:r>
+        <w:t>Compass</w:t>
+      </w:r>
+      <w:proofErr w:type="spellEnd"/>
+      <w:r>
+        <w:t xml:space="preserve"> confirme l'insertion réussie des données dans les 5 collections de la base </w:t>
+      </w:r>
+      <w:proofErr w:type="spellStart"/>
+      <w:r>
+        <w:t>learnhub</w:t>
+      </w:r>
+      <w:proofErr w:type="spellEnd"/>
+      <w:r>
+        <w:t>.</w:t>
       </w:r>
     </w:p>
     <w:p>
@@ -1304,7 +1569,23 @@
         <w:jc w:val="both"/>
       </w:pPr>
       <w:r>
-        <w:t>Le fichier queries.mongosh.js contient 30 requêtes MongoDB qui démontrent la maîtrise des opérations CRUD et des opérateurs avancés sur toutes les collections de learnhub.</w:t>
+        <w:t xml:space="preserve">Le fichier queries.mongosh.js contient 30 requêtes </w:t>
+      </w:r>
+      <w:proofErr w:type="spellStart"/>
+      <w:r>
+        <w:t>MongoDB</w:t>
+      </w:r>
+      <w:proofErr w:type="spellEnd"/>
+      <w:r>
+        <w:t xml:space="preserve"> qui démontrent la maîtrise des opérations CRUD et des opérateurs avancés sur toutes les collections de </w:t>
+      </w:r>
+      <w:proofErr w:type="spellStart"/>
+      <w:r>
+        <w:t>learnhub</w:t>
+      </w:r>
+      <w:proofErr w:type="spellEnd"/>
+      <w:r>
+        <w:t>.</w:t>
       </w:r>
     </w:p>
     <w:p>
@@ -1314,6 +1595,7 @@
           <w:lang w:val="en-US"/>
         </w:rPr>
       </w:pPr>
+      <w:proofErr w:type="spellStart"/>
       <w:r>
         <w:rPr>
           <w:b/>
@@ -1323,8 +1605,33 @@
           <w:szCs w:val="26"/>
           <w:lang w:val="en-US"/>
         </w:rPr>
-        <w:t>Opérations couvertes</w:t>
-      </w:r>
+        <w:t>Opérations</w:t>
+      </w:r>
+      <w:proofErr w:type="spellEnd"/>
+      <w:r>
+        <w:rPr>
+          <w:b/>
+          <w:bCs/>
+          <w:color w:val="1B2A4A"/>
+          <w:sz w:val="26"/>
+          <w:szCs w:val="26"/>
+          <w:lang w:val="en-US"/>
+        </w:rPr>
+        <w:t xml:space="preserve"> </w:t>
+      </w:r>
+      <w:proofErr w:type="spellStart"/>
+      <w:r>
+        <w:rPr>
+          <w:b/>
+          <w:bCs/>
+          <w:color w:val="1B2A4A"/>
+          <w:sz w:val="26"/>
+          <w:szCs w:val="26"/>
+          <w:lang w:val="en-US"/>
+        </w:rPr>
+        <w:t>couvertes</w:t>
+      </w:r>
+      <w:proofErr w:type="spellEnd"/>
     </w:p>
     <w:p>
       <w:pPr>
@@ -1345,13 +1652,127 @@
           <w:bCs/>
           <w:lang w:val="en-US"/>
         </w:rPr>
-        <w:t>CRUD de base</w:t>
-      </w:r>
-      <w:r>
-        <w:rPr>
-          <w:lang w:val="en-US"/>
-        </w:rPr>
-        <w:t xml:space="preserve"> : , insertMany, find, findOne, updateOne, updateMany, deleteOne, deleteMany, countDocuments.</w:t>
+        <w:t xml:space="preserve">CRUD de </w:t>
+      </w:r>
+      <w:proofErr w:type="gramStart"/>
+      <w:r>
+        <w:rPr>
+          <w:b/>
+          <w:bCs/>
+          <w:lang w:val="en-US"/>
+        </w:rPr>
+        <w:t>base</w:t>
+      </w:r>
+      <w:r>
+        <w:rPr>
+          <w:lang w:val="en-US"/>
+        </w:rPr>
+        <w:t xml:space="preserve"> :</w:t>
+      </w:r>
+      <w:proofErr w:type="gramEnd"/>
+      <w:r>
+        <w:rPr>
+          <w:lang w:val="en-US"/>
+        </w:rPr>
+        <w:t xml:space="preserve"> , </w:t>
+      </w:r>
+      <w:proofErr w:type="spellStart"/>
+      <w:r>
+        <w:rPr>
+          <w:lang w:val="en-US"/>
+        </w:rPr>
+        <w:t>insertMany</w:t>
+      </w:r>
+      <w:proofErr w:type="spellEnd"/>
+      <w:r>
+        <w:rPr>
+          <w:lang w:val="en-US"/>
+        </w:rPr>
+        <w:t xml:space="preserve">, find, </w:t>
+      </w:r>
+      <w:proofErr w:type="spellStart"/>
+      <w:r>
+        <w:rPr>
+          <w:lang w:val="en-US"/>
+        </w:rPr>
+        <w:t>findOne</w:t>
+      </w:r>
+      <w:proofErr w:type="spellEnd"/>
+      <w:r>
+        <w:rPr>
+          <w:lang w:val="en-US"/>
+        </w:rPr>
+        <w:t xml:space="preserve">, </w:t>
+      </w:r>
+      <w:proofErr w:type="spellStart"/>
+      <w:r>
+        <w:rPr>
+          <w:lang w:val="en-US"/>
+        </w:rPr>
+        <w:t>updateOne</w:t>
+      </w:r>
+      <w:proofErr w:type="spellEnd"/>
+      <w:r>
+        <w:rPr>
+          <w:lang w:val="en-US"/>
+        </w:rPr>
+        <w:t xml:space="preserve">, </w:t>
+      </w:r>
+      <w:proofErr w:type="spellStart"/>
+      <w:r>
+        <w:rPr>
+          <w:lang w:val="en-US"/>
+        </w:rPr>
+        <w:t>updateMany</w:t>
+      </w:r>
+      <w:proofErr w:type="spellEnd"/>
+      <w:r>
+        <w:rPr>
+          <w:lang w:val="en-US"/>
+        </w:rPr>
+        <w:t xml:space="preserve">, </w:t>
+      </w:r>
+      <w:proofErr w:type="spellStart"/>
+      <w:r>
+        <w:rPr>
+          <w:lang w:val="en-US"/>
+        </w:rPr>
+        <w:t>deleteOne</w:t>
+      </w:r>
+      <w:proofErr w:type="spellEnd"/>
+      <w:r>
+        <w:rPr>
+          <w:lang w:val="en-US"/>
+        </w:rPr>
+        <w:t xml:space="preserve">, </w:t>
+      </w:r>
+      <w:proofErr w:type="spellStart"/>
+      <w:r>
+        <w:rPr>
+          <w:lang w:val="en-US"/>
+        </w:rPr>
+        <w:t>deleteMany</w:t>
+      </w:r>
+      <w:proofErr w:type="spellEnd"/>
+      <w:r>
+        <w:rPr>
+          <w:lang w:val="en-US"/>
+        </w:rPr>
+        <w:t xml:space="preserve">, </w:t>
+      </w:r>
+      <w:proofErr w:type="spellStart"/>
+      <w:r>
+        <w:rPr>
+          <w:lang w:val="en-US"/>
+        </w:rPr>
+        <w:t>countDocuments</w:t>
+      </w:r>
+      <w:proofErr w:type="spellEnd"/>
+      <w:r>
+        <w:rPr>
+          <w:lang w:val="en-US"/>
+        </w:rPr>
+        <w:t>.</w:t>
       </w:r>
     </w:p>
     <w:p>
@@ -1369,7 +1790,36 @@
         <w:t>Opérateurs de mise à jour</w:t>
       </w:r>
       <w:r>
-        <w:t xml:space="preserve"> : $set (avec notation pointée), $push, $pull, $inc, upsert: true.</w:t>
+        <w:t xml:space="preserve"> : $set (avec notation pointée), $push, $pull, $</w:t>
+      </w:r>
+      <w:proofErr w:type="spellStart"/>
+      <w:r>
+        <w:t>inc</w:t>
+      </w:r>
+      <w:proofErr w:type="spellEnd"/>
+      <w:r>
+        <w:t xml:space="preserve">, </w:t>
+      </w:r>
+      <w:proofErr w:type="spellStart"/>
+      <w:proofErr w:type="gramStart"/>
+      <w:r>
+        <w:t>upsert</w:t>
+      </w:r>
+      <w:proofErr w:type="spellEnd"/>
+      <w:r>
+        <w:t>:</w:t>
+      </w:r>
+      <w:proofErr w:type="gramEnd"/>
+      <w:r>
+        <w:t xml:space="preserve"> </w:t>
+      </w:r>
+      <w:proofErr w:type="spellStart"/>
+      <w:r>
+        <w:t>true</w:t>
+      </w:r>
+      <w:proofErr w:type="spellEnd"/>
+      <w:r>
+        <w:t>.</w:t>
       </w:r>
     </w:p>
     <w:p>
@@ -1389,11 +1839,40 @@
       <w:r>
         <w:t xml:space="preserve"> : $and, $or, $in</w:t>
       </w:r>
+      <w:proofErr w:type="gramStart"/>
       <w:r>
         <w:t>,</w:t>
       </w:r>
       <w:r>
-        <w:t>, $gte, $lte, $lt, $ne, .</w:t>
+        <w:t>,</w:t>
+      </w:r>
+      <w:proofErr w:type="gramEnd"/>
+      <w:r>
+        <w:t xml:space="preserve"> $</w:t>
+      </w:r>
+      <w:proofErr w:type="spellStart"/>
+      <w:r>
+        <w:t>gte</w:t>
+      </w:r>
+      <w:proofErr w:type="spellEnd"/>
+      <w:r>
+        <w:t>, $</w:t>
+      </w:r>
+      <w:proofErr w:type="spellStart"/>
+      <w:r>
+        <w:t>lte</w:t>
+      </w:r>
+      <w:proofErr w:type="spellEnd"/>
+      <w:r>
+        <w:t>, $</w:t>
+      </w:r>
+      <w:proofErr w:type="spellStart"/>
+      <w:r>
+        <w:t>lt</w:t>
+      </w:r>
+      <w:proofErr w:type="spellEnd"/>
+      <w:r>
+        <w:t>, $ne, .</w:t>
       </w:r>
     </w:p>
     <w:p>
@@ -1411,7 +1890,23 @@
         <w:t>Requêtes avancées</w:t>
       </w:r>
       <w:r>
-        <w:t xml:space="preserve"> : tri (sort), limitation (limit), pagination (skip + limit), projection (inclusion/exclusion de champs).</w:t>
+        <w:t xml:space="preserve"> : tri (sort), limitation (</w:t>
+      </w:r>
+      <w:proofErr w:type="spellStart"/>
+      <w:r>
+        <w:t>limit</w:t>
+      </w:r>
+      <w:proofErr w:type="spellEnd"/>
+      <w:r>
+        <w:t xml:space="preserve">), pagination (skip + </w:t>
+      </w:r>
+      <w:proofErr w:type="spellStart"/>
+      <w:r>
+        <w:t>limit</w:t>
+      </w:r>
+      <w:proofErr w:type="spellEnd"/>
+      <w:r>
+        <w:t>), projection (inclusion/exclusion de champs).</w:t>
       </w:r>
     </w:p>
     <w:p>
@@ -1429,7 +1924,23 @@
         <w:t>Requêtes métier implémentées</w:t>
       </w:r>
       <w:r>
-        <w:t xml:space="preserve"> : inscription avec vérification et mise à jour des compteurs, catalogue filtré et paginé, gestion de progression avec recalcul automatique, suppression en cascade des données liées, dashboard utilisateur structuré.</w:t>
+        <w:t xml:space="preserve"> : inscription avec vérification et mise à jour des compteurs, catalogue filtré et paginé, gestion de progression avec </w:t>
+      </w:r>
+      <w:proofErr w:type="spellStart"/>
+      <w:r>
+        <w:t>recalcul</w:t>
+      </w:r>
+      <w:proofErr w:type="spellEnd"/>
+      <w:r>
+        <w:t xml:space="preserve"> automatique, suppression en cascade des données liées, </w:t>
+      </w:r>
+      <w:proofErr w:type="spellStart"/>
+      <w:r>
+        <w:t>dashboard</w:t>
+      </w:r>
+      <w:proofErr w:type="spellEnd"/>
+      <w:r>
+        <w:t xml:space="preserve"> utilisateur structuré.</w:t>
       </w:r>
     </w:p>
     <w:p>
@@ -1534,7 +2045,47 @@
         <w:jc w:val="both"/>
       </w:pPr>
       <w:r>
-        <w:t>L'API REST a été développée en Python Flask avec PyMongo. Le fichier server.py définit tous les endpoints HTTP. Flask-CORS est activé pour autoriser les requêtes depuis le frontend HTML.</w:t>
+        <w:t xml:space="preserve">L'API REST a été développée en Python </w:t>
+      </w:r>
+      <w:proofErr w:type="spellStart"/>
+      <w:r>
+        <w:t>Flask</w:t>
+      </w:r>
+      <w:proofErr w:type="spellEnd"/>
+      <w:r>
+        <w:t xml:space="preserve"> avec </w:t>
+      </w:r>
+      <w:proofErr w:type="spellStart"/>
+      <w:r>
+        <w:t>PyMongo</w:t>
+      </w:r>
+      <w:proofErr w:type="spellEnd"/>
+      <w:r>
+        <w:t xml:space="preserve">. Le fichier server.py définit tous les </w:t>
+      </w:r>
+      <w:proofErr w:type="spellStart"/>
+      <w:r>
+        <w:t>endpoints</w:t>
+      </w:r>
+      <w:proofErr w:type="spellEnd"/>
+      <w:r>
+        <w:t xml:space="preserve"> HTTP. </w:t>
+      </w:r>
+      <w:proofErr w:type="spellStart"/>
+      <w:r>
+        <w:t>Flask</w:t>
+      </w:r>
+      <w:proofErr w:type="spellEnd"/>
+      <w:r>
+        <w:t xml:space="preserve">-CORS est activé pour autoriser les requêtes depuis le </w:t>
+      </w:r>
+      <w:proofErr w:type="spellStart"/>
+      <w:r>
+        <w:t>frontend</w:t>
+      </w:r>
+      <w:proofErr w:type="spellEnd"/>
+      <w:r>
+        <w:t xml:space="preserve"> HTML.</w:t>
       </w:r>
     </w:p>
     <w:p>
@@ -1610,6 +2161,7 @@
       <w:pPr>
         <w:spacing w:before="220" w:after="80"/>
       </w:pPr>
+      <w:proofErr w:type="spellStart"/>
       <w:r>
         <w:rPr>
           <w:b/>
@@ -1618,7 +2170,18 @@
           <w:sz w:val="23"/>
           <w:szCs w:val="23"/>
         </w:rPr>
-        <w:t>Endpoint 1 — Création d'un utilisateur</w:t>
+        <w:t>Endpoint</w:t>
+      </w:r>
+      <w:proofErr w:type="spellEnd"/>
+      <w:r>
+        <w:rPr>
+          <w:b/>
+          <w:bCs/>
+          <w:color w:val="2E5FA3"/>
+          <w:sz w:val="23"/>
+          <w:szCs w:val="23"/>
+        </w:rPr>
+        <w:t xml:space="preserve"> 1 — Création d'un utilisateur</w:t>
       </w:r>
     </w:p>
     <w:p>
@@ -1627,7 +2190,39 @@
         <w:jc w:val="both"/>
       </w:pPr>
       <w:r>
-        <w:t>Crée un nouvel utilisateur dans la collection users via insertOne. La réponse retourne l'identifiant MongoDB généré automatiquement (insertedId). Statut : 201 CREATED.</w:t>
+        <w:t xml:space="preserve">Crée un nouvel utilisateur dans la collection </w:t>
+      </w:r>
+      <w:proofErr w:type="spellStart"/>
+      <w:r>
+        <w:t>users</w:t>
+      </w:r>
+      <w:proofErr w:type="spellEnd"/>
+      <w:r>
+        <w:t xml:space="preserve"> via </w:t>
+      </w:r>
+      <w:proofErr w:type="spellStart"/>
+      <w:r>
+        <w:t>insertOne</w:t>
+      </w:r>
+      <w:proofErr w:type="spellEnd"/>
+      <w:r>
+        <w:t xml:space="preserve">. La réponse retourne l'identifiant </w:t>
+      </w:r>
+      <w:proofErr w:type="spellStart"/>
+      <w:r>
+        <w:t>MongoDB</w:t>
+      </w:r>
+      <w:proofErr w:type="spellEnd"/>
+      <w:r>
+        <w:t xml:space="preserve"> généré automatiquement (</w:t>
+      </w:r>
+      <w:proofErr w:type="spellStart"/>
+      <w:r>
+        <w:t>insertedId</w:t>
+      </w:r>
+      <w:proofErr w:type="spellEnd"/>
+      <w:r>
+        <w:t>). Statut : 201 CREATED.</w:t>
       </w:r>
     </w:p>
     <w:p>
@@ -1649,8 +2244,17 @@
           <w:rFonts w:ascii="Courier New" w:eastAsia="Courier New" w:hAnsi="Courier New" w:cs="Courier New"/>
           <w:color w:val="333333"/>
         </w:rPr>
-        <w:t>/api/users</w:t>
-      </w:r>
+        <w:t>/api/</w:t>
+      </w:r>
+      <w:proofErr w:type="spellStart"/>
+      <w:r>
+        <w:rPr>
+          <w:rFonts w:ascii="Courier New" w:eastAsia="Courier New" w:hAnsi="Courier New" w:cs="Courier New"/>
+          <w:color w:val="333333"/>
+        </w:rPr>
+        <w:t>users</w:t>
+      </w:r>
+      <w:proofErr w:type="spellEnd"/>
     </w:p>
     <w:p>
       <w:pPr>
@@ -1715,6 +2319,7 @@
       <w:pPr>
         <w:spacing w:before="220" w:after="80"/>
       </w:pPr>
+      <w:proofErr w:type="spellStart"/>
       <w:r>
         <w:rPr>
           <w:b/>
@@ -1724,7 +2329,18 @@
           <w:szCs w:val="23"/>
         </w:rPr>
         <w:lastRenderedPageBreak/>
-        <w:t>Endpoint 2 — Insertion de cours en masse</w:t>
+        <w:t>Endpoint</w:t>
+      </w:r>
+      <w:proofErr w:type="spellEnd"/>
+      <w:r>
+        <w:rPr>
+          <w:b/>
+          <w:bCs/>
+          <w:color w:val="2E5FA3"/>
+          <w:sz w:val="23"/>
+          <w:szCs w:val="23"/>
+        </w:rPr>
+        <w:t xml:space="preserve"> 2 — Insertion de cours en masse</w:t>
       </w:r>
     </w:p>
     <w:p>
@@ -1733,7 +2349,28 @@
         <w:jc w:val="both"/>
       </w:pPr>
       <w:r>
-        <w:t>Insère plusieurs cours simultanément via insertMany. La réponse confirme le nombre de documents insérés (insertedCount: 3). Statut : 201 CREATED.</w:t>
+        <w:t xml:space="preserve">Insère plusieurs cours simultanément via </w:t>
+      </w:r>
+      <w:proofErr w:type="spellStart"/>
+      <w:r>
+        <w:t>insertMany</w:t>
+      </w:r>
+      <w:proofErr w:type="spellEnd"/>
+      <w:r>
+        <w:t>. La réponse confirme le nombre de documents insérés (</w:t>
+      </w:r>
+      <w:proofErr w:type="spellStart"/>
+      <w:proofErr w:type="gramStart"/>
+      <w:r>
+        <w:t>insertedCount</w:t>
+      </w:r>
+      <w:proofErr w:type="spellEnd"/>
+      <w:r>
+        <w:t>:</w:t>
+      </w:r>
+      <w:proofErr w:type="gramEnd"/>
+      <w:r>
+        <w:t xml:space="preserve"> 3). Statut : 201 CREATED.</w:t>
       </w:r>
     </w:p>
     <w:p>
@@ -1755,8 +2392,17 @@
           <w:rFonts w:ascii="Courier New" w:eastAsia="Courier New" w:hAnsi="Courier New" w:cs="Courier New"/>
           <w:color w:val="333333"/>
         </w:rPr>
-        <w:t>/api/courses/bulk</w:t>
-      </w:r>
+        <w:t>/api/courses/</w:t>
+      </w:r>
+      <w:proofErr w:type="spellStart"/>
+      <w:r>
+        <w:rPr>
+          <w:rFonts w:ascii="Courier New" w:eastAsia="Courier New" w:hAnsi="Courier New" w:cs="Courier New"/>
+          <w:color w:val="333333"/>
+        </w:rPr>
+        <w:t>bulk</w:t>
+      </w:r>
+      <w:proofErr w:type="spellEnd"/>
     </w:p>
     <w:p>
       <w:pPr>
@@ -1815,6 +2461,7 @@
           </wp:inline>
         </w:drawing>
       </w:r>
+      <w:proofErr w:type="spellStart"/>
       <w:r>
         <w:rPr>
           <w:b/>
@@ -1823,7 +2470,18 @@
           <w:sz w:val="23"/>
           <w:szCs w:val="23"/>
         </w:rPr>
-        <w:t>Endpoint 3 — Liste des cours avec filtres</w:t>
+        <w:t>Endpoint</w:t>
+      </w:r>
+      <w:proofErr w:type="spellEnd"/>
+      <w:r>
+        <w:rPr>
+          <w:b/>
+          <w:bCs/>
+          <w:color w:val="2E5FA3"/>
+          <w:sz w:val="23"/>
+          <w:szCs w:val="23"/>
+        </w:rPr>
+        <w:t xml:space="preserve"> 3 — Liste des cours avec filtres</w:t>
       </w:r>
     </w:p>
     <w:p>
@@ -1835,13 +2493,50 @@
         </w:rPr>
       </w:pPr>
       <w:r>
-        <w:t xml:space="preserve">Récupère les cours avec filtrage par catégorie, tri par prix et pagination via find().sort().skip().limit(). </w:t>
-      </w:r>
-      <w:r>
-        <w:rPr>
-          <w:lang w:val="en-US"/>
-        </w:rPr>
-        <w:t>Statut : 200 OK.</w:t>
+        <w:t xml:space="preserve">Récupère les cours avec filtrage par catégorie, tri par prix et pagination via </w:t>
+      </w:r>
+      <w:proofErr w:type="spellStart"/>
+      <w:proofErr w:type="gramStart"/>
+      <w:r>
+        <w:t>find</w:t>
+      </w:r>
+      <w:proofErr w:type="spellEnd"/>
+      <w:r>
+        <w:t>(</w:t>
+      </w:r>
+      <w:proofErr w:type="gramEnd"/>
+      <w:r>
+        <w:t>).sort().skip().</w:t>
+      </w:r>
+      <w:proofErr w:type="spellStart"/>
+      <w:r>
+        <w:t>limit</w:t>
+      </w:r>
+      <w:proofErr w:type="spellEnd"/>
+      <w:r>
+        <w:t xml:space="preserve">(). </w:t>
+      </w:r>
+      <w:proofErr w:type="spellStart"/>
+      <w:proofErr w:type="gramStart"/>
+      <w:r>
+        <w:rPr>
+          <w:lang w:val="en-US"/>
+        </w:rPr>
+        <w:t>Statut</w:t>
+      </w:r>
+      <w:proofErr w:type="spellEnd"/>
+      <w:r>
+        <w:rPr>
+          <w:lang w:val="en-US"/>
+        </w:rPr>
+        <w:t xml:space="preserve"> :</w:t>
+      </w:r>
+      <w:proofErr w:type="gramEnd"/>
+      <w:r>
+        <w:rPr>
+          <w:lang w:val="en-US"/>
+        </w:rPr>
+        <w:t xml:space="preserve"> 200 OK.</w:t>
       </w:r>
     </w:p>
     <w:p>
@@ -1868,7 +2563,89 @@
           <w:color w:val="333333"/>
           <w:lang w:val="en-US"/>
         </w:rPr>
-        <w:t>/api/courses?category=Web&amp;sort=price&amp;page=1&amp;limit=5</w:t>
+        <w:t>/</w:t>
+      </w:r>
+      <w:proofErr w:type="spellStart"/>
+      <w:r>
+        <w:rPr>
+          <w:rFonts w:ascii="Courier New" w:eastAsia="Courier New" w:hAnsi="Courier New" w:cs="Courier New"/>
+          <w:color w:val="333333"/>
+          <w:lang w:val="en-US"/>
+        </w:rPr>
+        <w:t>api</w:t>
+      </w:r>
+      <w:proofErr w:type="spellEnd"/>
+      <w:r>
+        <w:rPr>
+          <w:rFonts w:ascii="Courier New" w:eastAsia="Courier New" w:hAnsi="Courier New" w:cs="Courier New"/>
+          <w:color w:val="333333"/>
+          <w:lang w:val="en-US"/>
+        </w:rPr>
+        <w:t>/</w:t>
+      </w:r>
+      <w:proofErr w:type="spellStart"/>
+      <w:r>
+        <w:rPr>
+          <w:rFonts w:ascii="Courier New" w:eastAsia="Courier New" w:hAnsi="Courier New" w:cs="Courier New"/>
+          <w:color w:val="333333"/>
+          <w:lang w:val="en-US"/>
+        </w:rPr>
+        <w:t>courses</w:t>
+      </w:r>
+      <w:proofErr w:type="gramStart"/>
+      <w:r>
+        <w:rPr>
+          <w:rFonts w:ascii="Courier New" w:eastAsia="Courier New" w:hAnsi="Courier New" w:cs="Courier New"/>
+          <w:color w:val="333333"/>
+          <w:lang w:val="en-US"/>
+        </w:rPr>
+        <w:t>?category</w:t>
+      </w:r>
+      <w:proofErr w:type="spellEnd"/>
+      <w:proofErr w:type="gramEnd"/>
+      <w:r>
+        <w:rPr>
+          <w:rFonts w:ascii="Courier New" w:eastAsia="Courier New" w:hAnsi="Courier New" w:cs="Courier New"/>
+          <w:color w:val="333333"/>
+          <w:lang w:val="en-US"/>
+        </w:rPr>
+        <w:t>=</w:t>
+      </w:r>
+      <w:proofErr w:type="spellStart"/>
+      <w:r>
+        <w:rPr>
+          <w:rFonts w:ascii="Courier New" w:eastAsia="Courier New" w:hAnsi="Courier New" w:cs="Courier New"/>
+          <w:color w:val="333333"/>
+          <w:lang w:val="en-US"/>
+        </w:rPr>
+        <w:t>Web&amp;sort</w:t>
+      </w:r>
+      <w:proofErr w:type="spellEnd"/>
+      <w:r>
+        <w:rPr>
+          <w:rFonts w:ascii="Courier New" w:eastAsia="Courier New" w:hAnsi="Courier New" w:cs="Courier New"/>
+          <w:color w:val="333333"/>
+          <w:lang w:val="en-US"/>
+        </w:rPr>
+        <w:t>=</w:t>
+      </w:r>
+      <w:proofErr w:type="spellStart"/>
+      <w:r>
+        <w:rPr>
+          <w:rFonts w:ascii="Courier New" w:eastAsia="Courier New" w:hAnsi="Courier New" w:cs="Courier New"/>
+          <w:color w:val="333333"/>
+          <w:lang w:val="en-US"/>
+        </w:rPr>
+        <w:t>price&amp;page</w:t>
+      </w:r>
+      <w:proofErr w:type="spellEnd"/>
+      <w:r>
+        <w:rPr>
+          <w:rFonts w:ascii="Courier New" w:eastAsia="Courier New" w:hAnsi="Courier New" w:cs="Courier New"/>
+          <w:color w:val="333333"/>
+          <w:lang w:val="en-US"/>
+        </w:rPr>
+        <w:t>=1&amp;limit=5</w:t>
       </w:r>
     </w:p>
     <w:p>
@@ -1934,6 +2711,7 @@
       <w:pPr>
         <w:spacing w:before="220" w:after="80"/>
       </w:pPr>
+      <w:proofErr w:type="spellStart"/>
       <w:r>
         <w:rPr>
           <w:b/>
@@ -1942,7 +2720,18 @@
           <w:sz w:val="23"/>
           <w:szCs w:val="23"/>
         </w:rPr>
-        <w:t>Endpoint 4 — Récupération d'un utilisateur</w:t>
+        <w:t>Endpoint</w:t>
+      </w:r>
+      <w:proofErr w:type="spellEnd"/>
+      <w:r>
+        <w:rPr>
+          <w:b/>
+          <w:bCs/>
+          <w:color w:val="2E5FA3"/>
+          <w:sz w:val="23"/>
+          <w:szCs w:val="23"/>
+        </w:rPr>
+        <w:t xml:space="preserve"> 4 — Récupération d'un utilisateur</w:t>
       </w:r>
     </w:p>
     <w:p>
@@ -1951,7 +2740,28 @@
         <w:jc w:val="both"/>
       </w:pPr>
       <w:r>
-        <w:t>Récupère le profil complet d'un utilisateur par son identifiant MongoDB via findOne(). Statut : 200 OK.</w:t>
+        <w:t xml:space="preserve">Récupère le profil complet d'un utilisateur par son identifiant </w:t>
+      </w:r>
+      <w:proofErr w:type="spellStart"/>
+      <w:r>
+        <w:t>MongoDB</w:t>
+      </w:r>
+      <w:proofErr w:type="spellEnd"/>
+      <w:r>
+        <w:t xml:space="preserve"> via </w:t>
+      </w:r>
+      <w:proofErr w:type="spellStart"/>
+      <w:proofErr w:type="gramStart"/>
+      <w:r>
+        <w:t>findOne</w:t>
+      </w:r>
+      <w:proofErr w:type="spellEnd"/>
+      <w:r>
+        <w:t>(</w:t>
+      </w:r>
+      <w:proofErr w:type="gramEnd"/>
+      <w:r>
+        <w:t>). Statut : 200 OK.</w:t>
       </w:r>
     </w:p>
     <w:p>
@@ -1978,8 +2788,26 @@
           <w:rFonts w:ascii="Courier New" w:eastAsia="Courier New" w:hAnsi="Courier New" w:cs="Courier New"/>
           <w:color w:val="333333"/>
         </w:rPr>
-        <w:t>/api/users/:id</w:t>
-      </w:r>
+        <w:t>/api/</w:t>
+      </w:r>
+      <w:proofErr w:type="spellStart"/>
+      <w:r>
+        <w:rPr>
+          <w:rFonts w:ascii="Courier New" w:eastAsia="Courier New" w:hAnsi="Courier New" w:cs="Courier New"/>
+          <w:color w:val="333333"/>
+        </w:rPr>
+        <w:t>users</w:t>
+      </w:r>
+      <w:proofErr w:type="spellEnd"/>
+      <w:proofErr w:type="gramStart"/>
+      <w:r>
+        <w:rPr>
+          <w:rFonts w:ascii="Courier New" w:eastAsia="Courier New" w:hAnsi="Courier New" w:cs="Courier New"/>
+          <w:color w:val="333333"/>
+        </w:rPr>
+        <w:t>/:id</w:t>
+      </w:r>
+      <w:proofErr w:type="gramEnd"/>
     </w:p>
     <w:p>
       <w:pPr>
@@ -2050,6 +2878,7 @@
       <w:pPr>
         <w:spacing w:before="220" w:after="80"/>
       </w:pPr>
+      <w:proofErr w:type="spellStart"/>
       <w:r>
         <w:rPr>
           <w:b/>
@@ -2058,7 +2887,18 @@
           <w:sz w:val="23"/>
           <w:szCs w:val="23"/>
         </w:rPr>
-        <w:t>Endpoint 5 — Mise à jour partielle</w:t>
+        <w:t>Endpoint</w:t>
+      </w:r>
+      <w:proofErr w:type="spellEnd"/>
+      <w:r>
+        <w:rPr>
+          <w:b/>
+          <w:bCs/>
+          <w:color w:val="2E5FA3"/>
+          <w:sz w:val="23"/>
+          <w:szCs w:val="23"/>
+        </w:rPr>
+        <w:t xml:space="preserve"> 5 — Mise à jour partielle</w:t>
       </w:r>
     </w:p>
     <w:p>
@@ -2067,7 +2907,15 @@
         <w:jc w:val="both"/>
       </w:pPr>
       <w:r>
-        <w:t>Modifie un champ précis avec l'opérateur $set et la notation pointée (profile.city) sans toucher aux autres champs. Statut : 200 OK.</w:t>
+        <w:t>Modifie un champ précis avec l'opérateur $set et la notation pointée (</w:t>
+      </w:r>
+      <w:proofErr w:type="spellStart"/>
+      <w:r>
+        <w:t>profile.city</w:t>
+      </w:r>
+      <w:proofErr w:type="spellEnd"/>
+      <w:r>
+        <w:t>) sans toucher aux autres champs. Statut : 200 OK.</w:t>
       </w:r>
     </w:p>
     <w:p>
@@ -2089,8 +2937,26 @@
           <w:rFonts w:ascii="Courier New" w:eastAsia="Courier New" w:hAnsi="Courier New" w:cs="Courier New"/>
           <w:color w:val="333333"/>
         </w:rPr>
-        <w:t>/api/users/:id</w:t>
-      </w:r>
+        <w:t>/api/</w:t>
+      </w:r>
+      <w:proofErr w:type="spellStart"/>
+      <w:r>
+        <w:rPr>
+          <w:rFonts w:ascii="Courier New" w:eastAsia="Courier New" w:hAnsi="Courier New" w:cs="Courier New"/>
+          <w:color w:val="333333"/>
+        </w:rPr>
+        <w:t>users</w:t>
+      </w:r>
+      <w:proofErr w:type="spellEnd"/>
+      <w:proofErr w:type="gramStart"/>
+      <w:r>
+        <w:rPr>
+          <w:rFonts w:ascii="Courier New" w:eastAsia="Courier New" w:hAnsi="Courier New" w:cs="Courier New"/>
+          <w:color w:val="333333"/>
+        </w:rPr>
+        <w:t>/:id</w:t>
+      </w:r>
+      <w:proofErr w:type="gramEnd"/>
     </w:p>
     <w:p>
       <w:pPr>
@@ -2155,6 +3021,7 @@
       <w:pPr>
         <w:spacing w:before="220" w:after="80"/>
       </w:pPr>
+      <w:proofErr w:type="spellStart"/>
       <w:r>
         <w:rPr>
           <w:b/>
@@ -2163,7 +3030,40 @@
           <w:sz w:val="23"/>
           <w:szCs w:val="23"/>
         </w:rPr>
-        <w:t>Endpoint 6 — Upsert du profil</w:t>
+        <w:t>Endpoint</w:t>
+      </w:r>
+      <w:proofErr w:type="spellEnd"/>
+      <w:r>
+        <w:rPr>
+          <w:b/>
+          <w:bCs/>
+          <w:color w:val="2E5FA3"/>
+          <w:sz w:val="23"/>
+          <w:szCs w:val="23"/>
+        </w:rPr>
+        <w:t xml:space="preserve"> 6 — </w:t>
+      </w:r>
+      <w:proofErr w:type="spellStart"/>
+      <w:r>
+        <w:rPr>
+          <w:b/>
+          <w:bCs/>
+          <w:color w:val="2E5FA3"/>
+          <w:sz w:val="23"/>
+          <w:szCs w:val="23"/>
+        </w:rPr>
+        <w:t>Upsert</w:t>
+      </w:r>
+      <w:proofErr w:type="spellEnd"/>
+      <w:r>
+        <w:rPr>
+          <w:b/>
+          <w:bCs/>
+          <w:color w:val="2E5FA3"/>
+          <w:sz w:val="23"/>
+          <w:szCs w:val="23"/>
+        </w:rPr>
+        <w:t xml:space="preserve"> du profil</w:t>
       </w:r>
     </w:p>
     <w:p>
@@ -2172,7 +3072,15 @@
         <w:jc w:val="both"/>
       </w:pPr>
       <w:r>
-        <w:t>Met à jour le profil avec l'option upsert : crée le document s'il n'existe pas, le modifie s'il existe déjà. Statut : 200 OK.</w:t>
+        <w:t xml:space="preserve">Met à jour le profil avec l'option </w:t>
+      </w:r>
+      <w:proofErr w:type="spellStart"/>
+      <w:r>
+        <w:t>upsert</w:t>
+      </w:r>
+      <w:proofErr w:type="spellEnd"/>
+      <w:r>
+        <w:t xml:space="preserve"> : crée le document s'il n'existe pas, le modifie s'il existe déjà. Statut : 200 OK.</w:t>
       </w:r>
     </w:p>
     <w:p>
@@ -2194,7 +3102,32 @@
           <w:rFonts w:ascii="Courier New" w:eastAsia="Courier New" w:hAnsi="Courier New" w:cs="Courier New"/>
           <w:color w:val="333333"/>
         </w:rPr>
-        <w:t>/api/users/:id/profile</w:t>
+        <w:t>/api/</w:t>
+      </w:r>
+      <w:proofErr w:type="spellStart"/>
+      <w:r>
+        <w:rPr>
+          <w:rFonts w:ascii="Courier New" w:eastAsia="Courier New" w:hAnsi="Courier New" w:cs="Courier New"/>
+          <w:color w:val="333333"/>
+        </w:rPr>
+        <w:t>users</w:t>
+      </w:r>
+      <w:proofErr w:type="spellEnd"/>
+      <w:proofErr w:type="gramStart"/>
+      <w:r>
+        <w:rPr>
+          <w:rFonts w:ascii="Courier New" w:eastAsia="Courier New" w:hAnsi="Courier New" w:cs="Courier New"/>
+          <w:color w:val="333333"/>
+        </w:rPr>
+        <w:t>/:id</w:t>
+      </w:r>
+      <w:proofErr w:type="gramEnd"/>
+      <w:r>
+        <w:rPr>
+          <w:rFonts w:ascii="Courier New" w:eastAsia="Courier New" w:hAnsi="Courier New" w:cs="Courier New"/>
+          <w:color w:val="333333"/>
+        </w:rPr>
+        <w:t>/profile</w:t>
       </w:r>
     </w:p>
     <w:p>
@@ -2261,6 +3194,7 @@
       <w:pPr>
         <w:spacing w:before="220" w:after="80"/>
       </w:pPr>
+      <w:proofErr w:type="spellStart"/>
       <w:r>
         <w:rPr>
           <w:b/>
@@ -2269,7 +3203,18 @@
           <w:sz w:val="23"/>
           <w:szCs w:val="23"/>
         </w:rPr>
-        <w:t>Endpoint 7 — Suppression en cascade</w:t>
+        <w:t>Endpoint</w:t>
+      </w:r>
+      <w:proofErr w:type="spellEnd"/>
+      <w:r>
+        <w:rPr>
+          <w:b/>
+          <w:bCs/>
+          <w:color w:val="2E5FA3"/>
+          <w:sz w:val="23"/>
+          <w:szCs w:val="23"/>
+        </w:rPr>
+        <w:t xml:space="preserve"> 7 — Suppression en cascade</w:t>
       </w:r>
     </w:p>
     <w:p>
@@ -2283,11 +3228,97 @@
       <w:r>
         <w:t xml:space="preserve">Supprime un cours et toutes ses données associées : leçons, avis et inscriptions annulées. </w:t>
       </w:r>
-      <w:r>
-        <w:rPr>
-          <w:lang w:val="en-US"/>
-        </w:rPr>
-        <w:t>Enchaîne deleteOne, deleteMany et updateMany. Statut : 200 OK.</w:t>
+      <w:proofErr w:type="spellStart"/>
+      <w:r>
+        <w:rPr>
+          <w:lang w:val="en-US"/>
+        </w:rPr>
+        <w:t>Enchaîne</w:t>
+      </w:r>
+      <w:proofErr w:type="spellEnd"/>
+      <w:r>
+        <w:rPr>
+          <w:lang w:val="en-US"/>
+        </w:rPr>
+        <w:t xml:space="preserve"> </w:t>
+      </w:r>
+      <w:proofErr w:type="spellStart"/>
+      <w:r>
+        <w:rPr>
+          <w:lang w:val="en-US"/>
+        </w:rPr>
+        <w:t>deleteOne</w:t>
+      </w:r>
+      <w:proofErr w:type="spellEnd"/>
+      <w:r>
+        <w:rPr>
+          <w:lang w:val="en-US"/>
+        </w:rPr>
+        <w:t xml:space="preserve">, </w:t>
+      </w:r>
+      <w:proofErr w:type="spellStart"/>
+      <w:r>
+        <w:rPr>
+          <w:lang w:val="en-US"/>
+        </w:rPr>
+        <w:t>deleteMany</w:t>
+      </w:r>
+      <w:proofErr w:type="spellEnd"/>
+      <w:r>
+        <w:rPr>
+          <w:lang w:val="en-US"/>
+        </w:rPr>
+        <w:t xml:space="preserve"> </w:t>
+      </w:r>
+      <w:proofErr w:type="gramStart"/>
+      <w:r>
+        <w:rPr>
+          <w:lang w:val="en-US"/>
+        </w:rPr>
+        <w:t>et</w:t>
+      </w:r>
+      <w:proofErr w:type="gramEnd"/>
+      <w:r>
+        <w:rPr>
+          <w:lang w:val="en-US"/>
+        </w:rPr>
+        <w:t xml:space="preserve"> </w:t>
+      </w:r>
+      <w:proofErr w:type="spellStart"/>
+      <w:r>
+        <w:rPr>
+          <w:lang w:val="en-US"/>
+        </w:rPr>
+        <w:t>updateMany</w:t>
+      </w:r>
+      <w:proofErr w:type="spellEnd"/>
+      <w:r>
+        <w:rPr>
+          <w:lang w:val="en-US"/>
+        </w:rPr>
+        <w:t xml:space="preserve">. </w:t>
+      </w:r>
+      <w:proofErr w:type="spellStart"/>
+      <w:proofErr w:type="gramStart"/>
+      <w:r>
+        <w:rPr>
+          <w:lang w:val="en-US"/>
+        </w:rPr>
+        <w:t>Statut</w:t>
+      </w:r>
+      <w:proofErr w:type="spellEnd"/>
+      <w:r>
+        <w:rPr>
+          <w:lang w:val="en-US"/>
+        </w:rPr>
+        <w:t xml:space="preserve"> :</w:t>
+      </w:r>
+      <w:proofErr w:type="gramEnd"/>
+      <w:r>
+        <w:rPr>
+          <w:lang w:val="en-US"/>
+        </w:rPr>
+        <w:t xml:space="preserve"> 200 OK.</w:t>
       </w:r>
     </w:p>
     <w:p>
@@ -2314,8 +3345,36 @@
           <w:color w:val="333333"/>
           <w:lang w:val="en-US"/>
         </w:rPr>
-        <w:t>/api/courses/:id</w:t>
-      </w:r>
+        <w:t>/</w:t>
+      </w:r>
+      <w:proofErr w:type="spellStart"/>
+      <w:r>
+        <w:rPr>
+          <w:rFonts w:ascii="Courier New" w:eastAsia="Courier New" w:hAnsi="Courier New" w:cs="Courier New"/>
+          <w:color w:val="333333"/>
+          <w:lang w:val="en-US"/>
+        </w:rPr>
+        <w:t>api</w:t>
+      </w:r>
+      <w:proofErr w:type="spellEnd"/>
+      <w:r>
+        <w:rPr>
+          <w:rFonts w:ascii="Courier New" w:eastAsia="Courier New" w:hAnsi="Courier New" w:cs="Courier New"/>
+          <w:color w:val="333333"/>
+          <w:lang w:val="en-US"/>
+        </w:rPr>
+        <w:t>/courses/</w:t>
+      </w:r>
+      <w:proofErr w:type="gramStart"/>
+      <w:r>
+        <w:rPr>
+          <w:rFonts w:ascii="Courier New" w:eastAsia="Courier New" w:hAnsi="Courier New" w:cs="Courier New"/>
+          <w:color w:val="333333"/>
+          <w:lang w:val="en-US"/>
+        </w:rPr>
+        <w:t>:id</w:t>
+      </w:r>
+      <w:proofErr w:type="gramEnd"/>
     </w:p>
     <w:p>
       <w:pPr>
@@ -2419,13 +3478,30 @@
         <w:jc w:val="both"/>
       </w:pPr>
       <w:r>
-        <w:t>Cette partie implémente 5 endpoints complexes qui orchestrent plusieurs opérations MongoDB en séquence avec des validations croisées entre collections pour garantir la cohérence des données.</w:t>
+        <w:t xml:space="preserve">Cette partie implémente 5 </w:t>
+      </w:r>
+      <w:proofErr w:type="spellStart"/>
+      <w:r>
+        <w:t>endpoints</w:t>
+      </w:r>
+      <w:proofErr w:type="spellEnd"/>
+      <w:r>
+        <w:t xml:space="preserve"> complexes qui orchestrent plusieurs opérations </w:t>
+      </w:r>
+      <w:proofErr w:type="spellStart"/>
+      <w:r>
+        <w:t>MongoDB</w:t>
+      </w:r>
+      <w:proofErr w:type="spellEnd"/>
+      <w:r>
+        <w:t xml:space="preserve"> en séquence avec des validations croisées entre collections pour garantir la cohérence des données.</w:t>
       </w:r>
     </w:p>
     <w:p>
       <w:pPr>
         <w:spacing w:before="220" w:after="80"/>
       </w:pPr>
+      <w:proofErr w:type="spellStart"/>
       <w:r>
         <w:rPr>
           <w:b/>
@@ -2434,7 +3510,18 @@
           <w:sz w:val="23"/>
           <w:szCs w:val="23"/>
         </w:rPr>
-        <w:t>Endpoint 1 — Inscription à un cours</w:t>
+        <w:t>Endpoint</w:t>
+      </w:r>
+      <w:proofErr w:type="spellEnd"/>
+      <w:r>
+        <w:rPr>
+          <w:b/>
+          <w:bCs/>
+          <w:color w:val="2E5FA3"/>
+          <w:sz w:val="23"/>
+          <w:szCs w:val="23"/>
+        </w:rPr>
+        <w:t xml:space="preserve"> 1 — Inscription à un cours</w:t>
       </w:r>
     </w:p>
     <w:p>
@@ -2443,7 +3530,23 @@
         <w:jc w:val="both"/>
       </w:pPr>
       <w:r>
-        <w:t>Vérifie l'existence de l'étudiant et du cours, contrôle l'absence de doublon, crée l'inscription et incrémente les compteurs via $inc. Six opérations MongoDB enchaînées. Statut : 201 CREATED.</w:t>
+        <w:t>Vérifie l'existence de l'étudiant et du cours, contrôle l'absence de doublon, crée l'inscription et incrémente les compteurs via $</w:t>
+      </w:r>
+      <w:proofErr w:type="spellStart"/>
+      <w:r>
+        <w:t>inc.</w:t>
+      </w:r>
+      <w:proofErr w:type="spellEnd"/>
+      <w:r>
+        <w:t xml:space="preserve"> Six opérations </w:t>
+      </w:r>
+      <w:proofErr w:type="spellStart"/>
+      <w:r>
+        <w:t>MongoDB</w:t>
+      </w:r>
+      <w:proofErr w:type="spellEnd"/>
+      <w:r>
+        <w:t xml:space="preserve"> enchaînées. Statut : 201 CREATED.</w:t>
       </w:r>
     </w:p>
     <w:p>
@@ -2465,8 +3568,17 @@
           <w:rFonts w:ascii="Courier New" w:eastAsia="Courier New" w:hAnsi="Courier New" w:cs="Courier New"/>
           <w:color w:val="333333"/>
         </w:rPr>
-        <w:t>/api/enrollments</w:t>
-      </w:r>
+        <w:t>/api/</w:t>
+      </w:r>
+      <w:proofErr w:type="spellStart"/>
+      <w:r>
+        <w:rPr>
+          <w:rFonts w:ascii="Courier New" w:eastAsia="Courier New" w:hAnsi="Courier New" w:cs="Courier New"/>
+          <w:color w:val="333333"/>
+        </w:rPr>
+        <w:t>enrollments</w:t>
+      </w:r>
+      <w:proofErr w:type="spellEnd"/>
     </w:p>
     <w:p>
       <w:pPr>
@@ -2531,6 +3643,7 @@
       <w:pPr>
         <w:spacing w:before="220" w:after="80"/>
       </w:pPr>
+      <w:proofErr w:type="spellStart"/>
       <w:r>
         <w:rPr>
           <w:b/>
@@ -2539,7 +3652,18 @@
           <w:sz w:val="23"/>
           <w:szCs w:val="23"/>
         </w:rPr>
-        <w:t>Endpoint 2 — Soumission d'un avis</w:t>
+        <w:t>Endpoint</w:t>
+      </w:r>
+      <w:proofErr w:type="spellEnd"/>
+      <w:r>
+        <w:rPr>
+          <w:b/>
+          <w:bCs/>
+          <w:color w:val="2E5FA3"/>
+          <w:sz w:val="23"/>
+          <w:szCs w:val="23"/>
+        </w:rPr>
+        <w:t xml:space="preserve"> 2 — Soumission d'un avis</w:t>
       </w:r>
     </w:p>
     <w:p>
@@ -2548,7 +3672,15 @@
         <w:jc w:val="both"/>
       </w:pPr>
       <w:r>
-        <w:t>Vérifie que l'étudiant est inscrit, enregistre l'avis, puis recalcule automatiquement la note moyenne du cours. La réponse retourne la nouvelle moyenne (newAverage). Statut : 201 CREATED.</w:t>
+        <w:t>Vérifie que l'étudiant est inscrit, enregistre l'avis, puis recalcule automatiquement la note moyenne du cours. La réponse retourne la nouvelle moyenne (</w:t>
+      </w:r>
+      <w:proofErr w:type="spellStart"/>
+      <w:r>
+        <w:t>newAverage</w:t>
+      </w:r>
+      <w:proofErr w:type="spellEnd"/>
+      <w:r>
+        <w:t>). Statut : 201 CREATED.</w:t>
       </w:r>
     </w:p>
     <w:p>
@@ -2570,8 +3702,17 @@
           <w:rFonts w:ascii="Courier New" w:eastAsia="Courier New" w:hAnsi="Courier New" w:cs="Courier New"/>
           <w:color w:val="333333"/>
         </w:rPr>
-        <w:t>/api/reviews</w:t>
-      </w:r>
+        <w:t>/api/</w:t>
+      </w:r>
+      <w:proofErr w:type="spellStart"/>
+      <w:r>
+        <w:rPr>
+          <w:rFonts w:ascii="Courier New" w:eastAsia="Courier New" w:hAnsi="Courier New" w:cs="Courier New"/>
+          <w:color w:val="333333"/>
+        </w:rPr>
+        <w:t>reviews</w:t>
+      </w:r>
+      <w:proofErr w:type="spellEnd"/>
     </w:p>
     <w:p>
       <w:pPr>
@@ -2642,6 +3783,7 @@
       <w:pPr>
         <w:spacing w:before="220" w:after="80"/>
       </w:pPr>
+      <w:proofErr w:type="spellStart"/>
       <w:r>
         <w:rPr>
           <w:b/>
@@ -2650,7 +3792,18 @@
           <w:sz w:val="23"/>
           <w:szCs w:val="23"/>
         </w:rPr>
-        <w:t>Endpoint 3 — Progression dans un cours</w:t>
+        <w:t>Endpoint</w:t>
+      </w:r>
+      <w:proofErr w:type="spellEnd"/>
+      <w:r>
+        <w:rPr>
+          <w:b/>
+          <w:bCs/>
+          <w:color w:val="2E5FA3"/>
+          <w:sz w:val="23"/>
+          <w:szCs w:val="23"/>
+        </w:rPr>
+        <w:t xml:space="preserve"> 3 — Progression dans un cours</w:t>
       </w:r>
     </w:p>
     <w:p>
@@ -2659,7 +3812,15 @@
         <w:jc w:val="both"/>
       </w:pPr>
       <w:r>
-        <w:t>Marque une leçon comme complétée via $push et recalcule le pourcentage de progression via $set. Si 100% est atteint, le statut passe automatiquement à completed. Statut : 200 OK.</w:t>
+        <w:t xml:space="preserve">Marque une leçon comme complétée via $push et recalcule le pourcentage de progression via $set. Si 100% est atteint, le statut passe automatiquement à </w:t>
+      </w:r>
+      <w:proofErr w:type="spellStart"/>
+      <w:r>
+        <w:t>completed</w:t>
+      </w:r>
+      <w:proofErr w:type="spellEnd"/>
+      <w:r>
+        <w:t>. Statut : 200 OK.</w:t>
       </w:r>
     </w:p>
     <w:p>
@@ -2685,8 +3846,42 @@
           <w:rFonts w:ascii="Courier New" w:eastAsia="Courier New" w:hAnsi="Courier New" w:cs="Courier New"/>
           <w:color w:val="333333"/>
         </w:rPr>
-        <w:t>/api/enrollments/:id/progress</w:t>
-      </w:r>
+        <w:t>/api/</w:t>
+      </w:r>
+      <w:proofErr w:type="spellStart"/>
+      <w:r>
+        <w:rPr>
+          <w:rFonts w:ascii="Courier New" w:eastAsia="Courier New" w:hAnsi="Courier New" w:cs="Courier New"/>
+          <w:color w:val="333333"/>
+        </w:rPr>
+        <w:t>enrollments</w:t>
+      </w:r>
+      <w:proofErr w:type="spellEnd"/>
+      <w:proofErr w:type="gramStart"/>
+      <w:r>
+        <w:rPr>
+          <w:rFonts w:ascii="Courier New" w:eastAsia="Courier New" w:hAnsi="Courier New" w:cs="Courier New"/>
+          <w:color w:val="333333"/>
+        </w:rPr>
+        <w:t>/:id</w:t>
+      </w:r>
+      <w:proofErr w:type="gramEnd"/>
+      <w:r>
+        <w:rPr>
+          <w:rFonts w:ascii="Courier New" w:eastAsia="Courier New" w:hAnsi="Courier New" w:cs="Courier New"/>
+          <w:color w:val="333333"/>
+        </w:rPr>
+        <w:t>/</w:t>
+      </w:r>
+      <w:proofErr w:type="spellStart"/>
+      <w:r>
+        <w:rPr>
+          <w:rFonts w:ascii="Courier New" w:eastAsia="Courier New" w:hAnsi="Courier New" w:cs="Courier New"/>
+          <w:color w:val="333333"/>
+        </w:rPr>
+        <w:t>progress</w:t>
+      </w:r>
+      <w:proofErr w:type="spellEnd"/>
     </w:p>
     <w:p>
       <w:pPr>
@@ -2757,6 +3952,7 @@
       <w:pPr>
         <w:spacing w:before="220" w:after="80"/>
       </w:pPr>
+      <w:proofErr w:type="spellStart"/>
       <w:r>
         <w:rPr>
           <w:b/>
@@ -2765,7 +3961,18 @@
           <w:sz w:val="23"/>
           <w:szCs w:val="23"/>
         </w:rPr>
-        <w:t>Endpoint 4 — Suppression en cascade</w:t>
+        <w:t>Endpoint</w:t>
+      </w:r>
+      <w:proofErr w:type="spellEnd"/>
+      <w:r>
+        <w:rPr>
+          <w:b/>
+          <w:bCs/>
+          <w:color w:val="2E5FA3"/>
+          <w:sz w:val="23"/>
+          <w:szCs w:val="23"/>
+        </w:rPr>
+        <w:t xml:space="preserve"> 4 — Suppression en cascade</w:t>
       </w:r>
     </w:p>
     <w:p>
@@ -2774,7 +3981,31 @@
         <w:jc w:val="both"/>
       </w:pPr>
       <w:r>
-        <w:t>Suppression complète d'un cours avec détail du bilan : deletedLessons, deletedReviews et cancelledEnrollments. Statut : 200 OK.</w:t>
+        <w:t xml:space="preserve">Suppression complète d'un cours avec détail du bilan : </w:t>
+      </w:r>
+      <w:proofErr w:type="spellStart"/>
+      <w:r>
+        <w:t>deletedLessons</w:t>
+      </w:r>
+      <w:proofErr w:type="spellEnd"/>
+      <w:r>
+        <w:t xml:space="preserve">, </w:t>
+      </w:r>
+      <w:proofErr w:type="spellStart"/>
+      <w:r>
+        <w:t>deletedReviews</w:t>
+      </w:r>
+      <w:proofErr w:type="spellEnd"/>
+      <w:r>
+        <w:t xml:space="preserve"> et </w:t>
+      </w:r>
+      <w:proofErr w:type="spellStart"/>
+      <w:r>
+        <w:t>cancelledEnrollments</w:t>
+      </w:r>
+      <w:proofErr w:type="spellEnd"/>
+      <w:r>
+        <w:t>. Statut : 200 OK.</w:t>
       </w:r>
     </w:p>
     <w:p>
@@ -2797,8 +4028,17 @@
           <w:rFonts w:ascii="Courier New" w:eastAsia="Courier New" w:hAnsi="Courier New" w:cs="Courier New"/>
           <w:color w:val="333333"/>
         </w:rPr>
-        <w:t>/api/courses/:id</w:t>
-      </w:r>
+        <w:t>/api/courses</w:t>
+      </w:r>
+      <w:proofErr w:type="gramStart"/>
+      <w:r>
+        <w:rPr>
+          <w:rFonts w:ascii="Courier New" w:eastAsia="Courier New" w:hAnsi="Courier New" w:cs="Courier New"/>
+          <w:color w:val="333333"/>
+        </w:rPr>
+        <w:t>/:id</w:t>
+      </w:r>
+      <w:proofErr w:type="gramEnd"/>
     </w:p>
     <w:p>
       <w:pPr>
@@ -2863,6 +4103,7 @@
       <w:pPr>
         <w:spacing w:before="220" w:after="80"/>
       </w:pPr>
+      <w:proofErr w:type="spellStart"/>
       <w:r>
         <w:rPr>
           <w:b/>
@@ -2871,7 +4112,18 @@
           <w:sz w:val="23"/>
           <w:szCs w:val="23"/>
         </w:rPr>
-        <w:t>Endpoint 5 — Dashboard utilisateur</w:t>
+        <w:t>Endpoint</w:t>
+      </w:r>
+      <w:proofErr w:type="spellEnd"/>
+      <w:r>
+        <w:rPr>
+          <w:b/>
+          <w:bCs/>
+          <w:color w:val="2E5FA3"/>
+          <w:sz w:val="23"/>
+          <w:szCs w:val="23"/>
+        </w:rPr>
+        <w:t xml:space="preserve"> 5 — Dashboard utilisateur</w:t>
       </w:r>
     </w:p>
     <w:p>
@@ -2902,8 +4154,42 @@
           <w:rFonts w:ascii="Courier New" w:eastAsia="Courier New" w:hAnsi="Courier New" w:cs="Courier New"/>
           <w:color w:val="333333"/>
         </w:rPr>
-        <w:t>/api/users/:id/dashboard</w:t>
-      </w:r>
+        <w:t>/api/</w:t>
+      </w:r>
+      <w:proofErr w:type="spellStart"/>
+      <w:r>
+        <w:rPr>
+          <w:rFonts w:ascii="Courier New" w:eastAsia="Courier New" w:hAnsi="Courier New" w:cs="Courier New"/>
+          <w:color w:val="333333"/>
+        </w:rPr>
+        <w:t>users</w:t>
+      </w:r>
+      <w:proofErr w:type="spellEnd"/>
+      <w:proofErr w:type="gramStart"/>
+      <w:r>
+        <w:rPr>
+          <w:rFonts w:ascii="Courier New" w:eastAsia="Courier New" w:hAnsi="Courier New" w:cs="Courier New"/>
+          <w:color w:val="333333"/>
+        </w:rPr>
+        <w:t>/:id</w:t>
+      </w:r>
+      <w:proofErr w:type="gramEnd"/>
+      <w:r>
+        <w:rPr>
+          <w:rFonts w:ascii="Courier New" w:eastAsia="Courier New" w:hAnsi="Courier New" w:cs="Courier New"/>
+          <w:color w:val="333333"/>
+        </w:rPr>
+        <w:t>/</w:t>
+      </w:r>
+      <w:proofErr w:type="spellStart"/>
+      <w:r>
+        <w:rPr>
+          <w:rFonts w:ascii="Courier New" w:eastAsia="Courier New" w:hAnsi="Courier New" w:cs="Courier New"/>
+          <w:color w:val="333333"/>
+        </w:rPr>
+        <w:t>dashboard</w:t>
+      </w:r>
+      <w:proofErr w:type="spellEnd"/>
     </w:p>
     <w:p>
       <w:pPr>
@@ -3041,7 +4327,23 @@
         <w:jc w:val="both"/>
       </w:pPr>
       <w:r>
-        <w:t>Recherche un mot-clé dans les titres, descriptions et tags des cours via l'opérateur $regex combiné avec $or. Insensible à la casse grâce à l'option $options: 'i'.</w:t>
+        <w:t>Recherche un mot-clé dans les titres, descriptions et tags des cours via l'opérateur $</w:t>
+      </w:r>
+      <w:proofErr w:type="spellStart"/>
+      <w:r>
+        <w:t>regex</w:t>
+      </w:r>
+      <w:proofErr w:type="spellEnd"/>
+      <w:r>
+        <w:t xml:space="preserve"> combiné avec $or. Insensible à la casse grâce à l'option $</w:t>
+      </w:r>
+      <w:proofErr w:type="gramStart"/>
+      <w:r>
+        <w:t>options:</w:t>
+      </w:r>
+      <w:proofErr w:type="gramEnd"/>
+      <w:r>
+        <w:t xml:space="preserve"> 'i'.</w:t>
       </w:r>
     </w:p>
     <w:p>
@@ -3063,14 +4365,49 @@
           <w:rFonts w:ascii="Courier New" w:eastAsia="Courier New" w:hAnsi="Courier New" w:cs="Courier New"/>
           <w:color w:val="333333"/>
         </w:rPr>
-        <w:t>/api/courses/search?q=mongodb</w:t>
-      </w:r>
+        <w:t>/api/courses/</w:t>
+      </w:r>
+      <w:proofErr w:type="spellStart"/>
+      <w:r>
+        <w:rPr>
+          <w:rFonts w:ascii="Courier New" w:eastAsia="Courier New" w:hAnsi="Courier New" w:cs="Courier New"/>
+          <w:color w:val="333333"/>
+        </w:rPr>
+        <w:t>search</w:t>
+      </w:r>
+      <w:proofErr w:type="gramStart"/>
+      <w:r>
+        <w:rPr>
+          <w:rFonts w:ascii="Courier New" w:eastAsia="Courier New" w:hAnsi="Courier New" w:cs="Courier New"/>
+          <w:color w:val="333333"/>
+        </w:rPr>
+        <w:t>?q</w:t>
+      </w:r>
+      <w:proofErr w:type="spellEnd"/>
+      <w:proofErr w:type="gramEnd"/>
+      <w:r>
+        <w:rPr>
+          <w:rFonts w:ascii="Courier New" w:eastAsia="Courier New" w:hAnsi="Courier New" w:cs="Courier New"/>
+          <w:color w:val="333333"/>
+        </w:rPr>
+        <w:t>=</w:t>
+      </w:r>
+      <w:proofErr w:type="spellStart"/>
+      <w:r>
+        <w:rPr>
+          <w:rFonts w:ascii="Courier New" w:eastAsia="Courier New" w:hAnsi="Courier New" w:cs="Courier New"/>
+          <w:color w:val="333333"/>
+        </w:rPr>
+        <w:t>mongodb</w:t>
+      </w:r>
+      <w:proofErr w:type="spellEnd"/>
     </w:p>
     <w:p>
       <w:pPr>
         <w:spacing w:before="120" w:after="240"/>
         <w:jc w:val="center"/>
       </w:pPr>
+      <w:bookmarkStart w:id="0" w:name="_GoBack"/>
       <w:r>
         <w:rPr>
           <w:noProof/>
@@ -3124,6 +4461,7 @@
           </wp:inline>
         </w:drawing>
       </w:r>
+      <w:bookmarkEnd w:id="0"/>
     </w:p>
     <w:p>
       <w:pPr>
@@ -3146,7 +4484,20 @@
         <w:jc w:val="both"/>
       </w:pPr>
       <w:r>
-        <w:t>Retourne en temps réel le total des documents de chaque collection via countDocuments(). Utile pour un tableau de bord d'administration de la plateforme.</w:t>
+        <w:t xml:space="preserve">Retourne en temps réel le total des documents de chaque collection via </w:t>
+      </w:r>
+      <w:proofErr w:type="spellStart"/>
+      <w:proofErr w:type="gramStart"/>
+      <w:r>
+        <w:t>countDocuments</w:t>
+      </w:r>
+      <w:proofErr w:type="spellEnd"/>
+      <w:r>
+        <w:t>(</w:t>
+      </w:r>
+      <w:proofErr w:type="gramEnd"/>
+      <w:r>
+        <w:t>). Utile pour un tableau de bord d'administration de la plateforme.</w:t>
       </w:r>
     </w:p>
     <w:p>
@@ -3168,8 +4519,17 @@
           <w:rFonts w:ascii="Courier New" w:eastAsia="Courier New" w:hAnsi="Courier New" w:cs="Courier New"/>
           <w:color w:val="333333"/>
         </w:rPr>
-        <w:t>/api/stats</w:t>
-      </w:r>
+        <w:t>/api/</w:t>
+      </w:r>
+      <w:proofErr w:type="spellStart"/>
+      <w:r>
+        <w:rPr>
+          <w:rFonts w:ascii="Courier New" w:eastAsia="Courier New" w:hAnsi="Courier New" w:cs="Courier New"/>
+          <w:color w:val="333333"/>
+        </w:rPr>
+        <w:t>stats</w:t>
+      </w:r>
+      <w:proofErr w:type="spellEnd"/>
     </w:p>
     <w:p>
       <w:pPr>
@@ -3252,7 +4612,20 @@
         <w:jc w:val="both"/>
       </w:pPr>
       <w:r>
-        <w:t xml:space="preserve">Exporte l'intégralité de la base de données en JSON via find() sans filtre sur les 5 collections. </w:t>
+        <w:t xml:space="preserve">Exporte l'intégralité de la base de données en JSON via </w:t>
+      </w:r>
+      <w:proofErr w:type="spellStart"/>
+      <w:proofErr w:type="gramStart"/>
+      <w:r>
+        <w:t>find</w:t>
+      </w:r>
+      <w:proofErr w:type="spellEnd"/>
+      <w:r>
+        <w:t>(</w:t>
+      </w:r>
+      <w:proofErr w:type="gramEnd"/>
+      <w:r>
+        <w:t xml:space="preserve">) sans filtre sur les 5 collections. </w:t>
       </w:r>
       <w:r>
         <w:t>La réponse contient l’ensemble des documents de la base au format JSON.</w:t>
@@ -3351,7 +4724,29 @@
           <w:sz w:val="26"/>
           <w:szCs w:val="26"/>
         </w:rPr>
-        <w:t>Bonus Frontend HTML</w:t>
+        <w:t xml:space="preserve">Bonus </w:t>
+      </w:r>
+      <w:proofErr w:type="spellStart"/>
+      <w:r>
+        <w:rPr>
+          <w:b/>
+          <w:bCs/>
+          <w:color w:val="1B2A4A"/>
+          <w:sz w:val="26"/>
+          <w:szCs w:val="26"/>
+        </w:rPr>
+        <w:t>Frontend</w:t>
+      </w:r>
+      <w:proofErr w:type="spellEnd"/>
+      <w:r>
+        <w:rPr>
+          <w:b/>
+          <w:bCs/>
+          <w:color w:val="1B2A4A"/>
+          <w:sz w:val="26"/>
+          <w:szCs w:val="26"/>
+        </w:rPr>
+        <w:t xml:space="preserve"> HTML</w:t>
       </w:r>
     </w:p>
     <w:p>
@@ -3360,7 +4755,28 @@
         <w:jc w:val="both"/>
       </w:pPr>
       <w:r>
-        <w:t>Interface web développée en HTML5, CSS3 et JavaScript Vanilla. Le CSS est intégré directement dans les fichiers HTML. Le JavaScript utilise fetch() pour appeler l'API et met à jour le DOM dynamiquement.</w:t>
+        <w:t xml:space="preserve">Interface web développée en HTML5, CSS3 et JavaScript </w:t>
+      </w:r>
+      <w:proofErr w:type="spellStart"/>
+      <w:r>
+        <w:t>Vanilla</w:t>
+      </w:r>
+      <w:proofErr w:type="spellEnd"/>
+      <w:r>
+        <w:t xml:space="preserve">. Le CSS est intégré directement dans les fichiers HTML. Le JavaScript utilise </w:t>
+      </w:r>
+      <w:proofErr w:type="spellStart"/>
+      <w:proofErr w:type="gramStart"/>
+      <w:r>
+        <w:t>fetch</w:t>
+      </w:r>
+      <w:proofErr w:type="spellEnd"/>
+      <w:r>
+        <w:t>(</w:t>
+      </w:r>
+      <w:proofErr w:type="gramEnd"/>
+      <w:r>
+        <w:t>) pour appeler l'API et met à jour le DOM dynamiquement.</w:t>
       </w:r>
     </w:p>
     <w:p>
@@ -3530,7 +4946,23 @@
         <w:jc w:val="both"/>
       </w:pPr>
       <w:r>
-        <w:t>Le projet LearnHub a été réalisé avec succès en couvrant l'ensemble des cinq parties demandées. La base de données MongoDB a été modélisée avec 5 collections et peuplée de données réalistes via seed.mongosh.js.</w:t>
+        <w:t xml:space="preserve">Le projet </w:t>
+      </w:r>
+      <w:proofErr w:type="spellStart"/>
+      <w:r>
+        <w:t>LearnHub</w:t>
+      </w:r>
+      <w:proofErr w:type="spellEnd"/>
+      <w:r>
+        <w:t xml:space="preserve"> a été réalisé avec succès en couvrant l'ensemble des cinq parties demandées. La base de données </w:t>
+      </w:r>
+      <w:proofErr w:type="spellStart"/>
+      <w:r>
+        <w:t>MongoDB</w:t>
+      </w:r>
+      <w:proofErr w:type="spellEnd"/>
+      <w:r>
+        <w:t xml:space="preserve"> a été modélisée avec 5 collections et peuplée de données réalistes via seed.mongosh.js.</w:t>
       </w:r>
     </w:p>
     <w:p>
@@ -3539,7 +4971,29 @@
         <w:jc w:val="both"/>
       </w:pPr>
       <w:r>
-        <w:t>Les 30 requêtes MongoDB de queries.mongosh.js démontrent la maîtrise des opérateurs CRUD et avancés. L'API REST expose plus de 20 endpoints fonctionnels testés dans Postman, et la logique métier garantit l'intégrité des données grâce aux validations croisées et aux opérations en cascade.</w:t>
+        <w:t xml:space="preserve">Les 30 requêtes </w:t>
+      </w:r>
+      <w:proofErr w:type="spellStart"/>
+      <w:r>
+        <w:t>MongoDB</w:t>
+      </w:r>
+      <w:proofErr w:type="spellEnd"/>
+      <w:r>
+        <w:t xml:space="preserve"> de queries.mongosh.js démontrent la maîtrise des opérateurs CRUD et avancé</w:t>
+      </w:r>
+      <w:r>
+        <w:t xml:space="preserve">s. L'API REST expose des </w:t>
+      </w:r>
+      <w:r>
+        <w:t xml:space="preserve">endpoints fonctionnels testés dans </w:t>
+      </w:r>
+      <w:proofErr w:type="spellStart"/>
+      <w:r>
+        <w:t>Postman</w:t>
+      </w:r>
+      <w:proofErr w:type="spellEnd"/>
+      <w:r>
+        <w:t>, et la logique métier garantit l'intégrité des données grâce aux validations croisées et aux opérations en cascade.</w:t>
       </w:r>
     </w:p>
     <w:p>
@@ -3548,7 +5002,31 @@
         <w:jc w:val="both"/>
       </w:pPr>
       <w:r>
-        <w:t>Les fonctionnalités bonus et le frontend HTML connecté à l'API complètent le projet et démontrent une maîtrise solide de MongoDB et de Python Flask.</w:t>
+        <w:t xml:space="preserve">Les fonctionnalités bonus et le </w:t>
+      </w:r>
+      <w:proofErr w:type="spellStart"/>
+      <w:r>
+        <w:t>frontend</w:t>
+      </w:r>
+      <w:proofErr w:type="spellEnd"/>
+      <w:r>
+        <w:t xml:space="preserve"> HTML connecté à l'API complètent le projet et démontrent une maîtrise solide de </w:t>
+      </w:r>
+      <w:proofErr w:type="spellStart"/>
+      <w:r>
+        <w:t>MongoDB</w:t>
+      </w:r>
+      <w:proofErr w:type="spellEnd"/>
+      <w:r>
+        <w:t xml:space="preserve"> et de Python </w:t>
+      </w:r>
+      <w:proofErr w:type="spellStart"/>
+      <w:r>
+        <w:t>Flask</w:t>
+      </w:r>
+      <w:proofErr w:type="spellEnd"/>
+      <w:r>
+        <w:t>.</w:t>
       </w:r>
     </w:p>
     <w:p>
@@ -3565,10 +5043,7 @@
         <w:spacing w:before="300"/>
       </w:pPr>
     </w:p>
-    <w:p>
-      <w:bookmarkStart w:id="0" w:name="_GoBack"/>
-      <w:bookmarkEnd w:id="0"/>
-    </w:p>
+    <w:p/>
     <w:sectPr>
       <w:pgSz w:w="11906" w:h="16838"/>
       <w:pgMar w:top="1417" w:right="1417" w:bottom="1417" w:left="1417" w:header="708" w:footer="708" w:gutter="0"/>
